--- a/05-数字电路/01-组合逻辑电路/数值比较器电路/数值比较器电路.docx
+++ b/05-数字电路/01-组合逻辑电路/数值比较器电路/数值比较器电路.docx
@@ -2972,6 +2972,20 @@
     </w:p>
     <w:bookmarkEnd w:id="26"/>
     <w:bookmarkEnd w:id="27"/>
+    <w:p>
+      <w:pPr>
+        <w:spacing w:before="360"/>
+        <w:jc w:val="center"/>
+      </w:pPr>
+      <w:r>
+        <w:rPr>
+          <w:rFonts w:ascii="Times New Roman" w:hAnsi="Times New Roman"/>
+          <w:color w:val="555555"/>
+          <w:sz w:val="21"/>
+        </w:rPr>
+        <w:t>材料收集者：杜文杰</w:t>
+      </w:r>
+    </w:p>
     <w:sectPr>
       <w:headerReference r:id="rId9" w:type="default"/>
       <w:footerReference r:id="rId10" w:type="default"/>

--- a/05-数字电路/01-组合逻辑电路/数值比较器电路/数值比较器电路.docx
+++ b/05-数字电路/01-组合逻辑电路/数值比较器电路/数值比较器电路.docx
@@ -1,6 +1,6 @@
 
 <file path=word/document.xml><?xml version="1.0" encoding="utf-8"?>
-<w:document xmlns:w="http://schemas.openxmlformats.org/wordprocessingml/2006/main" xmlns:m="http://schemas.openxmlformats.org/officeDocument/2006/math" xmlns:r="http://schemas.openxmlformats.org/officeDocument/2006/relationships" xmlns:o="urn:schemas-microsoft-com:office:office" xmlns:v="urn:schemas-microsoft-com:vml" xmlns:w10="urn:schemas-microsoft-com:office:word" xmlns:a="http://schemas.openxmlformats.org/drawingml/2006/main" xmlns:pic="http://schemas.openxmlformats.org/drawingml/2006/picture" xmlns:wp="http://schemas.openxmlformats.org/drawingml/2006/wordprocessingDrawing">
+<w:document xmlns:m="http://schemas.openxmlformats.org/officeDocument/2006/math" xmlns:r="http://schemas.openxmlformats.org/officeDocument/2006/relationships" xmlns:w="http://schemas.openxmlformats.org/wordprocessingml/2006/main" xmlns:o="urn:schemas-microsoft-com:office:office" xmlns:v="urn:schemas-microsoft-com:vml" xmlns:w10="urn:schemas-microsoft-com:office:word" xmlns:a="http://schemas.openxmlformats.org/drawingml/2006/main" xmlns:pic="http://schemas.openxmlformats.org/drawingml/2006/picture" xmlns:wp="http://schemas.openxmlformats.org/drawingml/2006/wordprocessingDrawing">
   <w:body>
     <w:bookmarkStart w:id="27" w:name="数值比较器电路"/>
     <w:p>
@@ -9,7 +9,7 @@
       </w:pPr>
       <w:r>
         <w:rPr>
-          <w:rFonts w:hint="eastAsia"/>
+          <w:rFonts w:hint="eastAsia" w:eastAsia="黑体"/>
         </w:rPr>
         <w:t xml:space="preserve">数值比较器电路</w:t>
       </w:r>
@@ -21,7 +21,7 @@
       </w:pPr>
       <w:r>
         <w:rPr>
-          <w:rFonts w:hint="eastAsia"/>
+          <w:rFonts w:hint="eastAsia" w:eastAsia="黑体"/>
         </w:rPr>
         <w:t xml:space="preserve">拓扑描述</w:t>
       </w:r>
@@ -32,13 +32,13 @@
       </w:pPr>
       <w:r>
         <w:rPr>
-          <w:rFonts w:hint="eastAsia"/>
+          <w:rFonts w:hint="eastAsia" w:eastAsia="黑体"/>
         </w:rPr>
         <w:t xml:space="preserve">由</w:t>
       </w:r>
       <w:r>
         <w:rPr>
-          <w:rFonts w:hint="eastAsia"/>
+          <w:rFonts w:hint="eastAsia" w:eastAsia="黑体"/>
           <w:b/>
           <w:bCs/>
         </w:rPr>
@@ -46,17 +46,21 @@
       </w:r>
       <w:r>
         <w:rPr>
+          <w:rFonts w:eastAsia="黑体"/>
           <w:b/>
           <w:bCs/>
         </w:rPr>
         <w:t xml:space="preserve"> N1、N2</w:t>
       </w:r>
       <w:r>
+        <w:rPr>
+          <w:rFonts w:eastAsia="黑体"/>
+        </w:rPr>
         <w:t xml:space="preserve">、</w:t>
       </w:r>
       <w:r>
         <w:rPr>
-          <w:rFonts w:hint="eastAsia"/>
+          <w:rFonts w:hint="eastAsia" w:eastAsia="黑体"/>
           <w:b/>
           <w:bCs/>
         </w:rPr>
@@ -64,17 +68,21 @@
       </w:r>
       <w:r>
         <w:rPr>
+          <w:rFonts w:eastAsia="黑体"/>
           <w:b/>
           <w:bCs/>
         </w:rPr>
         <w:t xml:space="preserve"> X1</w:t>
       </w:r>
       <w:r>
+        <w:rPr>
+          <w:rFonts w:eastAsia="黑体"/>
+        </w:rPr>
         <w:t xml:space="preserve">、</w:t>
       </w:r>
       <w:r>
         <w:rPr>
-          <w:rFonts w:hint="eastAsia"/>
+          <w:rFonts w:hint="eastAsia" w:eastAsia="黑体"/>
           <w:b/>
           <w:bCs/>
         </w:rPr>
@@ -82,23 +90,27 @@
       </w:r>
       <w:r>
         <w:rPr>
+          <w:rFonts w:eastAsia="黑体"/>
           <w:b/>
           <w:bCs/>
         </w:rPr>
         <w:t xml:space="preserve"> N3</w:t>
       </w:r>
       <w:r>
+        <w:rPr>
+          <w:rFonts w:eastAsia="黑体"/>
+        </w:rPr>
         <w:t xml:space="preserve"> </w:t>
       </w:r>
       <w:r>
         <w:rPr>
-          <w:rFonts w:hint="eastAsia"/>
+          <w:rFonts w:hint="eastAsia" w:eastAsia="黑体"/>
         </w:rPr>
         <w:t xml:space="preserve">与</w:t>
       </w:r>
       <w:r>
         <w:rPr>
-          <w:rFonts w:hint="eastAsia"/>
+          <w:rFonts w:hint="eastAsia" w:eastAsia="黑体"/>
           <w:b/>
           <w:bCs/>
         </w:rPr>
@@ -106,41 +118,51 @@
       </w:r>
       <w:r>
         <w:rPr>
+          <w:rFonts w:eastAsia="黑体"/>
           <w:b/>
           <w:bCs/>
         </w:rPr>
         <w:t xml:space="preserve"> G1、G2</w:t>
       </w:r>
       <w:r>
+        <w:rPr>
+          <w:rFonts w:eastAsia="黑体"/>
+        </w:rPr>
         <w:t xml:space="preserve"> </w:t>
       </w:r>
       <w:r>
         <w:rPr>
-          <w:rFonts w:hint="eastAsia"/>
+          <w:rFonts w:hint="eastAsia" w:eastAsia="黑体"/>
         </w:rPr>
         <w:t xml:space="preserve">构成一个</w:t>
       </w:r>
       <w:r>
+        <w:rPr>
+          <w:rFonts w:eastAsia="黑体"/>
+        </w:rPr>
         <w:t xml:space="preserve"> 1 </w:t>
       </w:r>
       <w:r>
         <w:rPr>
-          <w:rFonts w:hint="eastAsia"/>
+          <w:rFonts w:hint="eastAsia" w:eastAsia="黑体"/>
         </w:rPr>
         <w:t xml:space="preserve">位数值比较器。电路共有</w:t>
       </w:r>
       <w:r>
+        <w:rPr>
+          <w:rFonts w:eastAsia="黑体"/>
+        </w:rPr>
         <w:t xml:space="preserve"> 8 </w:t>
       </w:r>
       <w:r>
         <w:rPr>
-          <w:rFonts w:hint="eastAsia"/>
+          <w:rFonts w:hint="eastAsia" w:eastAsia="黑体"/>
         </w:rPr>
         <w:t xml:space="preserve">个关键节点：</w:t>
       </w:r>
       <w:r>
         <w:rPr>
-          <w:rFonts w:hint="eastAsia"/>
+          <w:rFonts w:hint="eastAsia" w:eastAsia="黑体"/>
           <w:b/>
           <w:bCs/>
         </w:rPr>
@@ -148,6 +170,7 @@
       </w:r>
       <w:r>
         <w:rPr>
+          <w:rFonts w:eastAsia="黑体"/>
           <w:b/>
           <w:bCs/>
         </w:rPr>
@@ -155,7 +178,7 @@
       </w:r>
       <w:r>
         <w:rPr>
-          <w:rFonts w:hint="eastAsia"/>
+          <w:rFonts w:hint="eastAsia" w:eastAsia="黑体"/>
           <w:b/>
           <w:bCs/>
         </w:rPr>
@@ -163,6 +186,7 @@
       </w:r>
       <w:r>
         <w:rPr>
+          <w:rFonts w:eastAsia="黑体"/>
           <w:b/>
           <w:bCs/>
         </w:rPr>
@@ -170,58 +194,73 @@
       </w:r>
       <w:r>
         <w:rPr>
-          <w:rFonts w:hint="eastAsia"/>
+          <w:rFonts w:hint="eastAsia" w:eastAsia="黑体"/>
         </w:rPr>
         <w:t xml:space="preserve">（与</w:t>
       </w:r>
       <w:r>
+        <w:rPr>
+          <w:rFonts w:eastAsia="黑体"/>
+        </w:rPr>
         <w:t xml:space="preserve"> N1 </w:t>
       </w:r>
       <w:r>
         <w:rPr>
-          <w:rFonts w:hint="eastAsia"/>
+          <w:rFonts w:hint="eastAsia" w:eastAsia="黑体"/>
         </w:rPr>
         <w:t xml:space="preserve">的输入端、G1</w:t>
       </w:r>
       <w:r>
+        <w:rPr>
+          <w:rFonts w:eastAsia="黑体"/>
+        </w:rPr>
         <w:t xml:space="preserve"> </w:t>
       </w:r>
       <w:r>
         <w:rPr>
-          <w:rFonts w:hint="eastAsia"/>
+          <w:rFonts w:hint="eastAsia" w:eastAsia="黑体"/>
         </w:rPr>
         <w:t xml:space="preserve">的</w:t>
       </w:r>
       <w:r>
+        <w:rPr>
+          <w:rFonts w:eastAsia="黑体"/>
+        </w:rPr>
         <w:t xml:space="preserve"> A </w:t>
       </w:r>
       <w:r>
         <w:rPr>
-          <w:rFonts w:hint="eastAsia"/>
+          <w:rFonts w:hint="eastAsia" w:eastAsia="黑体"/>
         </w:rPr>
         <w:t xml:space="preserve">端、X1</w:t>
       </w:r>
       <w:r>
+        <w:rPr>
+          <w:rFonts w:eastAsia="黑体"/>
+        </w:rPr>
         <w:t xml:space="preserve"> </w:t>
       </w:r>
       <w:r>
         <w:rPr>
-          <w:rFonts w:hint="eastAsia"/>
+          <w:rFonts w:hint="eastAsia" w:eastAsia="黑体"/>
         </w:rPr>
         <w:t xml:space="preserve">的</w:t>
       </w:r>
       <w:r>
+        <w:rPr>
+          <w:rFonts w:eastAsia="黑体"/>
+        </w:rPr>
         <w:t xml:space="preserve"> A </w:t>
       </w:r>
       <w:r>
         <w:rPr>
-          <w:rFonts w:hint="eastAsia"/>
+          <w:rFonts w:hint="eastAsia" w:eastAsia="黑体"/>
         </w:rPr>
         <w:t xml:space="preserve">端相连）；</w:t>
       </w:r>
       <w:r>
         <w:rPr>
-          <w:rFonts w:hint="eastAsia"/>
+          <w:rFonts w:hint="eastAsia" w:eastAsia="黑体"/>
           <w:b/>
           <w:bCs/>
         </w:rPr>
@@ -229,6 +268,7 @@
       </w:r>
       <w:r>
         <w:rPr>
+          <w:rFonts w:eastAsia="黑体"/>
           <w:b/>
           <w:bCs/>
         </w:rPr>
@@ -236,7 +276,7 @@
       </w:r>
       <w:r>
         <w:rPr>
-          <w:rFonts w:hint="eastAsia"/>
+          <w:rFonts w:hint="eastAsia" w:eastAsia="黑体"/>
           <w:b/>
           <w:bCs/>
         </w:rPr>
@@ -244,6 +284,7 @@
       </w:r>
       <w:r>
         <w:rPr>
+          <w:rFonts w:eastAsia="黑体"/>
           <w:b/>
           <w:bCs/>
         </w:rPr>
@@ -251,58 +292,73 @@
       </w:r>
       <w:r>
         <w:rPr>
-          <w:rFonts w:hint="eastAsia"/>
+          <w:rFonts w:hint="eastAsia" w:eastAsia="黑体"/>
         </w:rPr>
         <w:t xml:space="preserve">（与</w:t>
       </w:r>
       <w:r>
+        <w:rPr>
+          <w:rFonts w:eastAsia="黑体"/>
+        </w:rPr>
         <w:t xml:space="preserve"> N2 </w:t>
       </w:r>
       <w:r>
         <w:rPr>
-          <w:rFonts w:hint="eastAsia"/>
+          <w:rFonts w:hint="eastAsia" w:eastAsia="黑体"/>
         </w:rPr>
         <w:t xml:space="preserve">的输入端、G2</w:t>
       </w:r>
       <w:r>
+        <w:rPr>
+          <w:rFonts w:eastAsia="黑体"/>
+        </w:rPr>
         <w:t xml:space="preserve"> </w:t>
       </w:r>
       <w:r>
         <w:rPr>
-          <w:rFonts w:hint="eastAsia"/>
+          <w:rFonts w:hint="eastAsia" w:eastAsia="黑体"/>
         </w:rPr>
         <w:t xml:space="preserve">的</w:t>
       </w:r>
       <w:r>
+        <w:rPr>
+          <w:rFonts w:eastAsia="黑体"/>
+        </w:rPr>
         <w:t xml:space="preserve"> B </w:t>
       </w:r>
       <w:r>
         <w:rPr>
-          <w:rFonts w:hint="eastAsia"/>
+          <w:rFonts w:hint="eastAsia" w:eastAsia="黑体"/>
         </w:rPr>
         <w:t xml:space="preserve">端、X1</w:t>
       </w:r>
       <w:r>
+        <w:rPr>
+          <w:rFonts w:eastAsia="黑体"/>
+        </w:rPr>
         <w:t xml:space="preserve"> </w:t>
       </w:r>
       <w:r>
         <w:rPr>
-          <w:rFonts w:hint="eastAsia"/>
+          <w:rFonts w:hint="eastAsia" w:eastAsia="黑体"/>
         </w:rPr>
         <w:t xml:space="preserve">的</w:t>
       </w:r>
       <w:r>
+        <w:rPr>
+          <w:rFonts w:eastAsia="黑体"/>
+        </w:rPr>
         <w:t xml:space="preserve"> B </w:t>
       </w:r>
       <w:r>
         <w:rPr>
-          <w:rFonts w:hint="eastAsia"/>
+          <w:rFonts w:hint="eastAsia" w:eastAsia="黑体"/>
         </w:rPr>
         <w:t xml:space="preserve">端相连）；</w:t>
       </w:r>
       <w:r>
         <w:rPr>
-          <w:rFonts w:hint="eastAsia"/>
+          <w:rFonts w:hint="eastAsia" w:eastAsia="黑体"/>
           <w:b/>
           <w:bCs/>
         </w:rPr>
@@ -310,6 +366,7 @@
       </w:r>
       <w:r>
         <w:rPr>
+          <w:rFonts w:eastAsia="黑体"/>
           <w:b/>
           <w:bCs/>
         </w:rPr>
@@ -317,7 +374,7 @@
       </w:r>
       <w:r>
         <w:rPr>
-          <w:rFonts w:hint="eastAsia"/>
+          <w:rFonts w:hint="eastAsia" w:eastAsia="黑体"/>
           <w:b/>
           <w:bCs/>
         </w:rPr>
@@ -325,6 +382,7 @@
       </w:r>
       <w:r>
         <w:rPr>
+          <w:rFonts w:eastAsia="黑体"/>
           <w:b/>
           <w:bCs/>
         </w:rPr>
@@ -344,49 +402,61 @@
       </m:oMath>
       <w:r>
         <w:rPr>
-          <w:rFonts w:hint="eastAsia"/>
+          <w:rFonts w:hint="eastAsia" w:eastAsia="黑体"/>
         </w:rPr>
         <w:t xml:space="preserve">（N1</w:t>
       </w:r>
       <w:r>
+        <w:rPr>
+          <w:rFonts w:eastAsia="黑体"/>
+        </w:rPr>
         <w:t xml:space="preserve"> </w:t>
       </w:r>
       <w:r>
         <w:rPr>
-          <w:rFonts w:hint="eastAsia"/>
+          <w:rFonts w:hint="eastAsia" w:eastAsia="黑体"/>
         </w:rPr>
         <w:t xml:space="preserve">的输出</w:t>
       </w:r>
       <w:r>
+        <w:rPr>
+          <w:rFonts w:eastAsia="黑体"/>
+        </w:rPr>
         <w:t xml:space="preserve"> Y </w:t>
       </w:r>
       <w:r>
         <w:rPr>
-          <w:rFonts w:hint="eastAsia"/>
+          <w:rFonts w:hint="eastAsia" w:eastAsia="黑体"/>
         </w:rPr>
         <w:t xml:space="preserve">与</w:t>
       </w:r>
       <w:r>
+        <w:rPr>
+          <w:rFonts w:eastAsia="黑体"/>
+        </w:rPr>
         <w:t xml:space="preserve"> G2 </w:t>
       </w:r>
       <w:r>
         <w:rPr>
-          <w:rFonts w:hint="eastAsia"/>
+          <w:rFonts w:hint="eastAsia" w:eastAsia="黑体"/>
         </w:rPr>
         <w:t xml:space="preserve">的</w:t>
       </w:r>
       <w:r>
+        <w:rPr>
+          <w:rFonts w:eastAsia="黑体"/>
+        </w:rPr>
         <w:t xml:space="preserve"> A </w:t>
       </w:r>
       <w:r>
         <w:rPr>
-          <w:rFonts w:hint="eastAsia"/>
+          <w:rFonts w:hint="eastAsia" w:eastAsia="黑体"/>
         </w:rPr>
         <w:t xml:space="preserve">端相连）；</w:t>
       </w:r>
       <w:r>
         <w:rPr>
-          <w:rFonts w:hint="eastAsia"/>
+          <w:rFonts w:hint="eastAsia" w:eastAsia="黑体"/>
           <w:b/>
           <w:bCs/>
         </w:rPr>
@@ -394,6 +464,7 @@
       </w:r>
       <w:r>
         <w:rPr>
+          <w:rFonts w:eastAsia="黑体"/>
           <w:b/>
           <w:bCs/>
         </w:rPr>
@@ -401,7 +472,7 @@
       </w:r>
       <w:r>
         <w:rPr>
-          <w:rFonts w:hint="eastAsia"/>
+          <w:rFonts w:hint="eastAsia" w:eastAsia="黑体"/>
           <w:b/>
           <w:bCs/>
         </w:rPr>
@@ -409,6 +480,7 @@
       </w:r>
       <w:r>
         <w:rPr>
+          <w:rFonts w:eastAsia="黑体"/>
           <w:b/>
           <w:bCs/>
         </w:rPr>
@@ -428,49 +500,61 @@
       </m:oMath>
       <w:r>
         <w:rPr>
-          <w:rFonts w:hint="eastAsia"/>
+          <w:rFonts w:hint="eastAsia" w:eastAsia="黑体"/>
         </w:rPr>
         <w:t xml:space="preserve">（N2</w:t>
       </w:r>
       <w:r>
+        <w:rPr>
+          <w:rFonts w:eastAsia="黑体"/>
+        </w:rPr>
         <w:t xml:space="preserve"> </w:t>
       </w:r>
       <w:r>
         <w:rPr>
-          <w:rFonts w:hint="eastAsia"/>
+          <w:rFonts w:hint="eastAsia" w:eastAsia="黑体"/>
         </w:rPr>
         <w:t xml:space="preserve">的输出</w:t>
       </w:r>
       <w:r>
+        <w:rPr>
+          <w:rFonts w:eastAsia="黑体"/>
+        </w:rPr>
         <w:t xml:space="preserve"> Y </w:t>
       </w:r>
       <w:r>
         <w:rPr>
-          <w:rFonts w:hint="eastAsia"/>
+          <w:rFonts w:hint="eastAsia" w:eastAsia="黑体"/>
         </w:rPr>
         <w:t xml:space="preserve">与</w:t>
       </w:r>
       <w:r>
+        <w:rPr>
+          <w:rFonts w:eastAsia="黑体"/>
+        </w:rPr>
         <w:t xml:space="preserve"> G1 </w:t>
       </w:r>
       <w:r>
         <w:rPr>
-          <w:rFonts w:hint="eastAsia"/>
+          <w:rFonts w:hint="eastAsia" w:eastAsia="黑体"/>
         </w:rPr>
         <w:t xml:space="preserve">的</w:t>
       </w:r>
       <w:r>
+        <w:rPr>
+          <w:rFonts w:eastAsia="黑体"/>
+        </w:rPr>
         <w:t xml:space="preserve"> B </w:t>
       </w:r>
       <w:r>
         <w:rPr>
-          <w:rFonts w:hint="eastAsia"/>
+          <w:rFonts w:hint="eastAsia" w:eastAsia="黑体"/>
         </w:rPr>
         <w:t xml:space="preserve">端相连）；</w:t>
       </w:r>
       <w:r>
         <w:rPr>
-          <w:rFonts w:hint="eastAsia"/>
+          <w:rFonts w:hint="eastAsia" w:eastAsia="黑体"/>
           <w:b/>
           <w:bCs/>
         </w:rPr>
@@ -478,6 +562,7 @@
       </w:r>
       <w:r>
         <w:rPr>
+          <w:rFonts w:eastAsia="黑体"/>
           <w:b/>
           <w:bCs/>
         </w:rPr>
@@ -485,7 +570,7 @@
       </w:r>
       <w:r>
         <w:rPr>
-          <w:rFonts w:hint="eastAsia"/>
+          <w:rFonts w:hint="eastAsia" w:eastAsia="黑体"/>
           <w:b/>
           <w:bCs/>
         </w:rPr>
@@ -493,6 +578,7 @@
       </w:r>
       <w:r>
         <w:rPr>
+          <w:rFonts w:eastAsia="黑体"/>
           <w:b/>
           <w:bCs/>
         </w:rPr>
@@ -500,38 +586,50 @@
       </w:r>
       <w:r>
         <w:rPr>
-          <w:rFonts w:hint="eastAsia"/>
+          <w:rFonts w:hint="eastAsia" w:eastAsia="黑体"/>
         </w:rPr>
         <w:t xml:space="preserve">（X1</w:t>
       </w:r>
       <w:r>
+        <w:rPr>
+          <w:rFonts w:eastAsia="黑体"/>
+        </w:rPr>
         <w:t xml:space="preserve"> </w:t>
       </w:r>
       <w:r>
         <w:rPr>
-          <w:rFonts w:hint="eastAsia"/>
+          <w:rFonts w:hint="eastAsia" w:eastAsia="黑体"/>
         </w:rPr>
         <w:t xml:space="preserve">的输出</w:t>
       </w:r>
       <w:r>
+        <w:rPr>
+          <w:rFonts w:eastAsia="黑体"/>
+        </w:rPr>
         <w:t xml:space="preserve"> Y </w:t>
       </w:r>
       <w:r>
         <w:rPr>
-          <w:rFonts w:hint="eastAsia"/>
+          <w:rFonts w:hint="eastAsia" w:eastAsia="黑体"/>
         </w:rPr>
         <w:t xml:space="preserve">与</w:t>
       </w:r>
       <w:r>
+        <w:rPr>
+          <w:rFonts w:eastAsia="黑体"/>
+        </w:rPr>
         <w:t xml:space="preserve"> N3 </w:t>
       </w:r>
       <w:r>
         <w:rPr>
-          <w:rFonts w:hint="eastAsia"/>
+          <w:rFonts w:hint="eastAsia" w:eastAsia="黑体"/>
         </w:rPr>
         <w:t xml:space="preserve">的输入端相连，携带</w:t>
       </w:r>
       <w:r>
+        <w:rPr>
+          <w:rFonts w:eastAsia="黑体"/>
+        </w:rPr>
         <w:t xml:space="preserve"> </w:t>
       </w:r>
       <m:oMath>
@@ -550,13 +648,13 @@
       </m:oMath>
       <w:r>
         <w:rPr>
-          <w:rFonts w:hint="eastAsia"/>
+          <w:rFonts w:hint="eastAsia" w:eastAsia="黑体"/>
         </w:rPr>
         <w:t xml:space="preserve">）；</w:t>
       </w:r>
       <w:r>
         <w:rPr>
-          <w:rFonts w:hint="eastAsia"/>
+          <w:rFonts w:hint="eastAsia" w:eastAsia="黑体"/>
           <w:b/>
           <w:bCs/>
         </w:rPr>
@@ -564,6 +662,7 @@
       </w:r>
       <w:r>
         <w:rPr>
+          <w:rFonts w:eastAsia="黑体"/>
           <w:b/>
           <w:bCs/>
         </w:rPr>
@@ -571,7 +670,7 @@
       </w:r>
       <w:r>
         <w:rPr>
-          <w:rFonts w:hint="eastAsia"/>
+          <w:rFonts w:hint="eastAsia" w:eastAsia="黑体"/>
           <w:b/>
           <w:bCs/>
         </w:rPr>
@@ -579,6 +678,7 @@
       </w:r>
       <w:r>
         <w:rPr>
+          <w:rFonts w:eastAsia="黑体"/>
           <w:b/>
           <w:bCs/>
         </w:rPr>
@@ -586,29 +686,38 @@
       </w:r>
       <w:r>
         <w:rPr>
-          <w:rFonts w:hint="eastAsia"/>
+          <w:rFonts w:hint="eastAsia" w:eastAsia="黑体"/>
         </w:rPr>
         <w:t xml:space="preserve">（G1</w:t>
       </w:r>
       <w:r>
+        <w:rPr>
+          <w:rFonts w:eastAsia="黑体"/>
+        </w:rPr>
         <w:t xml:space="preserve"> </w:t>
       </w:r>
       <w:r>
         <w:rPr>
-          <w:rFonts w:hint="eastAsia"/>
+          <w:rFonts w:hint="eastAsia" w:eastAsia="黑体"/>
         </w:rPr>
         <w:t xml:space="preserve">的输出</w:t>
       </w:r>
       <w:r>
+        <w:rPr>
+          <w:rFonts w:eastAsia="黑体"/>
+        </w:rPr>
         <w:t xml:space="preserve"> Y </w:t>
       </w:r>
       <w:r>
         <w:rPr>
-          <w:rFonts w:hint="eastAsia"/>
+          <w:rFonts w:hint="eastAsia" w:eastAsia="黑体"/>
         </w:rPr>
         <w:t xml:space="preserve">作</w:t>
       </w:r>
       <w:r>
+        <w:rPr>
+          <w:rFonts w:eastAsia="黑体"/>
+        </w:rPr>
         <w:t xml:space="preserve"> </w:t>
       </w:r>
       <m:oMath>
@@ -627,13 +736,13 @@
       </m:oMath>
       <w:r>
         <w:rPr>
-          <w:rFonts w:hint="eastAsia"/>
+          <w:rFonts w:hint="eastAsia" w:eastAsia="黑体"/>
         </w:rPr>
         <w:t xml:space="preserve">）；</w:t>
       </w:r>
       <w:r>
         <w:rPr>
-          <w:rFonts w:hint="eastAsia"/>
+          <w:rFonts w:hint="eastAsia" w:eastAsia="黑体"/>
           <w:b/>
           <w:bCs/>
         </w:rPr>
@@ -641,6 +750,7 @@
       </w:r>
       <w:r>
         <w:rPr>
+          <w:rFonts w:eastAsia="黑体"/>
           <w:b/>
           <w:bCs/>
         </w:rPr>
@@ -648,7 +758,7 @@
       </w:r>
       <w:r>
         <w:rPr>
-          <w:rFonts w:hint="eastAsia"/>
+          <w:rFonts w:hint="eastAsia" w:eastAsia="黑体"/>
           <w:b/>
           <w:bCs/>
         </w:rPr>
@@ -656,6 +766,7 @@
       </w:r>
       <w:r>
         <w:rPr>
+          <w:rFonts w:eastAsia="黑体"/>
           <w:b/>
           <w:bCs/>
         </w:rPr>
@@ -663,29 +774,38 @@
       </w:r>
       <w:r>
         <w:rPr>
-          <w:rFonts w:hint="eastAsia"/>
+          <w:rFonts w:hint="eastAsia" w:eastAsia="黑体"/>
         </w:rPr>
         <w:t xml:space="preserve">（G2</w:t>
       </w:r>
       <w:r>
+        <w:rPr>
+          <w:rFonts w:eastAsia="黑体"/>
+        </w:rPr>
         <w:t xml:space="preserve"> </w:t>
       </w:r>
       <w:r>
         <w:rPr>
-          <w:rFonts w:hint="eastAsia"/>
+          <w:rFonts w:hint="eastAsia" w:eastAsia="黑体"/>
         </w:rPr>
         <w:t xml:space="preserve">的输出</w:t>
       </w:r>
       <w:r>
+        <w:rPr>
+          <w:rFonts w:eastAsia="黑体"/>
+        </w:rPr>
         <w:t xml:space="preserve"> Y </w:t>
       </w:r>
       <w:r>
         <w:rPr>
-          <w:rFonts w:hint="eastAsia"/>
+          <w:rFonts w:hint="eastAsia" w:eastAsia="黑体"/>
         </w:rPr>
         <w:t xml:space="preserve">作</w:t>
       </w:r>
       <w:r>
+        <w:rPr>
+          <w:rFonts w:eastAsia="黑体"/>
+        </w:rPr>
         <w:t xml:space="preserve"> </w:t>
       </w:r>
       <m:oMath>
@@ -704,13 +824,13 @@
       </m:oMath>
       <w:r>
         <w:rPr>
-          <w:rFonts w:hint="eastAsia"/>
+          <w:rFonts w:hint="eastAsia" w:eastAsia="黑体"/>
         </w:rPr>
         <w:t xml:space="preserve">）；</w:t>
       </w:r>
       <w:r>
         <w:rPr>
-          <w:rFonts w:hint="eastAsia"/>
+          <w:rFonts w:hint="eastAsia" w:eastAsia="黑体"/>
           <w:b/>
           <w:bCs/>
         </w:rPr>
@@ -718,6 +838,7 @@
       </w:r>
       <w:r>
         <w:rPr>
+          <w:rFonts w:eastAsia="黑体"/>
           <w:b/>
           <w:bCs/>
         </w:rPr>
@@ -725,7 +846,7 @@
       </w:r>
       <w:r>
         <w:rPr>
-          <w:rFonts w:hint="eastAsia"/>
+          <w:rFonts w:hint="eastAsia" w:eastAsia="黑体"/>
           <w:b/>
           <w:bCs/>
         </w:rPr>
@@ -733,6 +854,7 @@
       </w:r>
       <w:r>
         <w:rPr>
+          <w:rFonts w:eastAsia="黑体"/>
           <w:b/>
           <w:bCs/>
         </w:rPr>
@@ -740,29 +862,38 @@
       </w:r>
       <w:r>
         <w:rPr>
-          <w:rFonts w:hint="eastAsia"/>
+          <w:rFonts w:hint="eastAsia" w:eastAsia="黑体"/>
         </w:rPr>
         <w:t xml:space="preserve">（N3</w:t>
       </w:r>
       <w:r>
+        <w:rPr>
+          <w:rFonts w:eastAsia="黑体"/>
+        </w:rPr>
         <w:t xml:space="preserve"> </w:t>
       </w:r>
       <w:r>
         <w:rPr>
-          <w:rFonts w:hint="eastAsia"/>
+          <w:rFonts w:hint="eastAsia" w:eastAsia="黑体"/>
         </w:rPr>
         <w:t xml:space="preserve">的输出</w:t>
       </w:r>
       <w:r>
+        <w:rPr>
+          <w:rFonts w:eastAsia="黑体"/>
+        </w:rPr>
         <w:t xml:space="preserve"> Y </w:t>
       </w:r>
       <w:r>
         <w:rPr>
-          <w:rFonts w:hint="eastAsia"/>
+          <w:rFonts w:hint="eastAsia" w:eastAsia="黑体"/>
         </w:rPr>
         <w:t xml:space="preserve">作</w:t>
       </w:r>
       <w:r>
+        <w:rPr>
+          <w:rFonts w:eastAsia="黑体"/>
+        </w:rPr>
         <w:t xml:space="preserve"> </w:t>
       </w:r>
       <m:oMath>
@@ -781,7 +912,7 @@
       </m:oMath>
       <w:r>
         <w:rPr>
-          <w:rFonts w:hint="eastAsia"/>
+          <w:rFonts w:hint="eastAsia" w:eastAsia="黑体"/>
         </w:rPr>
         <w:t xml:space="preserve">）。</w:t>
       </w:r>
@@ -790,45 +921,58 @@
       <w:pPr/>
       <w:r>
         <w:rPr>
-          <w:rFonts w:hint="eastAsia"/>
+          <w:rFonts w:hint="eastAsia" w:eastAsia="黑体"/>
         </w:rPr>
         <w:t xml:space="preserve">各门管脚连接：</w:t>
       </w:r>
       <w:r>
         <w:rPr>
+          <w:rFonts w:eastAsia="黑体"/>
           <w:b/>
           <w:bCs/>
         </w:rPr>
         <w:t xml:space="preserve">N1</w:t>
       </w:r>
       <w:r>
+        <w:rPr>
+          <w:rFonts w:eastAsia="黑体"/>
+        </w:rPr>
         <w:t xml:space="preserve"> </w:t>
       </w:r>
       <w:r>
         <w:rPr>
-          <w:rFonts w:hint="eastAsia"/>
+          <w:rFonts w:hint="eastAsia" w:eastAsia="黑体"/>
         </w:rPr>
         <w:t xml:space="preserve">的输入端接节点</w:t>
       </w:r>
       <w:r>
+        <w:rPr>
+          <w:rFonts w:eastAsia="黑体"/>
+        </w:rPr>
         <w:t xml:space="preserve"> </w:t>
       </w:r>
       <w:r>
         <w:rPr>
-          <w:rFonts w:hint="eastAsia"/>
+          <w:rFonts w:hint="eastAsia" w:eastAsia="黑体"/>
         </w:rPr>
         <w:t xml:space="preserve">A、输出</w:t>
       </w:r>
       <w:r>
+        <w:rPr>
+          <w:rFonts w:eastAsia="黑体"/>
+        </w:rPr>
         <w:t xml:space="preserve"> Y </w:t>
       </w:r>
       <w:r>
         <w:rPr>
-          <w:rFonts w:hint="eastAsia"/>
+          <w:rFonts w:hint="eastAsia" w:eastAsia="黑体"/>
         </w:rPr>
         <w:t xml:space="preserve">端接中间节点</w:t>
       </w:r>
       <w:r>
+        <w:rPr>
+          <w:rFonts w:eastAsia="黑体"/>
+        </w:rPr>
         <w:t xml:space="preserve"> </w:t>
       </w:r>
       <m:oMath>
@@ -845,45 +989,58 @@
       </m:oMath>
       <w:r>
         <w:rPr>
-          <w:rFonts w:hint="eastAsia"/>
+          <w:rFonts w:hint="eastAsia" w:eastAsia="黑体"/>
         </w:rPr>
         <w:t xml:space="preserve">；</w:t>
       </w:r>
       <w:r>
         <w:rPr>
+          <w:rFonts w:eastAsia="黑体"/>
           <w:b/>
           <w:bCs/>
         </w:rPr>
         <w:t xml:space="preserve">N2</w:t>
       </w:r>
       <w:r>
+        <w:rPr>
+          <w:rFonts w:eastAsia="黑体"/>
+        </w:rPr>
         <w:t xml:space="preserve"> </w:t>
       </w:r>
       <w:r>
         <w:rPr>
-          <w:rFonts w:hint="eastAsia"/>
+          <w:rFonts w:hint="eastAsia" w:eastAsia="黑体"/>
         </w:rPr>
         <w:t xml:space="preserve">的输入端接节点</w:t>
       </w:r>
       <w:r>
+        <w:rPr>
+          <w:rFonts w:eastAsia="黑体"/>
+        </w:rPr>
         <w:t xml:space="preserve"> </w:t>
       </w:r>
       <w:r>
         <w:rPr>
-          <w:rFonts w:hint="eastAsia"/>
+          <w:rFonts w:hint="eastAsia" w:eastAsia="黑体"/>
         </w:rPr>
         <w:t xml:space="preserve">B、输出</w:t>
       </w:r>
       <w:r>
+        <w:rPr>
+          <w:rFonts w:eastAsia="黑体"/>
+        </w:rPr>
         <w:t xml:space="preserve"> Y </w:t>
       </w:r>
       <w:r>
         <w:rPr>
-          <w:rFonts w:hint="eastAsia"/>
+          <w:rFonts w:hint="eastAsia" w:eastAsia="黑体"/>
         </w:rPr>
         <w:t xml:space="preserve">端接中间节点</w:t>
       </w:r>
       <w:r>
+        <w:rPr>
+          <w:rFonts w:eastAsia="黑体"/>
+        </w:rPr>
         <w:t xml:space="preserve"> </w:t>
       </w:r>
       <m:oMath>
@@ -900,149 +1057,194 @@
       </m:oMath>
       <w:r>
         <w:rPr>
-          <w:rFonts w:hint="eastAsia"/>
+          <w:rFonts w:hint="eastAsia" w:eastAsia="黑体"/>
         </w:rPr>
         <w:t xml:space="preserve">；</w:t>
       </w:r>
       <w:r>
         <w:rPr>
+          <w:rFonts w:eastAsia="黑体"/>
           <w:b/>
           <w:bCs/>
         </w:rPr>
         <w:t xml:space="preserve">X1</w:t>
       </w:r>
       <w:r>
+        <w:rPr>
+          <w:rFonts w:eastAsia="黑体"/>
+        </w:rPr>
         <w:t xml:space="preserve"> </w:t>
       </w:r>
       <w:r>
         <w:rPr>
-          <w:rFonts w:hint="eastAsia"/>
+          <w:rFonts w:hint="eastAsia" w:eastAsia="黑体"/>
         </w:rPr>
         <w:t xml:space="preserve">的</w:t>
       </w:r>
       <w:r>
+        <w:rPr>
+          <w:rFonts w:eastAsia="黑体"/>
+        </w:rPr>
         <w:t xml:space="preserve"> A </w:t>
       </w:r>
       <w:r>
         <w:rPr>
-          <w:rFonts w:hint="eastAsia"/>
+          <w:rFonts w:hint="eastAsia" w:eastAsia="黑体"/>
         </w:rPr>
         <w:t xml:space="preserve">端接节点</w:t>
       </w:r>
       <w:r>
+        <w:rPr>
+          <w:rFonts w:eastAsia="黑体"/>
+        </w:rPr>
         <w:t xml:space="preserve"> A、B </w:t>
       </w:r>
       <w:r>
         <w:rPr>
-          <w:rFonts w:hint="eastAsia"/>
+          <w:rFonts w:hint="eastAsia" w:eastAsia="黑体"/>
         </w:rPr>
         <w:t xml:space="preserve">端接节点</w:t>
       </w:r>
       <w:r>
+        <w:rPr>
+          <w:rFonts w:eastAsia="黑体"/>
+        </w:rPr>
         <w:t xml:space="preserve"> </w:t>
       </w:r>
       <w:r>
         <w:rPr>
-          <w:rFonts w:hint="eastAsia"/>
+          <w:rFonts w:hint="eastAsia" w:eastAsia="黑体"/>
         </w:rPr>
         <w:t xml:space="preserve">B、输出</w:t>
       </w:r>
       <w:r>
+        <w:rPr>
+          <w:rFonts w:eastAsia="黑体"/>
+        </w:rPr>
         <w:t xml:space="preserve"> Y </w:t>
       </w:r>
       <w:r>
         <w:rPr>
-          <w:rFonts w:hint="eastAsia"/>
+          <w:rFonts w:hint="eastAsia" w:eastAsia="黑体"/>
         </w:rPr>
         <w:t xml:space="preserve">端接中间节点</w:t>
       </w:r>
       <w:r>
+        <w:rPr>
+          <w:rFonts w:eastAsia="黑体"/>
+        </w:rPr>
         <w:t xml:space="preserve"> </w:t>
       </w:r>
       <w:r>
         <w:rPr>
-          <w:rFonts w:hint="eastAsia"/>
+          <w:rFonts w:hint="eastAsia" w:eastAsia="黑体"/>
         </w:rPr>
         <w:t xml:space="preserve">X；</w:t>
       </w:r>
       <w:r>
         <w:rPr>
+          <w:rFonts w:eastAsia="黑体"/>
           <w:b/>
           <w:bCs/>
         </w:rPr>
         <w:t xml:space="preserve">N3</w:t>
       </w:r>
       <w:r>
+        <w:rPr>
+          <w:rFonts w:eastAsia="黑体"/>
+        </w:rPr>
         <w:t xml:space="preserve"> </w:t>
       </w:r>
       <w:r>
         <w:rPr>
-          <w:rFonts w:hint="eastAsia"/>
+          <w:rFonts w:hint="eastAsia" w:eastAsia="黑体"/>
         </w:rPr>
         <w:t xml:space="preserve">的输入端接中间节点</w:t>
       </w:r>
       <w:r>
+        <w:rPr>
+          <w:rFonts w:eastAsia="黑体"/>
+        </w:rPr>
         <w:t xml:space="preserve"> </w:t>
       </w:r>
       <w:r>
         <w:rPr>
-          <w:rFonts w:hint="eastAsia"/>
+          <w:rFonts w:hint="eastAsia" w:eastAsia="黑体"/>
         </w:rPr>
         <w:t xml:space="preserve">X、输出</w:t>
       </w:r>
       <w:r>
+        <w:rPr>
+          <w:rFonts w:eastAsia="黑体"/>
+        </w:rPr>
         <w:t xml:space="preserve"> Y </w:t>
       </w:r>
       <w:r>
         <w:rPr>
-          <w:rFonts w:hint="eastAsia"/>
+          <w:rFonts w:hint="eastAsia" w:eastAsia="黑体"/>
         </w:rPr>
         <w:t xml:space="preserve">端接输出节点</w:t>
       </w:r>
       <w:r>
+        <w:rPr>
+          <w:rFonts w:eastAsia="黑体"/>
+        </w:rPr>
         <w:t xml:space="preserve"> </w:t>
       </w:r>
       <w:r>
         <w:rPr>
-          <w:rFonts w:hint="eastAsia"/>
+          <w:rFonts w:hint="eastAsia" w:eastAsia="黑体"/>
         </w:rPr>
         <w:t xml:space="preserve">E；</w:t>
       </w:r>
       <w:r>
         <w:rPr>
+          <w:rFonts w:eastAsia="黑体"/>
           <w:b/>
           <w:bCs/>
         </w:rPr>
         <w:t xml:space="preserve">G1</w:t>
       </w:r>
       <w:r>
+        <w:rPr>
+          <w:rFonts w:eastAsia="黑体"/>
+        </w:rPr>
         <w:t xml:space="preserve"> </w:t>
       </w:r>
       <w:r>
         <w:rPr>
-          <w:rFonts w:hint="eastAsia"/>
+          <w:rFonts w:hint="eastAsia" w:eastAsia="黑体"/>
         </w:rPr>
         <w:t xml:space="preserve">的</w:t>
       </w:r>
       <w:r>
+        <w:rPr>
+          <w:rFonts w:eastAsia="黑体"/>
+        </w:rPr>
         <w:t xml:space="preserve"> A </w:t>
       </w:r>
       <w:r>
         <w:rPr>
-          <w:rFonts w:hint="eastAsia"/>
+          <w:rFonts w:hint="eastAsia" w:eastAsia="黑体"/>
         </w:rPr>
         <w:t xml:space="preserve">端接节点</w:t>
       </w:r>
       <w:r>
+        <w:rPr>
+          <w:rFonts w:eastAsia="黑体"/>
+        </w:rPr>
         <w:t xml:space="preserve"> A、B </w:t>
       </w:r>
       <w:r>
         <w:rPr>
-          <w:rFonts w:hint="eastAsia"/>
+          <w:rFonts w:hint="eastAsia" w:eastAsia="黑体"/>
         </w:rPr>
         <w:t xml:space="preserve">端接中间节点</w:t>
       </w:r>
       <w:r>
+        <w:rPr>
+          <w:rFonts w:eastAsia="黑体"/>
+        </w:rPr>
         <w:t xml:space="preserve"> </w:t>
       </w:r>
       <m:oMath>
@@ -1059,54 +1261,70 @@
       </m:oMath>
       <w:r>
         <w:rPr>
-          <w:rFonts w:hint="eastAsia"/>
+          <w:rFonts w:hint="eastAsia" w:eastAsia="黑体"/>
         </w:rPr>
         <w:t xml:space="preserve">、输出</w:t>
       </w:r>
       <w:r>
+        <w:rPr>
+          <w:rFonts w:eastAsia="黑体"/>
+        </w:rPr>
         <w:t xml:space="preserve"> Y </w:t>
       </w:r>
       <w:r>
         <w:rPr>
-          <w:rFonts w:hint="eastAsia"/>
+          <w:rFonts w:hint="eastAsia" w:eastAsia="黑体"/>
         </w:rPr>
         <w:t xml:space="preserve">端接输出节点</w:t>
       </w:r>
       <w:r>
+        <w:rPr>
+          <w:rFonts w:eastAsia="黑体"/>
+        </w:rPr>
         <w:t xml:space="preserve"> </w:t>
       </w:r>
       <w:r>
         <w:rPr>
-          <w:rFonts w:hint="eastAsia"/>
+          <w:rFonts w:hint="eastAsia" w:eastAsia="黑体"/>
         </w:rPr>
         <w:t xml:space="preserve">G；</w:t>
       </w:r>
       <w:r>
         <w:rPr>
+          <w:rFonts w:eastAsia="黑体"/>
           <w:b/>
           <w:bCs/>
         </w:rPr>
         <w:t xml:space="preserve">G2</w:t>
       </w:r>
       <w:r>
+        <w:rPr>
+          <w:rFonts w:eastAsia="黑体"/>
+        </w:rPr>
         <w:t xml:space="preserve"> </w:t>
       </w:r>
       <w:r>
         <w:rPr>
-          <w:rFonts w:hint="eastAsia"/>
+          <w:rFonts w:hint="eastAsia" w:eastAsia="黑体"/>
         </w:rPr>
         <w:t xml:space="preserve">的</w:t>
       </w:r>
       <w:r>
+        <w:rPr>
+          <w:rFonts w:eastAsia="黑体"/>
+        </w:rPr>
         <w:t xml:space="preserve"> A </w:t>
       </w:r>
       <w:r>
         <w:rPr>
-          <w:rFonts w:hint="eastAsia"/>
+          <w:rFonts w:hint="eastAsia" w:eastAsia="黑体"/>
         </w:rPr>
         <w:t xml:space="preserve">端接中间节点</w:t>
       </w:r>
       <w:r>
+        <w:rPr>
+          <w:rFonts w:eastAsia="黑体"/>
+        </w:rPr>
         <w:t xml:space="preserve"> </w:t>
       </w:r>
       <m:oMath>
@@ -1122,51 +1340,69 @@
         </m:acc>
       </m:oMath>
       <w:r>
+        <w:rPr>
+          <w:rFonts w:eastAsia="黑体"/>
+        </w:rPr>
         <w:t xml:space="preserve">、B </w:t>
       </w:r>
       <w:r>
         <w:rPr>
-          <w:rFonts w:hint="eastAsia"/>
+          <w:rFonts w:hint="eastAsia" w:eastAsia="黑体"/>
         </w:rPr>
         <w:t xml:space="preserve">端接节点</w:t>
       </w:r>
       <w:r>
+        <w:rPr>
+          <w:rFonts w:eastAsia="黑体"/>
+        </w:rPr>
         <w:t xml:space="preserve"> </w:t>
       </w:r>
       <w:r>
         <w:rPr>
-          <w:rFonts w:hint="eastAsia"/>
+          <w:rFonts w:hint="eastAsia" w:eastAsia="黑体"/>
         </w:rPr>
         <w:t xml:space="preserve">B、输出</w:t>
       </w:r>
       <w:r>
+        <w:rPr>
+          <w:rFonts w:eastAsia="黑体"/>
+        </w:rPr>
         <w:t xml:space="preserve"> Y </w:t>
       </w:r>
       <w:r>
         <w:rPr>
-          <w:rFonts w:hint="eastAsia"/>
+          <w:rFonts w:hint="eastAsia" w:eastAsia="黑体"/>
         </w:rPr>
         <w:t xml:space="preserve">端接输出节点</w:t>
       </w:r>
       <w:r>
+        <w:rPr>
+          <w:rFonts w:eastAsia="黑体"/>
+        </w:rPr>
         <w:t xml:space="preserve"> </w:t>
       </w:r>
       <w:r>
         <w:rPr>
-          <w:rFonts w:hint="eastAsia"/>
+          <w:rFonts w:hint="eastAsia" w:eastAsia="黑体"/>
         </w:rPr>
         <w:t xml:space="preserve">L。各门正电源脚</w:t>
       </w:r>
       <w:r>
+        <w:rPr>
+          <w:rFonts w:eastAsia="黑体"/>
+        </w:rPr>
         <w:t xml:space="preserve"> VDD </w:t>
       </w:r>
       <w:r>
         <w:rPr>
-          <w:rFonts w:hint="eastAsia"/>
+          <w:rFonts w:hint="eastAsia" w:eastAsia="黑体"/>
         </w:rPr>
         <w:t xml:space="preserve">接</w:t>
       </w:r>
       <w:r>
+        <w:rPr>
+          <w:rFonts w:eastAsia="黑体"/>
+        </w:rPr>
         <w:t xml:space="preserve"> </w:t>
       </w:r>
       <m:oMath>
@@ -1194,20 +1430,26 @@
       </m:oMath>
       <w:r>
         <w:rPr>
-          <w:rFonts w:hint="eastAsia"/>
+          <w:rFonts w:hint="eastAsia" w:eastAsia="黑体"/>
         </w:rPr>
         <w:t xml:space="preserve">、接地脚</w:t>
       </w:r>
       <w:r>
+        <w:rPr>
+          <w:rFonts w:eastAsia="黑体"/>
+        </w:rPr>
         <w:t xml:space="preserve"> GND </w:t>
       </w:r>
       <w:r>
         <w:rPr>
-          <w:rFonts w:hint="eastAsia"/>
+          <w:rFonts w:hint="eastAsia" w:eastAsia="黑体"/>
         </w:rPr>
         <w:t xml:space="preserve">接</w:t>
       </w:r>
       <w:r>
+        <w:rPr>
+          <w:rFonts w:eastAsia="黑体"/>
+        </w:rPr>
         <w:t xml:space="preserve"> GND。</w:t>
       </w:r>
     </w:p>
@@ -1215,20 +1457,26 @@
       <w:pPr/>
       <w:r>
         <w:rPr>
-          <w:rFonts w:hint="eastAsia"/>
+          <w:rFonts w:hint="eastAsia" w:eastAsia="黑体"/>
         </w:rPr>
         <w:t xml:space="preserve">由此构成”以异或判等、以两个与项判大小”的</w:t>
       </w:r>
       <w:r>
+        <w:rPr>
+          <w:rFonts w:eastAsia="黑体"/>
+        </w:rPr>
         <w:t xml:space="preserve"> 1 </w:t>
       </w:r>
       <w:r>
         <w:rPr>
-          <w:rFonts w:hint="eastAsia"/>
+          <w:rFonts w:hint="eastAsia" w:eastAsia="黑体"/>
         </w:rPr>
         <w:t xml:space="preserve">位比较组态，输出</w:t>
       </w:r>
       <w:r>
+        <w:rPr>
+          <w:rFonts w:eastAsia="黑体"/>
+        </w:rPr>
         <w:t xml:space="preserve"> </w:t>
       </w:r>
       <m:oMath>
@@ -1257,7 +1505,7 @@
       </m:oMath>
       <w:r>
         <w:rPr>
-          <w:rFonts w:hint="eastAsia"/>
+          <w:rFonts w:hint="eastAsia" w:eastAsia="黑体"/>
         </w:rPr>
         <w:t xml:space="preserve">（</w:t>
       </w:r>
@@ -1277,7 +1525,7 @@
       </m:oMath>
       <w:r>
         <w:rPr>
-          <w:rFonts w:hint="eastAsia"/>
+          <w:rFonts w:hint="eastAsia" w:eastAsia="黑体"/>
         </w:rPr>
         <w:t xml:space="preserve">）、</w:t>
       </w:r>
@@ -1307,7 +1555,7 @@
       </m:oMath>
       <w:r>
         <w:rPr>
-          <w:rFonts w:hint="eastAsia"/>
+          <w:rFonts w:hint="eastAsia" w:eastAsia="黑体"/>
         </w:rPr>
         <w:t xml:space="preserve">（</w:t>
       </w:r>
@@ -1327,7 +1575,7 @@
       </m:oMath>
       <w:r>
         <w:rPr>
-          <w:rFonts w:hint="eastAsia"/>
+          <w:rFonts w:hint="eastAsia" w:eastAsia="黑体"/>
         </w:rPr>
         <w:t xml:space="preserve">）、</w:t>
       </w:r>
@@ -1363,7 +1611,7 @@
       </m:oMath>
       <w:r>
         <w:rPr>
-          <w:rFonts w:hint="eastAsia"/>
+          <w:rFonts w:hint="eastAsia" w:eastAsia="黑体"/>
         </w:rPr>
         <w:t xml:space="preserve">（</w:t>
       </w:r>
@@ -1383,16 +1631,19 @@
       </m:oMath>
       <w:r>
         <w:rPr>
-          <w:rFonts w:hint="eastAsia"/>
+          <w:rFonts w:hint="eastAsia" w:eastAsia="黑体"/>
         </w:rPr>
         <w:t xml:space="preserve">）；多位比较可逐位从最高位到最低位判定，并把低位比较结果经级联输入（如</w:t>
       </w:r>
       <w:r>
+        <w:rPr>
+          <w:rFonts w:eastAsia="黑体"/>
+        </w:rPr>
         <w:t xml:space="preserve"> 74HC85 </w:t>
       </w:r>
       <w:r>
         <w:rPr>
-          <w:rFonts w:hint="eastAsia"/>
+          <w:rFonts w:hint="eastAsia" w:eastAsia="黑体"/>
         </w:rPr>
         <w:t xml:space="preserve">的级联端）并入，从而完成整个字长的大小比较。</w:t>
       </w:r>
@@ -1405,7 +1656,7 @@
       </w:pPr>
       <w:r>
         <w:rPr>
-          <w:rFonts w:hint="eastAsia"/>
+          <w:rFonts w:hint="eastAsia" w:eastAsia="黑体"/>
         </w:rPr>
         <w:t xml:space="preserve">工作原理</w:t>
       </w:r>
@@ -1416,7 +1667,7 @@
       </w:pPr>
       <w:r>
         <w:rPr>
-          <w:rFonts w:hint="eastAsia"/>
+          <w:rFonts w:hint="eastAsia" w:eastAsia="黑体"/>
         </w:rPr>
         <w:t xml:space="preserve">从最高位开始逐位比较两数对应位：若某位不等，则该位大的数整体较大；若所有对应位都相等，则两数相等。多位比较器通过级联输入把低位比较结果并入，从而完成整个字长的大小判定。</w:t>
       </w:r>
@@ -1429,7 +1680,7 @@
       </w:pPr>
       <w:r>
         <w:rPr>
-          <w:rFonts w:hint="eastAsia"/>
+          <w:rFonts w:hint="eastAsia" w:eastAsia="黑体"/>
         </w:rPr>
         <w:t xml:space="preserve">关键计算公式</w:t>
       </w:r>
@@ -1442,11 +1693,14 @@
         </w:numPr>
       </w:pPr>
       <w:r>
+        <w:rPr>
+          <w:rFonts w:eastAsia="黑体"/>
+        </w:rPr>
         <w:t xml:space="preserve">1 </w:t>
       </w:r>
       <w:r>
         <w:rPr>
-          <w:rFonts w:hint="eastAsia"/>
+          <w:rFonts w:hint="eastAsia" w:eastAsia="黑体"/>
         </w:rPr>
         <w:t xml:space="preserve">位比较输出（</w:t>
       </w:r>
@@ -1456,15 +1710,21 @@
         </m:r>
       </m:oMath>
       <w:r>
+        <w:rPr>
+          <w:rFonts w:eastAsia="黑体"/>
+        </w:rPr>
         <w:t xml:space="preserve"> </w:t>
       </w:r>
       <w:r>
         <w:rPr>
-          <w:rFonts w:hint="eastAsia"/>
+          <w:rFonts w:hint="eastAsia" w:eastAsia="黑体"/>
         </w:rPr>
         <w:t xml:space="preserve">与</w:t>
       </w:r>
       <w:r>
+        <w:rPr>
+          <w:rFonts w:eastAsia="黑体"/>
+        </w:rPr>
         <w:t xml:space="preserve"> </w:t>
       </w:r>
       <m:oMath>
@@ -1473,11 +1733,14 @@
         </m:r>
       </m:oMath>
       <w:r>
+        <w:rPr>
+          <w:rFonts w:eastAsia="黑体"/>
+        </w:rPr>
         <w:t xml:space="preserve"> </w:t>
       </w:r>
       <w:r>
         <w:rPr>
-          <w:rFonts w:hint="eastAsia"/>
+          <w:rFonts w:hint="eastAsia" w:eastAsia="黑体"/>
         </w:rPr>
         <w:t xml:space="preserve">比较）：</w:t>
       </w:r>
@@ -1674,24 +1937,33 @@
         </w:numPr>
       </w:pPr>
       <w:r>
+        <w:rPr>
+          <w:rFonts w:eastAsia="黑体"/>
+        </w:rPr>
         <w:t xml:space="preserve">4 </w:t>
       </w:r>
       <w:r>
         <w:rPr>
-          <w:rFonts w:hint="eastAsia"/>
+          <w:rFonts w:hint="eastAsia" w:eastAsia="黑体"/>
         </w:rPr>
         <w:t xml:space="preserve">位比较器（74HC85</w:t>
       </w:r>
       <w:r>
+        <w:rPr>
+          <w:rFonts w:eastAsia="黑体"/>
+        </w:rPr>
         <w:t xml:space="preserve"> </w:t>
       </w:r>
       <w:r>
         <w:rPr>
-          <w:rFonts w:hint="eastAsia"/>
+          <w:rFonts w:hint="eastAsia" w:eastAsia="黑体"/>
         </w:rPr>
         <w:t xml:space="preserve">类）输出</w:t>
       </w:r>
       <w:r>
+        <w:rPr>
+          <w:rFonts w:eastAsia="黑体"/>
+        </w:rPr>
         <w:t xml:space="preserve"> </w:t>
       </w:r>
       <m:oMath>
@@ -1709,11 +1981,14 @@
         </m:r>
       </m:oMath>
       <w:r>
+        <w:rPr>
+          <w:rFonts w:eastAsia="黑体"/>
+        </w:rPr>
         <w:t xml:space="preserve"> </w:t>
       </w:r>
       <w:r>
         <w:rPr>
-          <w:rFonts w:hint="eastAsia"/>
+          <w:rFonts w:hint="eastAsia" w:eastAsia="黑体"/>
         </w:rPr>
         <w:t xml:space="preserve">条件：</w:t>
       </w:r>
@@ -1899,7 +2174,7 @@
       </w:pPr>
       <w:r>
         <w:rPr>
-          <w:rFonts w:hint="eastAsia"/>
+          <w:rFonts w:hint="eastAsia" w:eastAsia="黑体"/>
         </w:rPr>
         <w:t xml:space="preserve">相等条件：</w:t>
       </w:r>
@@ -2008,7 +2283,7 @@
             </w:pPr>
             <w:r>
               <w:rPr>
-                <w:rFonts w:hint="eastAsia"/>
+                <w:rFonts w:hint="eastAsia" w:eastAsia="黑体"/>
               </w:rPr>
               <w:t xml:space="preserve">符号</w:t>
             </w:r>
@@ -2022,7 +2297,7 @@
             </w:pPr>
             <w:r>
               <w:rPr>
-                <w:rFonts w:hint="eastAsia"/>
+                <w:rFonts w:hint="eastAsia" w:eastAsia="黑体"/>
               </w:rPr>
               <w:t xml:space="preserve">含义</w:t>
             </w:r>
@@ -2036,7 +2311,7 @@
             </w:pPr>
             <w:r>
               <w:rPr>
-                <w:rFonts w:hint="eastAsia"/>
+                <w:rFonts w:hint="eastAsia" w:eastAsia="黑体"/>
               </w:rPr>
               <w:t xml:space="preserve">单位</w:t>
             </w:r>
@@ -2083,6 +2358,9 @@
               </m:sSub>
             </m:oMath>
             <w:r>
+              <w:rPr>
+                <w:rFonts w:eastAsia="黑体"/>
+              </w:rPr>
               <w:t xml:space="preserve">​</w:t>
             </w:r>
           </w:p>
@@ -2095,16 +2373,19 @@
             </w:pPr>
             <w:r>
               <w:rPr>
-                <w:rFonts w:hint="eastAsia"/>
+                <w:rFonts w:hint="eastAsia" w:eastAsia="黑体"/>
               </w:rPr>
               <w:t xml:space="preserve">两数的第</w:t>
             </w:r>
             <w:r>
+              <w:rPr>
+                <w:rFonts w:eastAsia="黑体"/>
+              </w:rPr>
               <w:t xml:space="preserve"> i </w:t>
             </w:r>
             <w:r>
               <w:rPr>
-                <w:rFonts w:hint="eastAsia"/>
+                <w:rFonts w:hint="eastAsia" w:eastAsia="黑体"/>
               </w:rPr>
               <w:t xml:space="preserve">位</w:t>
             </w:r>
@@ -2117,6 +2398,9 @@
               <w:pStyle w:val="Compact"/>
             </w:pPr>
             <w:r>
+              <w:rPr>
+                <w:rFonts w:eastAsia="黑体"/>
+              </w:rPr>
               <w:t xml:space="preserve">—</w:t>
             </w:r>
           </w:p>
@@ -2135,6 +2419,9 @@
               </m:r>
             </m:oMath>
             <w:r>
+              <w:rPr>
+                <w:rFonts w:eastAsia="黑体"/>
+              </w:rPr>
               <w:t xml:space="preserve">​</w:t>
             </w:r>
           </w:p>
@@ -2160,11 +2447,14 @@
               </m:r>
             </m:oMath>
             <w:r>
+              <w:rPr>
+                <w:rFonts w:eastAsia="黑体"/>
+              </w:rPr>
               <w:t xml:space="preserve"> </w:t>
             </w:r>
             <w:r>
               <w:rPr>
-                <w:rFonts w:hint="eastAsia"/>
+                <w:rFonts w:hint="eastAsia" w:eastAsia="黑体"/>
               </w:rPr>
               <w:t xml:space="preserve">输出</w:t>
             </w:r>
@@ -2177,6 +2467,9 @@
               <w:pStyle w:val="Compact"/>
             </w:pPr>
             <w:r>
+              <w:rPr>
+                <w:rFonts w:eastAsia="黑体"/>
+              </w:rPr>
               <w:t xml:space="preserve">—</w:t>
             </w:r>
           </w:p>
@@ -2195,6 +2488,9 @@
               </m:r>
             </m:oMath>
             <w:r>
+              <w:rPr>
+                <w:rFonts w:eastAsia="黑体"/>
+              </w:rPr>
               <w:t xml:space="preserve">​</w:t>
             </w:r>
           </w:p>
@@ -2220,11 +2516,14 @@
               </m:r>
             </m:oMath>
             <w:r>
+              <w:rPr>
+                <w:rFonts w:eastAsia="黑体"/>
+              </w:rPr>
               <w:t xml:space="preserve"> </w:t>
             </w:r>
             <w:r>
               <w:rPr>
-                <w:rFonts w:hint="eastAsia"/>
+                <w:rFonts w:hint="eastAsia" w:eastAsia="黑体"/>
               </w:rPr>
               <w:t xml:space="preserve">输出</w:t>
             </w:r>
@@ -2237,6 +2536,9 @@
               <w:pStyle w:val="Compact"/>
             </w:pPr>
             <w:r>
+              <w:rPr>
+                <w:rFonts w:eastAsia="黑体"/>
+              </w:rPr>
               <w:t xml:space="preserve">—</w:t>
             </w:r>
           </w:p>
@@ -2255,6 +2557,9 @@
               </m:r>
             </m:oMath>
             <w:r>
+              <w:rPr>
+                <w:rFonts w:eastAsia="黑体"/>
+              </w:rPr>
               <w:t xml:space="preserve">​</w:t>
             </w:r>
           </w:p>
@@ -2280,11 +2585,14 @@
               </m:r>
             </m:oMath>
             <w:r>
+              <w:rPr>
+                <w:rFonts w:eastAsia="黑体"/>
+              </w:rPr>
               <w:t xml:space="preserve"> </w:t>
             </w:r>
             <w:r>
               <w:rPr>
-                <w:rFonts w:hint="eastAsia"/>
+                <w:rFonts w:hint="eastAsia" w:eastAsia="黑体"/>
               </w:rPr>
               <w:t xml:space="preserve">输出</w:t>
             </w:r>
@@ -2297,6 +2605,9 @@
               <w:pStyle w:val="Compact"/>
             </w:pPr>
             <w:r>
+              <w:rPr>
+                <w:rFonts w:eastAsia="黑体"/>
+              </w:rPr>
               <w:t xml:space="preserve">—</w:t>
             </w:r>
           </w:p>
@@ -2311,7 +2622,7 @@
       </w:pPr>
       <w:r>
         <w:rPr>
-          <w:rFonts w:hint="eastAsia"/>
+          <w:rFonts w:hint="eastAsia" w:eastAsia="黑体"/>
         </w:rPr>
         <w:t xml:space="preserve">元件调整影响</w:t>
       </w:r>
@@ -2326,7 +2637,7 @@
       </w:pPr>
       <w:r>
         <w:rPr>
-          <w:rFonts w:hint="eastAsia"/>
+          <w:rFonts w:hint="eastAsia" w:eastAsia="黑体"/>
         </w:rPr>
         <w:t xml:space="preserve">级联输入用于扩展字长：把低位比较器的输出接到高位比较器的级联端即可扩位。</w:t>
       </w:r>
@@ -2341,7 +2652,7 @@
       </w:pPr>
       <w:r>
         <w:rPr>
-          <w:rFonts w:hint="eastAsia"/>
+          <w:rFonts w:hint="eastAsia" w:eastAsia="黑体"/>
         </w:rPr>
         <w:t xml:space="preserve">比较器为纯组合逻辑，无模拟调整参数；门级数决定延迟。</w:t>
       </w:r>
@@ -2356,7 +2667,7 @@
       </w:pPr>
       <w:r>
         <w:rPr>
-          <w:rFonts w:hint="eastAsia"/>
+          <w:rFonts w:hint="eastAsia" w:eastAsia="黑体"/>
         </w:rPr>
         <w:t xml:space="preserve">位宽越大，门延迟与级联路径越长，高速时需考虑。</w:t>
       </w:r>
@@ -2369,7 +2680,7 @@
       </w:pPr>
       <w:r>
         <w:rPr>
-          <w:rFonts w:hint="eastAsia"/>
+          <w:rFonts w:hint="eastAsia" w:eastAsia="黑体"/>
         </w:rPr>
         <w:t xml:space="preserve">典型参数示例</w:t>
       </w:r>
@@ -2384,11 +2695,14 @@
       </w:pPr>
       <w:r>
         <w:rPr>
-          <w:rFonts w:hint="eastAsia"/>
+          <w:rFonts w:hint="eastAsia" w:eastAsia="黑体"/>
         </w:rPr>
         <w:t xml:space="preserve">比较</w:t>
       </w:r>
       <w:r>
+        <w:rPr>
+          <w:rFonts w:eastAsia="黑体"/>
+        </w:rPr>
         <w:t xml:space="preserve"> </w:t>
       </w:r>
       <m:oMath>
@@ -2430,15 +2744,21 @@
         </m:r>
       </m:oMath>
       <w:r>
+        <w:rPr>
+          <w:rFonts w:eastAsia="黑体"/>
+        </w:rPr>
         <w:t xml:space="preserve"> </w:t>
       </w:r>
       <w:r>
         <w:rPr>
-          <w:rFonts w:hint="eastAsia"/>
+          <w:rFonts w:hint="eastAsia" w:eastAsia="黑体"/>
         </w:rPr>
         <w:t xml:space="preserve">与</w:t>
       </w:r>
       <w:r>
+        <w:rPr>
+          <w:rFonts w:eastAsia="黑体"/>
+        </w:rPr>
         <w:t xml:space="preserve"> </w:t>
       </w:r>
       <m:oMath>
@@ -2481,7 +2801,7 @@
       </m:oMath>
       <w:r>
         <w:rPr>
-          <w:rFonts w:hint="eastAsia"/>
+          <w:rFonts w:hint="eastAsia" w:eastAsia="黑体"/>
         </w:rPr>
         <w:t xml:space="preserve">：</w:t>
       </w:r>
@@ -2527,6 +2847,9 @@
         </m:r>
       </m:oMath>
       <w:r>
+        <w:rPr>
+          <w:rFonts w:eastAsia="黑体"/>
+        </w:rPr>
         <w:t xml:space="preserve">、</w:t>
       </w:r>
       <m:oMath>
@@ -2571,15 +2894,21 @@
         </m:r>
       </m:oMath>
       <w:r>
+        <w:rPr>
+          <w:rFonts w:eastAsia="黑体"/>
+        </w:rPr>
         <w:t xml:space="preserve"> </w:t>
       </w:r>
       <w:r>
         <w:rPr>
-          <w:rFonts w:hint="eastAsia"/>
+          <w:rFonts w:hint="eastAsia" w:eastAsia="黑体"/>
         </w:rPr>
         <w:t xml:space="preserve">均相等，次低位</w:t>
       </w:r>
       <w:r>
+        <w:rPr>
+          <w:rFonts w:eastAsia="黑体"/>
+        </w:rPr>
         <w:t xml:space="preserve"> </w:t>
       </w:r>
       <m:oMath>
@@ -2634,11 +2963,14 @@
       </m:oMath>
       <w:r>
         <w:rPr>
-          <w:rFonts w:hint="eastAsia"/>
+          <w:rFonts w:hint="eastAsia" w:eastAsia="黑体"/>
         </w:rPr>
         <w:t xml:space="preserve">，故</w:t>
       </w:r>
       <w:r>
+        <w:rPr>
+          <w:rFonts w:eastAsia="黑体"/>
+        </w:rPr>
         <w:t xml:space="preserve"> </w:t>
       </w:r>
       <m:oMath>
@@ -2657,7 +2989,7 @@
       </m:oMath>
       <w:r>
         <w:rPr>
-          <w:rFonts w:hint="eastAsia"/>
+          <w:rFonts w:hint="eastAsia" w:eastAsia="黑体"/>
         </w:rPr>
         <w:t xml:space="preserve">，</w:t>
       </w:r>
@@ -2676,6 +3008,9 @@
         </m:r>
       </m:oMath>
       <w:r>
+        <w:rPr>
+          <w:rFonts w:eastAsia="黑体"/>
+        </w:rPr>
         <w:t xml:space="preserve">。</w:t>
       </w:r>
     </w:p>
@@ -2689,11 +3024,14 @@
       </w:pPr>
       <w:r>
         <w:rPr>
-          <w:rFonts w:hint="eastAsia"/>
+          <w:rFonts w:hint="eastAsia" w:eastAsia="黑体"/>
         </w:rPr>
         <w:t xml:space="preserve">若</w:t>
       </w:r>
       <w:r>
+        <w:rPr>
+          <w:rFonts w:eastAsia="黑体"/>
+        </w:rPr>
         <w:t xml:space="preserve"> </w:t>
       </w:r>
       <m:oMath>
@@ -2730,11 +3068,14 @@
       </m:oMath>
       <w:r>
         <w:rPr>
-          <w:rFonts w:hint="eastAsia"/>
+          <w:rFonts w:hint="eastAsia" w:eastAsia="黑体"/>
         </w:rPr>
         <w:t xml:space="preserve">，则</w:t>
       </w:r>
       <w:r>
+        <w:rPr>
+          <w:rFonts w:eastAsia="黑体"/>
+        </w:rPr>
         <w:t xml:space="preserve"> </w:t>
       </w:r>
       <m:oMath>
@@ -2753,7 +3094,7 @@
       </m:oMath>
       <w:r>
         <w:rPr>
-          <w:rFonts w:hint="eastAsia"/>
+          <w:rFonts w:hint="eastAsia" w:eastAsia="黑体"/>
         </w:rPr>
         <w:t xml:space="preserve">，</w:t>
       </w:r>
@@ -2781,6 +3122,9 @@
         </m:r>
       </m:oMath>
       <w:r>
+        <w:rPr>
+          <w:rFonts w:eastAsia="黑体"/>
+        </w:rPr>
         <w:t xml:space="preserve">。</w:t>
       </w:r>
     </w:p>
@@ -2792,7 +3136,7 @@
       </w:pPr>
       <w:r>
         <w:rPr>
-          <w:rFonts w:hint="eastAsia"/>
+          <w:rFonts w:hint="eastAsia" w:eastAsia="黑体"/>
         </w:rPr>
         <w:t xml:space="preserve">常见器件型号</w:t>
       </w:r>
@@ -2807,25 +3151,31 @@
       </w:pPr>
       <w:r>
         <w:rPr>
-          <w:rFonts w:hint="eastAsia"/>
+          <w:rFonts w:hint="eastAsia" w:eastAsia="黑体"/>
         </w:rPr>
         <w:t xml:space="preserve">74HC85（4</w:t>
       </w:r>
       <w:r>
+        <w:rPr>
+          <w:rFonts w:eastAsia="黑体"/>
+        </w:rPr>
         <w:t xml:space="preserve"> </w:t>
       </w:r>
       <w:r>
         <w:rPr>
-          <w:rFonts w:hint="eastAsia"/>
+          <w:rFonts w:hint="eastAsia" w:eastAsia="黑体"/>
         </w:rPr>
         <w:t xml:space="preserve">位数值比较器）、74LS85、74HC688（8</w:t>
       </w:r>
       <w:r>
+        <w:rPr>
+          <w:rFonts w:eastAsia="黑体"/>
+        </w:rPr>
         <w:t xml:space="preserve"> </w:t>
       </w:r>
       <w:r>
         <w:rPr>
-          <w:rFonts w:hint="eastAsia"/>
+          <w:rFonts w:hint="eastAsia" w:eastAsia="黑体"/>
         </w:rPr>
         <w:t xml:space="preserve">位相等比较器）、74LS688。</w:t>
       </w:r>
@@ -2840,16 +3190,19 @@
       </w:pPr>
       <w:r>
         <w:rPr>
-          <w:rFonts w:hint="eastAsia"/>
+          <w:rFonts w:hint="eastAsia" w:eastAsia="黑体"/>
         </w:rPr>
         <w:t xml:space="preserve">也可用</w:t>
       </w:r>
       <w:r>
+        <w:rPr>
+          <w:rFonts w:eastAsia="黑体"/>
+        </w:rPr>
         <w:t xml:space="preserve"> 74HC86 + </w:t>
       </w:r>
       <w:r>
         <w:rPr>
-          <w:rFonts w:hint="eastAsia"/>
+          <w:rFonts w:hint="eastAsia" w:eastAsia="黑体"/>
         </w:rPr>
         <w:t xml:space="preserve">门电路分立搭建。</w:t>
       </w:r>
@@ -2862,7 +3215,7 @@
       </w:pPr>
       <w:r>
         <w:rPr>
-          <w:rFonts w:hint="eastAsia"/>
+          <w:rFonts w:hint="eastAsia" w:eastAsia="黑体"/>
         </w:rPr>
         <w:t xml:space="preserve">注意事项</w:t>
       </w:r>
@@ -2877,7 +3230,7 @@
       </w:pPr>
       <w:r>
         <w:rPr>
-          <w:rFonts w:hint="eastAsia"/>
+          <w:rFonts w:hint="eastAsia" w:eastAsia="黑体"/>
         </w:rPr>
         <w:t xml:space="preserve">级联扩展时级联输入需接正确初值（等于时接低位比较结果）。</w:t>
       </w:r>
@@ -2892,7 +3245,7 @@
       </w:pPr>
       <w:r>
         <w:rPr>
-          <w:rFonts w:hint="eastAsia"/>
+          <w:rFonts w:hint="eastAsia" w:eastAsia="黑体"/>
         </w:rPr>
         <w:t xml:space="preserve">比较器输出不含锁存，异步输入变化输出会随之变化，需稳定输入。</w:t>
       </w:r>
@@ -2907,7 +3260,7 @@
       </w:pPr>
       <w:r>
         <w:rPr>
-          <w:rFonts w:hint="eastAsia"/>
+          <w:rFonts w:hint="eastAsia" w:eastAsia="黑体"/>
         </w:rPr>
         <w:t xml:space="preserve">位宽不匹配时先补高位符号位或补零，避免比较错误。</w:t>
       </w:r>
@@ -2920,7 +3273,7 @@
       </w:pPr>
       <w:r>
         <w:rPr>
-          <w:rFonts w:hint="eastAsia"/>
+          <w:rFonts w:hint="eastAsia" w:eastAsia="黑体"/>
         </w:rPr>
         <w:t xml:space="preserve">参考资料</w:t>
       </w:r>
@@ -2934,6 +3287,9 @@
         </w:numPr>
       </w:pPr>
       <w:r>
+        <w:rPr>
+          <w:rFonts w:eastAsia="黑体"/>
+        </w:rPr>
         <w:t xml:space="preserve">Wikipedia: Digital comparator。</w:t>
       </w:r>
     </w:p>
@@ -2947,7 +3303,7 @@
       </w:pPr>
       <w:r>
         <w:rPr>
-          <w:rFonts w:hint="eastAsia"/>
+          <w:rFonts w:hint="eastAsia" w:eastAsia="黑体"/>
         </w:rPr>
         <w:t xml:space="preserve">《数字电子技术基础》（阎石）。</w:t>
       </w:r>
@@ -2961,11 +3317,14 @@
         </w:numPr>
       </w:pPr>
       <w:r>
+        <w:rPr>
+          <w:rFonts w:eastAsia="黑体"/>
+        </w:rPr>
         <w:t xml:space="preserve">74HC85 / 74HC688 </w:t>
       </w:r>
       <w:r>
         <w:rPr>
-          <w:rFonts w:hint="eastAsia"/>
+          <w:rFonts w:hint="eastAsia" w:eastAsia="黑体"/>
         </w:rPr>
         <w:t xml:space="preserve">数据手册。</w:t>
       </w:r>
@@ -2979,11 +3338,11 @@
       </w:pPr>
       <w:r>
         <w:rPr>
-          <w:rFonts w:ascii="Times New Roman" w:hAnsi="Times New Roman"/>
+          <w:rFonts w:ascii="Times New Roman" w:hAnsi="Times New Roman" w:eastAsia="黑体"/>
           <w:color w:val="555555"/>
           <w:sz w:val="21"/>
         </w:rPr>
-        <w:t>材料收集者：杜文杰</w:t>
+        <w:t>材料收集者：杜文杰，WX手机：19519196569，QQ:3478827729</w:t>
       </w:r>
     </w:p>
     <w:sectPr>
@@ -3003,7 +3362,7 @@
 </file>
 
 <file path=word/footer1.xml><?xml version="1.0" encoding="utf-8"?>
-<w:ftr xmlns:m="http://schemas.openxmlformats.org/officeDocument/2006/math" xmlns:mc="http://schemas.openxmlformats.org/markup-compatibility/2006" xmlns:mo="http://schemas.microsoft.com/office/mac/office/2008/main" xmlns:mv="urn:schemas-microsoft-com:mac:vml" xmlns:o="urn:schemas-microsoft-com:office:office" xmlns:r="http://schemas.openxmlformats.org/officeDocument/2006/relationships" xmlns:v="urn:schemas-microsoft-com:vml" xmlns:w10="urn:schemas-microsoft-com:office:word" xmlns:w14="http://schemas.microsoft.com/office/word/2010/wordml" xmlns:w="http://schemas.openxmlformats.org/wordprocessingml/2006/main" xmlns:wne="http://schemas.microsoft.com/office/word/2006/wordml" xmlns:wp14="http://schemas.microsoft.com/office/word/2010/wordprocessingDrawing" xmlns:wp="http://schemas.openxmlformats.org/drawingml/2006/wordprocessingDrawing" xmlns:wpc="http://schemas.microsoft.com/office/word/2010/wordprocessingCanvas" xmlns:wpg="http://schemas.microsoft.com/office/word/2010/wordprocessingGroup" xmlns:wpi="http://schemas.microsoft.com/office/word/2010/wordprocessingInk" xmlns:wps="http://schemas.microsoft.com/office/word/2010/wordprocessingShape" mc:Ignorable="w14 wp14">
+<w:ftr xmlns:mc="http://schemas.openxmlformats.org/markup-compatibility/2006" xmlns:w="http://schemas.openxmlformats.org/wordprocessingml/2006/main" xmlns:m="http://schemas.openxmlformats.org/officeDocument/2006/math" xmlns:mo="http://schemas.microsoft.com/office/mac/office/2008/main" xmlns:mv="urn:schemas-microsoft-com:mac:vml" xmlns:o="urn:schemas-microsoft-com:office:office" xmlns:r="http://schemas.openxmlformats.org/officeDocument/2006/relationships" xmlns:v="urn:schemas-microsoft-com:vml" xmlns:w10="urn:schemas-microsoft-com:office:word" xmlns:w14="http://schemas.microsoft.com/office/word/2010/wordml" xmlns:wne="http://schemas.microsoft.com/office/word/2006/wordml" xmlns:wp14="http://schemas.microsoft.com/office/word/2010/wordprocessingDrawing" xmlns:wp="http://schemas.openxmlformats.org/drawingml/2006/wordprocessingDrawing" xmlns:wpc="http://schemas.microsoft.com/office/word/2010/wordprocessingCanvas" xmlns:wpg="http://schemas.microsoft.com/office/word/2010/wordprocessingGroup" xmlns:wpi="http://schemas.microsoft.com/office/word/2010/wordprocessingInk" xmlns:wps="http://schemas.microsoft.com/office/word/2010/wordprocessingShape" mc:Ignorable="w14 wp14">
   <w:p>
     <w:pPr>
       <w:pStyle w:val="Footer"/>
@@ -3011,12 +3370,14 @@
     </w:pPr>
     <w:r>
       <w:rPr>
+        <w:rFonts w:eastAsia="黑体"/>
         <w:sz w:val="18"/>
       </w:rPr>
       <w:t xml:space="preserve">第 </w:t>
     </w:r>
     <w:r>
       <w:rPr>
+        <w:rFonts w:eastAsia="黑体"/>
         <w:sz w:val="18"/>
       </w:rPr>
       <w:fldChar w:fldCharType="begin"/>
@@ -3025,6 +3386,7 @@
     </w:r>
     <w:r>
       <w:rPr>
+        <w:rFonts w:eastAsia="黑体"/>
         <w:sz w:val="18"/>
       </w:rPr>
       <w:t xml:space="preserve"> 页</w:t>
@@ -3038,6 +3400,9 @@
   <w:footnote w:type="continuationSeparator" w:id="0">
     <w:p>
       <w:r>
+        <w:rPr>
+          <w:rFonts w:eastAsia="黑体"/>
+        </w:rPr>
         <w:continuationSeparator/>
       </w:r>
     </w:p>
@@ -3045,6 +3410,9 @@
   <w:footnote w:type="separator" w:id="-1">
     <w:p>
       <w:r>
+        <w:rPr>
+          <w:rFonts w:eastAsia="黑体"/>
+        </w:rPr>
         <w:separator/>
       </w:r>
     </w:p>
@@ -3053,7 +3421,7 @@
 </file>
 
 <file path=word/header1.xml><?xml version="1.0" encoding="utf-8"?>
-<w:hdr xmlns:m="http://schemas.openxmlformats.org/officeDocument/2006/math" xmlns:mc="http://schemas.openxmlformats.org/markup-compatibility/2006" xmlns:mo="http://schemas.microsoft.com/office/mac/office/2008/main" xmlns:mv="urn:schemas-microsoft-com:mac:vml" xmlns:o="urn:schemas-microsoft-com:office:office" xmlns:r="http://schemas.openxmlformats.org/officeDocument/2006/relationships" xmlns:v="urn:schemas-microsoft-com:vml" xmlns:w10="urn:schemas-microsoft-com:office:word" xmlns:w14="http://schemas.microsoft.com/office/word/2010/wordml" xmlns:w="http://schemas.openxmlformats.org/wordprocessingml/2006/main" xmlns:wne="http://schemas.microsoft.com/office/word/2006/wordml" xmlns:wp14="http://schemas.microsoft.com/office/word/2010/wordprocessingDrawing" xmlns:wp="http://schemas.openxmlformats.org/drawingml/2006/wordprocessingDrawing" xmlns:wpc="http://schemas.microsoft.com/office/word/2010/wordprocessingCanvas" xmlns:wpg="http://schemas.microsoft.com/office/word/2010/wordprocessingGroup" xmlns:wpi="http://schemas.microsoft.com/office/word/2010/wordprocessingInk" xmlns:wps="http://schemas.microsoft.com/office/word/2010/wordprocessingShape" mc:Ignorable="w14 wp14">
+<w:hdr xmlns:mc="http://schemas.openxmlformats.org/markup-compatibility/2006" xmlns:w="http://schemas.openxmlformats.org/wordprocessingml/2006/main" xmlns:m="http://schemas.openxmlformats.org/officeDocument/2006/math" xmlns:mo="http://schemas.microsoft.com/office/mac/office/2008/main" xmlns:mv="urn:schemas-microsoft-com:mac:vml" xmlns:o="urn:schemas-microsoft-com:office:office" xmlns:r="http://schemas.openxmlformats.org/officeDocument/2006/relationships" xmlns:v="urn:schemas-microsoft-com:vml" xmlns:w10="urn:schemas-microsoft-com:office:word" xmlns:w14="http://schemas.microsoft.com/office/word/2010/wordml" xmlns:wne="http://schemas.microsoft.com/office/word/2006/wordml" xmlns:wp14="http://schemas.microsoft.com/office/word/2010/wordprocessingDrawing" xmlns:wp="http://schemas.openxmlformats.org/drawingml/2006/wordprocessingDrawing" xmlns:wpc="http://schemas.microsoft.com/office/word/2010/wordprocessingCanvas" xmlns:wpg="http://schemas.microsoft.com/office/word/2010/wordprocessingGroup" xmlns:wpi="http://schemas.microsoft.com/office/word/2010/wordprocessingInk" xmlns:wps="http://schemas.microsoft.com/office/word/2010/wordprocessingShape" mc:Ignorable="w14 wp14">
   <w:p>
     <w:pPr>
       <w:pStyle w:val="Header"/>
@@ -3061,7 +3429,7 @@
     </w:pPr>
     <w:r>
       <w:rPr>
-        <w:rFonts w:ascii="Times New Roman" w:hAnsi="Times New Roman"/>
+        <w:rFonts w:ascii="Times New Roman" w:hAnsi="Times New Roman" w:eastAsia="黑体"/>
         <w:sz w:val="18"/>
         <w:rFonts w:eastAsia="黑体"/>
         <w:rFonts w:eastAsia="黑体"/>
@@ -3073,7 +3441,7 @@
 </file>
 
 <file path=word/numbering.xml><?xml version="1.0" encoding="utf-8"?>
-<w:numbering xmlns:m="http://schemas.openxmlformats.org/officeDocument/2006/math" xmlns:mc="http://schemas.openxmlformats.org/markup-compatibility/2006" xmlns:mo="http://schemas.microsoft.com/office/mac/office/2008/main" xmlns:mv="urn:schemas-microsoft-com:mac:vml" xmlns:o="urn:schemas-microsoft-com:office:office" xmlns:r="http://schemas.openxmlformats.org/officeDocument/2006/relationships" xmlns:v="urn:schemas-microsoft-com:vml" xmlns:w="http://schemas.openxmlformats.org/wordprocessingml/2006/main" xmlns:w10="urn:schemas-microsoft-com:office:word" xmlns:w14="http://schemas.microsoft.com/office/word/2010/wordml" xmlns:wne="http://schemas.microsoft.com/office/word/2006/wordml" xmlns:wp="http://schemas.openxmlformats.org/drawingml/2006/wordprocessingDrawing" xmlns:wp14="http://schemas.microsoft.com/office/word/2010/wordprocessingDrawing" xmlns:wpc="http://schemas.microsoft.com/office/word/2010/wordprocessingCanvas" xmlns:wpg="http://schemas.microsoft.com/office/word/2010/wordprocessingGroup" xmlns:wpi="http://schemas.microsoft.com/office/word/2010/wordprocessingInk" xmlns:wps="http://schemas.microsoft.com/office/word/2010/wordprocessingShape" mc:Ignorable="w14 wp14">
+<w:numbering xmlns:mc="http://schemas.openxmlformats.org/markup-compatibility/2006" xmlns:w="http://schemas.openxmlformats.org/wordprocessingml/2006/main" xmlns:m="http://schemas.openxmlformats.org/officeDocument/2006/math" xmlns:mo="http://schemas.microsoft.com/office/mac/office/2008/main" xmlns:mv="urn:schemas-microsoft-com:mac:vml" xmlns:o="urn:schemas-microsoft-com:office:office" xmlns:r="http://schemas.openxmlformats.org/officeDocument/2006/relationships" xmlns:v="urn:schemas-microsoft-com:vml" xmlns:w10="urn:schemas-microsoft-com:office:word" xmlns:w14="http://schemas.microsoft.com/office/word/2010/wordml" xmlns:wne="http://schemas.microsoft.com/office/word/2006/wordml" xmlns:wp="http://schemas.openxmlformats.org/drawingml/2006/wordprocessingDrawing" xmlns:wp14="http://schemas.microsoft.com/office/word/2010/wordprocessingDrawing" xmlns:wpc="http://schemas.microsoft.com/office/word/2010/wordprocessingCanvas" xmlns:wpg="http://schemas.microsoft.com/office/word/2010/wordprocessingGroup" xmlns:wpi="http://schemas.microsoft.com/office/word/2010/wordprocessingInk" xmlns:wps="http://schemas.microsoft.com/office/word/2010/wordprocessingShape" mc:Ignorable="w14 wp14">
   <w:abstractNum w:abstractNumId="0">
     <w:nsid w:val="FFFFFF7C"/>
     <w:multiLevelType w:val="singleLevel"/>
@@ -3160,7 +3528,7 @@
         <w:ind w:hanging="360" w:left="1440"/>
       </w:pPr>
       <w:rPr>
-        <w:rFonts w:ascii="Symbol" w:hAnsi="Symbol" w:hint="default"/>
+        <w:rFonts w:ascii="Symbol" w:hAnsi="Symbol" w:hint="default" w:eastAsia="黑体"/>
       </w:rPr>
     </w:lvl>
   </w:abstractNum>
@@ -3181,7 +3549,7 @@
         <w:ind w:hanging="360" w:left="1080"/>
       </w:pPr>
       <w:rPr>
-        <w:rFonts w:ascii="Symbol" w:hAnsi="Symbol" w:hint="default"/>
+        <w:rFonts w:ascii="Symbol" w:hAnsi="Symbol" w:hint="default" w:eastAsia="黑体"/>
       </w:rPr>
     </w:lvl>
   </w:abstractNum>
@@ -3202,7 +3570,7 @@
         <w:ind w:hanging="360" w:left="720"/>
       </w:pPr>
       <w:rPr>
-        <w:rFonts w:ascii="Symbol" w:hAnsi="Symbol" w:hint="default"/>
+        <w:rFonts w:ascii="Symbol" w:hAnsi="Symbol" w:hint="default" w:eastAsia="黑体"/>
       </w:rPr>
     </w:lvl>
   </w:abstractNum>
@@ -3241,7 +3609,7 @@
         <w:ind w:hanging="360" w:left="360"/>
       </w:pPr>
       <w:rPr>
-        <w:rFonts w:ascii="Symbol" w:hAnsi="Symbol" w:hint="default"/>
+        <w:rFonts w:ascii="Symbol" w:hAnsi="Symbol" w:hint="default" w:eastAsia="黑体"/>
       </w:rPr>
     </w:lvl>
   </w:abstractNum>
@@ -3332,7 +3700,7 @@
         <w:ind w:left="720" w:hanging="360"/>
       </w:pPr>
       <w:rPr>
-        <w:rFonts w:ascii="Symbol" w:hAnsi="Symbol" w:cs="Symbol" w:hint="default"/>
+        <w:rFonts w:ascii="Symbol" w:hAnsi="Symbol" w:cs="Symbol" w:hint="default" w:eastAsia="黑体"/>
       </w:rPr>
     </w:lvl>
     <w:lvl w:ilvl="1">
@@ -3343,7 +3711,7 @@
         <w:ind w:left="1440" w:hanging="360"/>
       </w:pPr>
       <w:rPr>
-        <w:rFonts w:ascii="Courier New" w:hAnsi="Courier New" w:cs="Courier New" w:hint="default"/>
+        <w:rFonts w:ascii="Courier New" w:hAnsi="Courier New" w:cs="Courier New" w:hint="default" w:eastAsia="黑体"/>
       </w:rPr>
     </w:lvl>
     <w:lvl w:ilvl="2">
@@ -3354,7 +3722,7 @@
         <w:ind w:left="2160" w:hanging="360"/>
       </w:pPr>
       <w:rPr>
-        <w:rFonts w:ascii="Wingdings" w:hAnsi="Wingdings" w:cs="Wingdings" w:hint="default"/>
+        <w:rFonts w:ascii="Wingdings" w:hAnsi="Wingdings" w:cs="Wingdings" w:hint="default" w:eastAsia="黑体"/>
       </w:rPr>
     </w:lvl>
     <w:lvl w:ilvl="3">
@@ -3365,7 +3733,7 @@
         <w:ind w:left="2880" w:hanging="360"/>
       </w:pPr>
       <w:rPr>
-        <w:rFonts w:ascii="Symbol" w:hAnsi="Symbol" w:cs="Symbol" w:hint="default"/>
+        <w:rFonts w:ascii="Symbol" w:hAnsi="Symbol" w:cs="Symbol" w:hint="default" w:eastAsia="黑体"/>
       </w:rPr>
     </w:lvl>
     <w:lvl w:ilvl="4">
@@ -3376,7 +3744,7 @@
         <w:ind w:left="3600" w:hanging="360"/>
       </w:pPr>
       <w:rPr>
-        <w:rFonts w:ascii="Courier New" w:hAnsi="Courier New" w:cs="Courier New" w:hint="default"/>
+        <w:rFonts w:ascii="Courier New" w:hAnsi="Courier New" w:cs="Courier New" w:hint="default" w:eastAsia="黑体"/>
       </w:rPr>
     </w:lvl>
     <w:lvl w:ilvl="5">
@@ -3387,7 +3755,7 @@
         <w:ind w:left="4320" w:hanging="360"/>
       </w:pPr>
       <w:rPr>
-        <w:rFonts w:ascii="Wingdings" w:hAnsi="Wingdings" w:cs="Wingdings" w:hint="default"/>
+        <w:rFonts w:ascii="Wingdings" w:hAnsi="Wingdings" w:cs="Wingdings" w:hint="default" w:eastAsia="黑体"/>
       </w:rPr>
     </w:lvl>
     <w:lvl w:ilvl="6">
@@ -3398,7 +3766,7 @@
         <w:ind w:left="5040" w:hanging="360"/>
       </w:pPr>
       <w:rPr>
-        <w:rFonts w:ascii="Symbol" w:hAnsi="Symbol" w:cs="Symbol" w:hint="default"/>
+        <w:rFonts w:ascii="Symbol" w:hAnsi="Symbol" w:cs="Symbol" w:hint="default" w:eastAsia="黑体"/>
       </w:rPr>
     </w:lvl>
     <w:lvl w:ilvl="7">
@@ -3409,7 +3777,7 @@
         <w:ind w:left="5760" w:hanging="360"/>
       </w:pPr>
       <w:rPr>
-        <w:rFonts w:ascii="Courier New" w:hAnsi="Courier New" w:cs="Courier New" w:hint="default"/>
+        <w:rFonts w:ascii="Courier New" w:hAnsi="Courier New" w:cs="Courier New" w:hint="default" w:eastAsia="黑体"/>
       </w:rPr>
     </w:lvl>
     <w:lvl w:ilvl="8">
@@ -3420,7 +3788,7 @@
         <w:ind w:left="6480" w:hanging="360"/>
       </w:pPr>
       <w:rPr>
-        <w:rFonts w:ascii="Wingdings" w:hAnsi="Wingdings" w:cs="Wingdings" w:hint="default"/>
+        <w:rFonts w:ascii="Wingdings" w:hAnsi="Wingdings" w:cs="Wingdings" w:hint="default" w:eastAsia="黑体"/>
       </w:rPr>
     </w:lvl>
   </w:abstractNum>
@@ -3476,11 +3844,11 @@
 </file>
 
 <file path=word/styles.xml><?xml version="1.0" encoding="utf-8"?>
-<w:styles xmlns:mc="http://schemas.openxmlformats.org/markup-compatibility/2006" xmlns:r="http://schemas.openxmlformats.org/officeDocument/2006/relationships" xmlns:w="http://schemas.openxmlformats.org/wordprocessingml/2006/main" xmlns:w14="http://schemas.microsoft.com/office/word/2010/wordml" mc:Ignorable="w14">
+<w:styles xmlns:mc="http://schemas.openxmlformats.org/markup-compatibility/2006" xmlns:w="http://schemas.openxmlformats.org/wordprocessingml/2006/main" xmlns:r="http://schemas.openxmlformats.org/officeDocument/2006/relationships" xmlns:w14="http://schemas.microsoft.com/office/word/2010/wordml" mc:Ignorable="w14">
   <w:docDefaults>
     <w:rPrDefault>
       <w:rPr>
-        <w:rFonts w:asciiTheme="minorHAnsi" w:cstheme="minorBidi" w:eastAsiaTheme="minorEastAsia" w:hAnsiTheme="minorHAnsi"/>
+        <w:rFonts w:asciiTheme="minorHAnsi" w:cstheme="minorBidi" w:hAnsiTheme="minorHAnsi" w:eastAsia="黑体"/>
         <w:sz w:val="22"/>
         <w:szCs w:val="22"/>
         <w:lang w:bidi="ar-SA" w:eastAsia="en-US" w:val="en-US"/>
@@ -3702,7 +4070,7 @@
       <w:outlineLvl w:val="0"/>
     </w:pPr>
     <w:rPr>
-      <w:rFonts w:ascii="Times New Roman" w:asciiTheme="majorHAnsi" w:cstheme="majorBidi" w:eastAsia="黑体" w:eastAsiaTheme="majorEastAsia" w:hAnsi="Times New Roman" w:hAnsiTheme="majorHAnsi"/>
+      <w:rFonts w:ascii="Times New Roman" w:asciiTheme="majorHAnsi" w:cstheme="majorBidi" w:eastAsia="黑体" w:hAnsi="Times New Roman" w:hAnsiTheme="majorHAnsi"/>
       <w:b/>
       <w:bCs/>
       <w:color w:val="1F3864"/>
@@ -3726,7 +4094,7 @@
       <w:outlineLvl w:val="1"/>
     </w:pPr>
     <w:rPr>
-      <w:rFonts w:ascii="Times New Roman" w:asciiTheme="majorHAnsi" w:cstheme="majorBidi" w:eastAsia="黑体" w:eastAsiaTheme="majorEastAsia" w:hAnsi="Times New Roman" w:hAnsiTheme="majorHAnsi"/>
+      <w:rFonts w:ascii="Times New Roman" w:asciiTheme="majorHAnsi" w:cstheme="majorBidi" w:eastAsia="黑体" w:hAnsi="Times New Roman" w:hAnsiTheme="majorHAnsi"/>
       <w:b/>
       <w:bCs/>
       <w:color w:val="2E4E7E"/>
@@ -3750,7 +4118,7 @@
       <w:outlineLvl w:val="2"/>
     </w:pPr>
     <w:rPr>
-      <w:rFonts w:ascii="Times New Roman" w:asciiTheme="majorHAnsi" w:cstheme="majorBidi" w:eastAsia="黑体" w:eastAsiaTheme="majorEastAsia" w:hAnsi="Times New Roman" w:hAnsiTheme="majorHAnsi"/>
+      <w:rFonts w:ascii="Times New Roman" w:asciiTheme="majorHAnsi" w:cstheme="majorBidi" w:eastAsia="黑体" w:hAnsi="Times New Roman" w:hAnsiTheme="majorHAnsi"/>
       <w:b/>
       <w:bCs/>
       <w:color w:val="2E4E7E"/>
@@ -3774,7 +4142,7 @@
       <w:outlineLvl w:val="3"/>
     </w:pPr>
     <w:rPr>
-      <w:rFonts w:ascii="Times New Roman" w:asciiTheme="majorHAnsi" w:cstheme="majorBidi" w:eastAsia="黑体" w:eastAsiaTheme="majorEastAsia" w:hAnsi="Times New Roman" w:hAnsiTheme="majorHAnsi"/>
+      <w:rFonts w:ascii="Times New Roman" w:asciiTheme="majorHAnsi" w:cstheme="majorBidi" w:eastAsia="黑体" w:hAnsi="Times New Roman" w:hAnsiTheme="majorHAnsi"/>
       <w:b/>
       <w:bCs/>
       <w:i/>
@@ -3800,7 +4168,7 @@
       <w:outlineLvl w:val="4"/>
     </w:pPr>
     <w:rPr>
-      <w:rFonts w:ascii="Times New Roman" w:asciiTheme="majorHAnsi" w:cstheme="majorBidi" w:eastAsia="黑体" w:eastAsiaTheme="majorEastAsia" w:hAnsi="Times New Roman" w:hAnsiTheme="majorHAnsi"/>
+      <w:rFonts w:ascii="Times New Roman" w:asciiTheme="majorHAnsi" w:cstheme="majorBidi" w:eastAsia="黑体" w:hAnsi="Times New Roman" w:hAnsiTheme="majorHAnsi"/>
       <w:b/>
       <w:color w:val="333333"/>
       <w:sz w:val="22"/>
@@ -3823,7 +4191,7 @@
       <w:outlineLvl w:val="5"/>
     </w:pPr>
     <w:rPr>
-      <w:rFonts w:asciiTheme="majorHAnsi" w:cstheme="majorBidi" w:eastAsiaTheme="majorEastAsia" w:hAnsiTheme="majorHAnsi"/>
+      <w:rFonts w:asciiTheme="majorHAnsi" w:cstheme="majorBidi" w:hAnsiTheme="majorHAnsi" w:eastAsia="黑体"/>
       <w:i/>
       <w:iCs/>
       <w:color w:themeColor="accent1" w:themeShade="7F" w:val="243F60"/>
@@ -3846,7 +4214,7 @@
       <w:outlineLvl w:val="6"/>
     </w:pPr>
     <w:rPr>
-      <w:rFonts w:asciiTheme="majorHAnsi" w:cstheme="majorBidi" w:eastAsiaTheme="majorEastAsia" w:hAnsiTheme="majorHAnsi"/>
+      <w:rFonts w:asciiTheme="majorHAnsi" w:cstheme="majorBidi" w:hAnsiTheme="majorHAnsi" w:eastAsia="黑体"/>
       <w:i/>
       <w:iCs/>
       <w:color w:themeColor="text1" w:themeTint="BF" w:val="404040"/>
@@ -3869,7 +4237,7 @@
       <w:outlineLvl w:val="7"/>
     </w:pPr>
     <w:rPr>
-      <w:rFonts w:asciiTheme="majorHAnsi" w:cstheme="majorBidi" w:eastAsiaTheme="majorEastAsia" w:hAnsiTheme="majorHAnsi"/>
+      <w:rFonts w:asciiTheme="majorHAnsi" w:cstheme="majorBidi" w:hAnsiTheme="majorHAnsi" w:eastAsia="黑体"/>
       <w:color w:themeColor="accent1" w:val="4F81BD"/>
       <w:sz w:val="20"/>
       <w:szCs w:val="20"/>
@@ -3892,7 +4260,7 @@
       <w:outlineLvl w:val="8"/>
     </w:pPr>
     <w:rPr>
-      <w:rFonts w:asciiTheme="majorHAnsi" w:cstheme="majorBidi" w:eastAsiaTheme="majorEastAsia" w:hAnsiTheme="majorHAnsi"/>
+      <w:rFonts w:asciiTheme="majorHAnsi" w:cstheme="majorBidi" w:hAnsiTheme="majorHAnsi" w:eastAsia="黑体"/>
       <w:i/>
       <w:iCs/>
       <w:color w:themeColor="text1" w:themeTint="BF" w:val="404040"/>
@@ -3943,7 +4311,7 @@
     <w:uiPriority w:val="9"/>
     <w:rsid w:val="00FC693F"/>
     <w:rPr>
-      <w:rFonts w:asciiTheme="majorHAnsi" w:cstheme="majorBidi" w:eastAsiaTheme="majorEastAsia" w:hAnsiTheme="majorHAnsi"/>
+      <w:rFonts w:asciiTheme="majorHAnsi" w:cstheme="majorBidi" w:hAnsiTheme="majorHAnsi" w:eastAsia="黑体"/>
       <w:b/>
       <w:bCs/>
       <w:color w:themeColor="accent1" w:themeShade="BF" w:val="365F91"/>
@@ -3958,7 +4326,7 @@
     <w:uiPriority w:val="9"/>
     <w:rsid w:val="00FC693F"/>
     <w:rPr>
-      <w:rFonts w:asciiTheme="majorHAnsi" w:cstheme="majorBidi" w:eastAsiaTheme="majorEastAsia" w:hAnsiTheme="majorHAnsi"/>
+      <w:rFonts w:asciiTheme="majorHAnsi" w:cstheme="majorBidi" w:hAnsiTheme="majorHAnsi" w:eastAsia="黑体"/>
       <w:b/>
       <w:bCs/>
       <w:color w:themeColor="accent1" w:val="4F81BD"/>
@@ -3973,7 +4341,7 @@
     <w:uiPriority w:val="9"/>
     <w:rsid w:val="00FC693F"/>
     <w:rPr>
-      <w:rFonts w:asciiTheme="majorHAnsi" w:cstheme="majorBidi" w:eastAsiaTheme="majorEastAsia" w:hAnsiTheme="majorHAnsi"/>
+      <w:rFonts w:asciiTheme="majorHAnsi" w:cstheme="majorBidi" w:hAnsiTheme="majorHAnsi" w:eastAsia="黑体"/>
       <w:b/>
       <w:bCs/>
       <w:color w:themeColor="accent1" w:val="4F81BD"/>
@@ -3996,7 +4364,7 @@
       <w:contextualSpacing/>
     </w:pPr>
     <w:rPr>
-      <w:rFonts w:ascii="Times New Roman" w:asciiTheme="majorHAnsi" w:cstheme="majorBidi" w:eastAsia="黑体" w:eastAsiaTheme="majorEastAsia" w:hAnsi="Times New Roman" w:hAnsiTheme="majorHAnsi"/>
+      <w:rFonts w:ascii="Times New Roman" w:asciiTheme="majorHAnsi" w:cstheme="majorBidi" w:eastAsia="黑体" w:hAnsi="Times New Roman" w:hAnsiTheme="majorHAnsi"/>
       <w:b/>
       <w:color w:val="1F3864"/>
       <w:spacing w:val="5"/>
@@ -4012,7 +4380,7 @@
     <w:uiPriority w:val="10"/>
     <w:rsid w:val="00FC693F"/>
     <w:rPr>
-      <w:rFonts w:asciiTheme="majorHAnsi" w:cstheme="majorBidi" w:eastAsiaTheme="majorEastAsia" w:hAnsiTheme="majorHAnsi"/>
+      <w:rFonts w:asciiTheme="majorHAnsi" w:cstheme="majorBidi" w:hAnsiTheme="majorHAnsi" w:eastAsia="黑体"/>
       <w:color w:themeColor="text2" w:themeShade="BF" w:val="17365D"/>
       <w:spacing w:val="5"/>
       <w:kern w:val="28"/>
@@ -4034,7 +4402,7 @@
       </w:numPr>
     </w:pPr>
     <w:rPr>
-      <w:rFonts w:asciiTheme="majorHAnsi" w:cstheme="majorBidi" w:eastAsiaTheme="majorEastAsia" w:hAnsiTheme="majorHAnsi"/>
+      <w:rFonts w:asciiTheme="majorHAnsi" w:cstheme="majorBidi" w:hAnsiTheme="majorHAnsi" w:eastAsia="黑体"/>
       <w:i/>
       <w:iCs/>
       <w:color w:themeColor="accent1" w:val="4F81BD"/>
@@ -4050,7 +4418,7 @@
     <w:uiPriority w:val="11"/>
     <w:rsid w:val="00FC693F"/>
     <w:rPr>
-      <w:rFonts w:asciiTheme="majorHAnsi" w:cstheme="majorBidi" w:eastAsiaTheme="majorEastAsia" w:hAnsiTheme="majorHAnsi"/>
+      <w:rFonts w:asciiTheme="majorHAnsi" w:cstheme="majorBidi" w:hAnsiTheme="majorHAnsi" w:eastAsia="黑体"/>
       <w:i/>
       <w:iCs/>
       <w:color w:themeColor="accent1" w:val="4F81BD"/>
@@ -4117,6 +4485,7 @@
       <w:spacing w:after="120"/>
     </w:pPr>
     <w:rPr>
+      <w:rFonts w:eastAsia="黑体"/>
       <w:sz w:val="16"/>
       <w:szCs w:val="16"/>
     </w:rPr>
@@ -4128,6 +4497,7 @@
     <w:uiPriority w:val="99"/>
     <w:rsid w:val="00AA1D8D"/>
     <w:rPr>
+      <w:rFonts w:eastAsia="黑体"/>
       <w:sz w:val="16"/>
       <w:szCs w:val="16"/>
     </w:rPr>
@@ -4297,7 +4667,7 @@
       </w:tabs>
     </w:pPr>
     <w:rPr>
-      <w:rFonts w:ascii="Courier" w:hAnsi="Courier"/>
+      <w:rFonts w:ascii="Courier" w:hAnsi="Courier" w:eastAsia="黑体"/>
       <w:sz w:val="20"/>
       <w:szCs w:val="20"/>
     </w:rPr>
@@ -4309,7 +4679,7 @@
     <w:uiPriority w:val="99"/>
     <w:rsid w:val="0029639D"/>
     <w:rPr>
-      <w:rFonts w:ascii="Courier" w:hAnsi="Courier"/>
+      <w:rFonts w:ascii="Courier" w:hAnsi="Courier" w:eastAsia="黑体"/>
       <w:sz w:val="20"/>
       <w:szCs w:val="20"/>
     </w:rPr>
@@ -4345,6 +4715,7 @@
     <w:uiPriority w:val="29"/>
     <w:rsid w:val="00FC693F"/>
     <w:rPr>
+      <w:rFonts w:eastAsia="黑体"/>
       <w:i/>
       <w:iCs/>
       <w:color w:themeColor="text1" w:val="000000"/>
@@ -4358,7 +4729,7 @@
     <w:semiHidden/>
     <w:rsid w:val="00FC693F"/>
     <w:rPr>
-      <w:rFonts w:asciiTheme="majorHAnsi" w:cstheme="majorBidi" w:eastAsiaTheme="majorEastAsia" w:hAnsiTheme="majorHAnsi"/>
+      <w:rFonts w:asciiTheme="majorHAnsi" w:cstheme="majorBidi" w:hAnsiTheme="majorHAnsi" w:eastAsia="黑体"/>
       <w:b/>
       <w:bCs/>
       <w:i/>
@@ -4374,7 +4745,7 @@
     <w:semiHidden/>
     <w:rsid w:val="00FC693F"/>
     <w:rPr>
-      <w:rFonts w:asciiTheme="majorHAnsi" w:cstheme="majorBidi" w:eastAsiaTheme="majorEastAsia" w:hAnsiTheme="majorHAnsi"/>
+      <w:rFonts w:asciiTheme="majorHAnsi" w:cstheme="majorBidi" w:hAnsiTheme="majorHAnsi" w:eastAsia="黑体"/>
       <w:color w:themeColor="accent1" w:themeShade="7F" w:val="243F60"/>
     </w:rPr>
   </w:style>
@@ -4386,7 +4757,7 @@
     <w:semiHidden/>
     <w:rsid w:val="00FC693F"/>
     <w:rPr>
-      <w:rFonts w:asciiTheme="majorHAnsi" w:cstheme="majorBidi" w:eastAsiaTheme="majorEastAsia" w:hAnsiTheme="majorHAnsi"/>
+      <w:rFonts w:asciiTheme="majorHAnsi" w:cstheme="majorBidi" w:hAnsiTheme="majorHAnsi" w:eastAsia="黑体"/>
       <w:i/>
       <w:iCs/>
       <w:color w:themeColor="accent1" w:themeShade="7F" w:val="243F60"/>
@@ -4400,7 +4771,7 @@
     <w:semiHidden/>
     <w:rsid w:val="00FC693F"/>
     <w:rPr>
-      <w:rFonts w:asciiTheme="majorHAnsi" w:cstheme="majorBidi" w:eastAsiaTheme="majorEastAsia" w:hAnsiTheme="majorHAnsi"/>
+      <w:rFonts w:asciiTheme="majorHAnsi" w:cstheme="majorBidi" w:hAnsiTheme="majorHAnsi" w:eastAsia="黑体"/>
       <w:i/>
       <w:iCs/>
       <w:color w:themeColor="text1" w:themeTint="BF" w:val="404040"/>
@@ -4414,7 +4785,7 @@
     <w:semiHidden/>
     <w:rsid w:val="00FC693F"/>
     <w:rPr>
-      <w:rFonts w:asciiTheme="majorHAnsi" w:cstheme="majorBidi" w:eastAsiaTheme="majorEastAsia" w:hAnsiTheme="majorHAnsi"/>
+      <w:rFonts w:asciiTheme="majorHAnsi" w:cstheme="majorBidi" w:hAnsiTheme="majorHAnsi" w:eastAsia="黑体"/>
       <w:color w:themeColor="accent1" w:val="4F81BD"/>
       <w:sz w:val="20"/>
       <w:szCs w:val="20"/>
@@ -4428,7 +4799,7 @@
     <w:semiHidden/>
     <w:rsid w:val="00FC693F"/>
     <w:rPr>
-      <w:rFonts w:asciiTheme="majorHAnsi" w:cstheme="majorBidi" w:eastAsiaTheme="majorEastAsia" w:hAnsiTheme="majorHAnsi"/>
+      <w:rFonts w:asciiTheme="majorHAnsi" w:cstheme="majorBidi" w:hAnsiTheme="majorHAnsi" w:eastAsia="黑体"/>
       <w:i/>
       <w:iCs/>
       <w:color w:themeColor="text1" w:themeTint="BF" w:val="404040"/>
@@ -4449,6 +4820,7 @@
       <w:spacing w:line="240" w:lineRule="auto"/>
     </w:pPr>
     <w:rPr>
+      <w:rFonts w:eastAsia="黑体"/>
       <w:b/>
       <w:bCs/>
       <w:color w:themeColor="accent1" w:val="4F81BD"/>
@@ -4463,6 +4835,7 @@
     <w:qFormat/>
     <w:rsid w:val="00FC693F"/>
     <w:rPr>
+      <w:rFonts w:eastAsia="黑体"/>
       <w:b/>
       <w:bCs/>
     </w:rPr>
@@ -4474,6 +4847,7 @@
     <w:qFormat/>
     <w:rsid w:val="00FC693F"/>
     <w:rPr>
+      <w:rFonts w:eastAsia="黑体"/>
       <w:i/>
       <w:iCs/>
     </w:rPr>
@@ -4494,6 +4868,7 @@
       <w:ind w:left="936" w:right="936"/>
     </w:pPr>
     <w:rPr>
+      <w:rFonts w:eastAsia="黑体"/>
       <w:b/>
       <w:bCs/>
       <w:i/>
@@ -4508,6 +4883,7 @@
     <w:uiPriority w:val="30"/>
     <w:rsid w:val="00FC693F"/>
     <w:rPr>
+      <w:rFonts w:eastAsia="黑体"/>
       <w:b/>
       <w:bCs/>
       <w:i/>
@@ -4522,6 +4898,7 @@
     <w:qFormat/>
     <w:rsid w:val="00FC693F"/>
     <w:rPr>
+      <w:rFonts w:eastAsia="黑体"/>
       <w:i/>
       <w:iCs/>
       <w:color w:themeColor="text1" w:themeTint="7F" w:val="808080"/>
@@ -4534,6 +4911,7 @@
     <w:qFormat/>
     <w:rsid w:val="00FC693F"/>
     <w:rPr>
+      <w:rFonts w:eastAsia="黑体"/>
       <w:b/>
       <w:bCs/>
       <w:i/>
@@ -4548,6 +4926,7 @@
     <w:qFormat/>
     <w:rsid w:val="00FC693F"/>
     <w:rPr>
+      <w:rFonts w:eastAsia="黑体"/>
       <w:smallCaps/>
       <w:color w:themeColor="accent2" w:val="C0504D"/>
       <w:u w:val="single"/>
@@ -4560,6 +4939,7 @@
     <w:qFormat/>
     <w:rsid w:val="00FC693F"/>
     <w:rPr>
+      <w:rFonts w:eastAsia="黑体"/>
       <w:b/>
       <w:bCs/>
       <w:smallCaps/>
@@ -4575,6 +4955,7 @@
     <w:qFormat/>
     <w:rsid w:val="00FC693F"/>
     <w:rPr>
+      <w:rFonts w:eastAsia="黑体"/>
       <w:b/>
       <w:bCs/>
       <w:smallCaps/>
@@ -4629,6 +5010,7 @@
       <w:spacing w:after="0" w:line="240" w:lineRule="auto"/>
     </w:pPr>
     <w:rPr>
+      <w:rFonts w:eastAsia="黑体"/>
       <w:color w:themeColor="text1" w:themeShade="BF" w:val="000000"/>
     </w:rPr>
     <w:tblPr>
@@ -4651,6 +5033,7 @@
         <w:spacing w:after="0" w:before="0" w:line="240" w:lineRule="auto"/>
       </w:pPr>
       <w:rPr>
+        <w:rFonts w:eastAsia="黑体"/>
         <w:b/>
         <w:bCs/>
       </w:rPr>
@@ -4671,6 +5054,7 @@
         <w:spacing w:after="0" w:before="0" w:line="240" w:lineRule="auto"/>
       </w:pPr>
       <w:rPr>
+        <w:rFonts w:eastAsia="黑体"/>
         <w:b/>
         <w:bCs/>
       </w:rPr>
@@ -4688,12 +5072,14 @@
     </w:tblStylePr>
     <w:tblStylePr w:type="firstCol">
       <w:rPr>
+        <w:rFonts w:eastAsia="黑体"/>
         <w:b/>
         <w:bCs/>
       </w:rPr>
     </w:tblStylePr>
     <w:tblStylePr w:type="lastCol">
       <w:rPr>
+        <w:rFonts w:eastAsia="黑体"/>
         <w:b/>
         <w:bCs/>
       </w:rPr>
@@ -4732,6 +5118,7 @@
       <w:spacing w:after="0" w:line="240" w:lineRule="auto"/>
     </w:pPr>
     <w:rPr>
+      <w:rFonts w:eastAsia="黑体"/>
       <w:color w:themeColor="accent1" w:themeShade="BF" w:val="365F91"/>
     </w:rPr>
     <w:tblPr>
@@ -4754,6 +5141,7 @@
         <w:spacing w:after="0" w:before="0" w:line="240" w:lineRule="auto"/>
       </w:pPr>
       <w:rPr>
+        <w:rFonts w:eastAsia="黑体"/>
         <w:b/>
         <w:bCs/>
       </w:rPr>
@@ -4774,6 +5162,7 @@
         <w:spacing w:after="0" w:before="0" w:line="240" w:lineRule="auto"/>
       </w:pPr>
       <w:rPr>
+        <w:rFonts w:eastAsia="黑体"/>
         <w:b/>
         <w:bCs/>
       </w:rPr>
@@ -4791,12 +5180,14 @@
     </w:tblStylePr>
     <w:tblStylePr w:type="firstCol">
       <w:rPr>
+        <w:rFonts w:eastAsia="黑体"/>
         <w:b/>
         <w:bCs/>
       </w:rPr>
     </w:tblStylePr>
     <w:tblStylePr w:type="lastCol">
       <w:rPr>
+        <w:rFonts w:eastAsia="黑体"/>
         <w:b/>
         <w:bCs/>
       </w:rPr>
@@ -4835,6 +5226,7 @@
       <w:spacing w:after="0" w:line="240" w:lineRule="auto"/>
     </w:pPr>
     <w:rPr>
+      <w:rFonts w:eastAsia="黑体"/>
       <w:color w:themeColor="accent2" w:themeShade="BF" w:val="943634"/>
     </w:rPr>
     <w:tblPr>
@@ -4857,6 +5249,7 @@
         <w:spacing w:after="0" w:before="0" w:line="240" w:lineRule="auto"/>
       </w:pPr>
       <w:rPr>
+        <w:rFonts w:eastAsia="黑体"/>
         <w:b/>
         <w:bCs/>
       </w:rPr>
@@ -4877,6 +5270,7 @@
         <w:spacing w:after="0" w:before="0" w:line="240" w:lineRule="auto"/>
       </w:pPr>
       <w:rPr>
+        <w:rFonts w:eastAsia="黑体"/>
         <w:b/>
         <w:bCs/>
       </w:rPr>
@@ -4894,12 +5288,14 @@
     </w:tblStylePr>
     <w:tblStylePr w:type="firstCol">
       <w:rPr>
+        <w:rFonts w:eastAsia="黑体"/>
         <w:b/>
         <w:bCs/>
       </w:rPr>
     </w:tblStylePr>
     <w:tblStylePr w:type="lastCol">
       <w:rPr>
+        <w:rFonts w:eastAsia="黑体"/>
         <w:b/>
         <w:bCs/>
       </w:rPr>
@@ -4938,6 +5334,7 @@
       <w:spacing w:after="0" w:line="240" w:lineRule="auto"/>
     </w:pPr>
     <w:rPr>
+      <w:rFonts w:eastAsia="黑体"/>
       <w:color w:themeColor="accent3" w:themeShade="BF" w:val="76923C"/>
     </w:rPr>
     <w:tblPr>
@@ -4960,6 +5357,7 @@
         <w:spacing w:after="0" w:before="0" w:line="240" w:lineRule="auto"/>
       </w:pPr>
       <w:rPr>
+        <w:rFonts w:eastAsia="黑体"/>
         <w:b/>
         <w:bCs/>
       </w:rPr>
@@ -4980,6 +5378,7 @@
         <w:spacing w:after="0" w:before="0" w:line="240" w:lineRule="auto"/>
       </w:pPr>
       <w:rPr>
+        <w:rFonts w:eastAsia="黑体"/>
         <w:b/>
         <w:bCs/>
       </w:rPr>
@@ -4997,12 +5396,14 @@
     </w:tblStylePr>
     <w:tblStylePr w:type="firstCol">
       <w:rPr>
+        <w:rFonts w:eastAsia="黑体"/>
         <w:b/>
         <w:bCs/>
       </w:rPr>
     </w:tblStylePr>
     <w:tblStylePr w:type="lastCol">
       <w:rPr>
+        <w:rFonts w:eastAsia="黑体"/>
         <w:b/>
         <w:bCs/>
       </w:rPr>
@@ -5041,6 +5442,7 @@
       <w:spacing w:after="0" w:line="240" w:lineRule="auto"/>
     </w:pPr>
     <w:rPr>
+      <w:rFonts w:eastAsia="黑体"/>
       <w:color w:themeColor="accent4" w:themeShade="BF" w:val="5F497A"/>
     </w:rPr>
     <w:tblPr>
@@ -5063,6 +5465,7 @@
         <w:spacing w:after="0" w:before="0" w:line="240" w:lineRule="auto"/>
       </w:pPr>
       <w:rPr>
+        <w:rFonts w:eastAsia="黑体"/>
         <w:b/>
         <w:bCs/>
       </w:rPr>
@@ -5083,6 +5486,7 @@
         <w:spacing w:after="0" w:before="0" w:line="240" w:lineRule="auto"/>
       </w:pPr>
       <w:rPr>
+        <w:rFonts w:eastAsia="黑体"/>
         <w:b/>
         <w:bCs/>
       </w:rPr>
@@ -5100,12 +5504,14 @@
     </w:tblStylePr>
     <w:tblStylePr w:type="firstCol">
       <w:rPr>
+        <w:rFonts w:eastAsia="黑体"/>
         <w:b/>
         <w:bCs/>
       </w:rPr>
     </w:tblStylePr>
     <w:tblStylePr w:type="lastCol">
       <w:rPr>
+        <w:rFonts w:eastAsia="黑体"/>
         <w:b/>
         <w:bCs/>
       </w:rPr>
@@ -5144,6 +5550,7 @@
       <w:spacing w:after="0" w:line="240" w:lineRule="auto"/>
     </w:pPr>
     <w:rPr>
+      <w:rFonts w:eastAsia="黑体"/>
       <w:color w:themeColor="accent5" w:themeShade="BF" w:val="31849B"/>
     </w:rPr>
     <w:tblPr>
@@ -5166,6 +5573,7 @@
         <w:spacing w:after="0" w:before="0" w:line="240" w:lineRule="auto"/>
       </w:pPr>
       <w:rPr>
+        <w:rFonts w:eastAsia="黑体"/>
         <w:b/>
         <w:bCs/>
       </w:rPr>
@@ -5186,6 +5594,7 @@
         <w:spacing w:after="0" w:before="0" w:line="240" w:lineRule="auto"/>
       </w:pPr>
       <w:rPr>
+        <w:rFonts w:eastAsia="黑体"/>
         <w:b/>
         <w:bCs/>
       </w:rPr>
@@ -5203,12 +5612,14 @@
     </w:tblStylePr>
     <w:tblStylePr w:type="firstCol">
       <w:rPr>
+        <w:rFonts w:eastAsia="黑体"/>
         <w:b/>
         <w:bCs/>
       </w:rPr>
     </w:tblStylePr>
     <w:tblStylePr w:type="lastCol">
       <w:rPr>
+        <w:rFonts w:eastAsia="黑体"/>
         <w:b/>
         <w:bCs/>
       </w:rPr>
@@ -5247,6 +5658,7 @@
       <w:spacing w:after="0" w:line="240" w:lineRule="auto"/>
     </w:pPr>
     <w:rPr>
+      <w:rFonts w:eastAsia="黑体"/>
       <w:color w:themeColor="accent6" w:themeShade="BF" w:val="E36C0A"/>
     </w:rPr>
     <w:tblPr>
@@ -5269,6 +5681,7 @@
         <w:spacing w:after="0" w:before="0" w:line="240" w:lineRule="auto"/>
       </w:pPr>
       <w:rPr>
+        <w:rFonts w:eastAsia="黑体"/>
         <w:b/>
         <w:bCs/>
       </w:rPr>
@@ -5289,6 +5702,7 @@
         <w:spacing w:after="0" w:before="0" w:line="240" w:lineRule="auto"/>
       </w:pPr>
       <w:rPr>
+        <w:rFonts w:eastAsia="黑体"/>
         <w:b/>
         <w:bCs/>
       </w:rPr>
@@ -5306,12 +5720,14 @@
     </w:tblStylePr>
     <w:tblStylePr w:type="firstCol">
       <w:rPr>
+        <w:rFonts w:eastAsia="黑体"/>
         <w:b/>
         <w:bCs/>
       </w:rPr>
     </w:tblStylePr>
     <w:tblStylePr w:type="lastCol">
       <w:rPr>
+        <w:rFonts w:eastAsia="黑体"/>
         <w:b/>
         <w:bCs/>
       </w:rPr>
@@ -5371,6 +5787,7 @@
         <w:spacing w:after="0" w:before="0" w:line="240" w:lineRule="auto"/>
       </w:pPr>
       <w:rPr>
+        <w:rFonts w:eastAsia="黑体"/>
         <w:b/>
         <w:bCs/>
         <w:color w:themeColor="background1" w:val="FFFFFF"/>
@@ -5385,6 +5802,7 @@
         <w:spacing w:after="0" w:before="0" w:line="240" w:lineRule="auto"/>
       </w:pPr>
       <w:rPr>
+        <w:rFonts w:eastAsia="黑体"/>
         <w:b/>
         <w:bCs/>
       </w:rPr>
@@ -5400,12 +5818,14 @@
     </w:tblStylePr>
     <w:tblStylePr w:type="firstCol">
       <w:rPr>
+        <w:rFonts w:eastAsia="黑体"/>
         <w:b/>
         <w:bCs/>
       </w:rPr>
     </w:tblStylePr>
     <w:tblStylePr w:type="lastCol">
       <w:rPr>
+        <w:rFonts w:eastAsia="黑体"/>
         <w:b/>
         <w:bCs/>
       </w:rPr>
@@ -5463,6 +5883,7 @@
         <w:spacing w:after="0" w:before="0" w:line="240" w:lineRule="auto"/>
       </w:pPr>
       <w:rPr>
+        <w:rFonts w:eastAsia="黑体"/>
         <w:b/>
         <w:bCs/>
         <w:color w:themeColor="background1" w:val="FFFFFF"/>
@@ -5477,6 +5898,7 @@
         <w:spacing w:after="0" w:before="0" w:line="240" w:lineRule="auto"/>
       </w:pPr>
       <w:rPr>
+        <w:rFonts w:eastAsia="黑体"/>
         <w:b/>
         <w:bCs/>
       </w:rPr>
@@ -5492,12 +5914,14 @@
     </w:tblStylePr>
     <w:tblStylePr w:type="firstCol">
       <w:rPr>
+        <w:rFonts w:eastAsia="黑体"/>
         <w:b/>
         <w:bCs/>
       </w:rPr>
     </w:tblStylePr>
     <w:tblStylePr w:type="lastCol">
       <w:rPr>
+        <w:rFonts w:eastAsia="黑体"/>
         <w:b/>
         <w:bCs/>
       </w:rPr>
@@ -5555,6 +5979,7 @@
         <w:spacing w:after="0" w:before="0" w:line="240" w:lineRule="auto"/>
       </w:pPr>
       <w:rPr>
+        <w:rFonts w:eastAsia="黑体"/>
         <w:b/>
         <w:bCs/>
         <w:color w:themeColor="background1" w:val="FFFFFF"/>
@@ -5569,6 +5994,7 @@
         <w:spacing w:after="0" w:before="0" w:line="240" w:lineRule="auto"/>
       </w:pPr>
       <w:rPr>
+        <w:rFonts w:eastAsia="黑体"/>
         <w:b/>
         <w:bCs/>
       </w:rPr>
@@ -5584,12 +6010,14 @@
     </w:tblStylePr>
     <w:tblStylePr w:type="firstCol">
       <w:rPr>
+        <w:rFonts w:eastAsia="黑体"/>
         <w:b/>
         <w:bCs/>
       </w:rPr>
     </w:tblStylePr>
     <w:tblStylePr w:type="lastCol">
       <w:rPr>
+        <w:rFonts w:eastAsia="黑体"/>
         <w:b/>
         <w:bCs/>
       </w:rPr>
@@ -5647,6 +6075,7 @@
         <w:spacing w:after="0" w:before="0" w:line="240" w:lineRule="auto"/>
       </w:pPr>
       <w:rPr>
+        <w:rFonts w:eastAsia="黑体"/>
         <w:b/>
         <w:bCs/>
         <w:color w:themeColor="background1" w:val="FFFFFF"/>
@@ -5661,6 +6090,7 @@
         <w:spacing w:after="0" w:before="0" w:line="240" w:lineRule="auto"/>
       </w:pPr>
       <w:rPr>
+        <w:rFonts w:eastAsia="黑体"/>
         <w:b/>
         <w:bCs/>
       </w:rPr>
@@ -5676,12 +6106,14 @@
     </w:tblStylePr>
     <w:tblStylePr w:type="firstCol">
       <w:rPr>
+        <w:rFonts w:eastAsia="黑体"/>
         <w:b/>
         <w:bCs/>
       </w:rPr>
     </w:tblStylePr>
     <w:tblStylePr w:type="lastCol">
       <w:rPr>
+        <w:rFonts w:eastAsia="黑体"/>
         <w:b/>
         <w:bCs/>
       </w:rPr>
@@ -5739,6 +6171,7 @@
         <w:spacing w:after="0" w:before="0" w:line="240" w:lineRule="auto"/>
       </w:pPr>
       <w:rPr>
+        <w:rFonts w:eastAsia="黑体"/>
         <w:b/>
         <w:bCs/>
         <w:color w:themeColor="background1" w:val="FFFFFF"/>
@@ -5753,6 +6186,7 @@
         <w:spacing w:after="0" w:before="0" w:line="240" w:lineRule="auto"/>
       </w:pPr>
       <w:rPr>
+        <w:rFonts w:eastAsia="黑体"/>
         <w:b/>
         <w:bCs/>
       </w:rPr>
@@ -5768,12 +6202,14 @@
     </w:tblStylePr>
     <w:tblStylePr w:type="firstCol">
       <w:rPr>
+        <w:rFonts w:eastAsia="黑体"/>
         <w:b/>
         <w:bCs/>
       </w:rPr>
     </w:tblStylePr>
     <w:tblStylePr w:type="lastCol">
       <w:rPr>
+        <w:rFonts w:eastAsia="黑体"/>
         <w:b/>
         <w:bCs/>
       </w:rPr>
@@ -5831,6 +6267,7 @@
         <w:spacing w:after="0" w:before="0" w:line="240" w:lineRule="auto"/>
       </w:pPr>
       <w:rPr>
+        <w:rFonts w:eastAsia="黑体"/>
         <w:b/>
         <w:bCs/>
         <w:color w:themeColor="background1" w:val="FFFFFF"/>
@@ -5845,6 +6282,7 @@
         <w:spacing w:after="0" w:before="0" w:line="240" w:lineRule="auto"/>
       </w:pPr>
       <w:rPr>
+        <w:rFonts w:eastAsia="黑体"/>
         <w:b/>
         <w:bCs/>
       </w:rPr>
@@ -5860,12 +6298,14 @@
     </w:tblStylePr>
     <w:tblStylePr w:type="firstCol">
       <w:rPr>
+        <w:rFonts w:eastAsia="黑体"/>
         <w:b/>
         <w:bCs/>
       </w:rPr>
     </w:tblStylePr>
     <w:tblStylePr w:type="lastCol">
       <w:rPr>
+        <w:rFonts w:eastAsia="黑体"/>
         <w:b/>
         <w:bCs/>
       </w:rPr>
@@ -5923,6 +6363,7 @@
         <w:spacing w:after="0" w:before="0" w:line="240" w:lineRule="auto"/>
       </w:pPr>
       <w:rPr>
+        <w:rFonts w:eastAsia="黑体"/>
         <w:b/>
         <w:bCs/>
         <w:color w:themeColor="background1" w:val="FFFFFF"/>
@@ -5937,6 +6378,7 @@
         <w:spacing w:after="0" w:before="0" w:line="240" w:lineRule="auto"/>
       </w:pPr>
       <w:rPr>
+        <w:rFonts w:eastAsia="黑体"/>
         <w:b/>
         <w:bCs/>
       </w:rPr>
@@ -5952,12 +6394,14 @@
     </w:tblStylePr>
     <w:tblStylePr w:type="firstCol">
       <w:rPr>
+        <w:rFonts w:eastAsia="黑体"/>
         <w:b/>
         <w:bCs/>
       </w:rPr>
     </w:tblStylePr>
     <w:tblStylePr w:type="lastCol">
       <w:rPr>
+        <w:rFonts w:eastAsia="黑体"/>
         <w:b/>
         <w:bCs/>
       </w:rPr>
@@ -6017,7 +6461,7 @@
         <w:spacing w:after="0" w:before="0" w:line="240" w:lineRule="auto"/>
       </w:pPr>
       <w:rPr>
-        <w:rFonts w:asciiTheme="majorHAnsi" w:cstheme="majorBidi" w:eastAsiaTheme="majorEastAsia" w:hAnsiTheme="majorHAnsi"/>
+        <w:rFonts w:asciiTheme="majorHAnsi" w:cstheme="majorBidi" w:hAnsiTheme="majorHAnsi" w:eastAsia="黑体"/>
         <w:b/>
         <w:bCs/>
       </w:rPr>
@@ -6038,7 +6482,7 @@
         <w:spacing w:after="0" w:before="0" w:line="240" w:lineRule="auto"/>
       </w:pPr>
       <w:rPr>
-        <w:rFonts w:asciiTheme="majorHAnsi" w:cstheme="majorBidi" w:eastAsiaTheme="majorEastAsia" w:hAnsiTheme="majorHAnsi"/>
+        <w:rFonts w:asciiTheme="majorHAnsi" w:cstheme="majorBidi" w:hAnsiTheme="majorHAnsi" w:eastAsia="黑体"/>
         <w:b/>
         <w:bCs/>
       </w:rPr>
@@ -6056,14 +6500,14 @@
     </w:tblStylePr>
     <w:tblStylePr w:type="firstCol">
       <w:rPr>
-        <w:rFonts w:asciiTheme="majorHAnsi" w:cstheme="majorBidi" w:eastAsiaTheme="majorEastAsia" w:hAnsiTheme="majorHAnsi"/>
+        <w:rFonts w:asciiTheme="majorHAnsi" w:cstheme="majorBidi" w:hAnsiTheme="majorHAnsi" w:eastAsia="黑体"/>
         <w:b/>
         <w:bCs/>
       </w:rPr>
     </w:tblStylePr>
     <w:tblStylePr w:type="lastCol">
       <w:rPr>
-        <w:rFonts w:asciiTheme="majorHAnsi" w:cstheme="majorBidi" w:eastAsiaTheme="majorEastAsia" w:hAnsiTheme="majorHAnsi"/>
+        <w:rFonts w:asciiTheme="majorHAnsi" w:cstheme="majorBidi" w:hAnsiTheme="majorHAnsi" w:eastAsia="黑体"/>
         <w:b/>
         <w:bCs/>
       </w:rPr>
@@ -6147,7 +6591,7 @@
         <w:spacing w:after="0" w:before="0" w:line="240" w:lineRule="auto"/>
       </w:pPr>
       <w:rPr>
-        <w:rFonts w:asciiTheme="majorHAnsi" w:cstheme="majorBidi" w:eastAsiaTheme="majorEastAsia" w:hAnsiTheme="majorHAnsi"/>
+        <w:rFonts w:asciiTheme="majorHAnsi" w:cstheme="majorBidi" w:hAnsiTheme="majorHAnsi" w:eastAsia="黑体"/>
         <w:b/>
         <w:bCs/>
       </w:rPr>
@@ -6168,7 +6612,7 @@
         <w:spacing w:after="0" w:before="0" w:line="240" w:lineRule="auto"/>
       </w:pPr>
       <w:rPr>
-        <w:rFonts w:asciiTheme="majorHAnsi" w:cstheme="majorBidi" w:eastAsiaTheme="majorEastAsia" w:hAnsiTheme="majorHAnsi"/>
+        <w:rFonts w:asciiTheme="majorHAnsi" w:cstheme="majorBidi" w:hAnsiTheme="majorHAnsi" w:eastAsia="黑体"/>
         <w:b/>
         <w:bCs/>
       </w:rPr>
@@ -6186,14 +6630,14 @@
     </w:tblStylePr>
     <w:tblStylePr w:type="firstCol">
       <w:rPr>
-        <w:rFonts w:asciiTheme="majorHAnsi" w:cstheme="majorBidi" w:eastAsiaTheme="majorEastAsia" w:hAnsiTheme="majorHAnsi"/>
+        <w:rFonts w:asciiTheme="majorHAnsi" w:cstheme="majorBidi" w:hAnsiTheme="majorHAnsi" w:eastAsia="黑体"/>
         <w:b/>
         <w:bCs/>
       </w:rPr>
     </w:tblStylePr>
     <w:tblStylePr w:type="lastCol">
       <w:rPr>
-        <w:rFonts w:asciiTheme="majorHAnsi" w:cstheme="majorBidi" w:eastAsiaTheme="majorEastAsia" w:hAnsiTheme="majorHAnsi"/>
+        <w:rFonts w:asciiTheme="majorHAnsi" w:cstheme="majorBidi" w:hAnsiTheme="majorHAnsi" w:eastAsia="黑体"/>
         <w:b/>
         <w:bCs/>
       </w:rPr>
@@ -6277,7 +6721,7 @@
         <w:spacing w:after="0" w:before="0" w:line="240" w:lineRule="auto"/>
       </w:pPr>
       <w:rPr>
-        <w:rFonts w:asciiTheme="majorHAnsi" w:cstheme="majorBidi" w:eastAsiaTheme="majorEastAsia" w:hAnsiTheme="majorHAnsi"/>
+        <w:rFonts w:asciiTheme="majorHAnsi" w:cstheme="majorBidi" w:hAnsiTheme="majorHAnsi" w:eastAsia="黑体"/>
         <w:b/>
         <w:bCs/>
       </w:rPr>
@@ -6298,7 +6742,7 @@
         <w:spacing w:after="0" w:before="0" w:line="240" w:lineRule="auto"/>
       </w:pPr>
       <w:rPr>
-        <w:rFonts w:asciiTheme="majorHAnsi" w:cstheme="majorBidi" w:eastAsiaTheme="majorEastAsia" w:hAnsiTheme="majorHAnsi"/>
+        <w:rFonts w:asciiTheme="majorHAnsi" w:cstheme="majorBidi" w:hAnsiTheme="majorHAnsi" w:eastAsia="黑体"/>
         <w:b/>
         <w:bCs/>
       </w:rPr>
@@ -6316,14 +6760,14 @@
     </w:tblStylePr>
     <w:tblStylePr w:type="firstCol">
       <w:rPr>
-        <w:rFonts w:asciiTheme="majorHAnsi" w:cstheme="majorBidi" w:eastAsiaTheme="majorEastAsia" w:hAnsiTheme="majorHAnsi"/>
+        <w:rFonts w:asciiTheme="majorHAnsi" w:cstheme="majorBidi" w:hAnsiTheme="majorHAnsi" w:eastAsia="黑体"/>
         <w:b/>
         <w:bCs/>
       </w:rPr>
     </w:tblStylePr>
     <w:tblStylePr w:type="lastCol">
       <w:rPr>
-        <w:rFonts w:asciiTheme="majorHAnsi" w:cstheme="majorBidi" w:eastAsiaTheme="majorEastAsia" w:hAnsiTheme="majorHAnsi"/>
+        <w:rFonts w:asciiTheme="majorHAnsi" w:cstheme="majorBidi" w:hAnsiTheme="majorHAnsi" w:eastAsia="黑体"/>
         <w:b/>
         <w:bCs/>
       </w:rPr>
@@ -6407,7 +6851,7 @@
         <w:spacing w:after="0" w:before="0" w:line="240" w:lineRule="auto"/>
       </w:pPr>
       <w:rPr>
-        <w:rFonts w:asciiTheme="majorHAnsi" w:cstheme="majorBidi" w:eastAsiaTheme="majorEastAsia" w:hAnsiTheme="majorHAnsi"/>
+        <w:rFonts w:asciiTheme="majorHAnsi" w:cstheme="majorBidi" w:hAnsiTheme="majorHAnsi" w:eastAsia="黑体"/>
         <w:b/>
         <w:bCs/>
       </w:rPr>
@@ -6428,7 +6872,7 @@
         <w:spacing w:after="0" w:before="0" w:line="240" w:lineRule="auto"/>
       </w:pPr>
       <w:rPr>
-        <w:rFonts w:asciiTheme="majorHAnsi" w:cstheme="majorBidi" w:eastAsiaTheme="majorEastAsia" w:hAnsiTheme="majorHAnsi"/>
+        <w:rFonts w:asciiTheme="majorHAnsi" w:cstheme="majorBidi" w:hAnsiTheme="majorHAnsi" w:eastAsia="黑体"/>
         <w:b/>
         <w:bCs/>
       </w:rPr>
@@ -6446,14 +6890,14 @@
     </w:tblStylePr>
     <w:tblStylePr w:type="firstCol">
       <w:rPr>
-        <w:rFonts w:asciiTheme="majorHAnsi" w:cstheme="majorBidi" w:eastAsiaTheme="majorEastAsia" w:hAnsiTheme="majorHAnsi"/>
+        <w:rFonts w:asciiTheme="majorHAnsi" w:cstheme="majorBidi" w:hAnsiTheme="majorHAnsi" w:eastAsia="黑体"/>
         <w:b/>
         <w:bCs/>
       </w:rPr>
     </w:tblStylePr>
     <w:tblStylePr w:type="lastCol">
       <w:rPr>
-        <w:rFonts w:asciiTheme="majorHAnsi" w:cstheme="majorBidi" w:eastAsiaTheme="majorEastAsia" w:hAnsiTheme="majorHAnsi"/>
+        <w:rFonts w:asciiTheme="majorHAnsi" w:cstheme="majorBidi" w:hAnsiTheme="majorHAnsi" w:eastAsia="黑体"/>
         <w:b/>
         <w:bCs/>
       </w:rPr>
@@ -6537,7 +6981,7 @@
         <w:spacing w:after="0" w:before="0" w:line="240" w:lineRule="auto"/>
       </w:pPr>
       <w:rPr>
-        <w:rFonts w:asciiTheme="majorHAnsi" w:cstheme="majorBidi" w:eastAsiaTheme="majorEastAsia" w:hAnsiTheme="majorHAnsi"/>
+        <w:rFonts w:asciiTheme="majorHAnsi" w:cstheme="majorBidi" w:hAnsiTheme="majorHAnsi" w:eastAsia="黑体"/>
         <w:b/>
         <w:bCs/>
       </w:rPr>
@@ -6558,7 +7002,7 @@
         <w:spacing w:after="0" w:before="0" w:line="240" w:lineRule="auto"/>
       </w:pPr>
       <w:rPr>
-        <w:rFonts w:asciiTheme="majorHAnsi" w:cstheme="majorBidi" w:eastAsiaTheme="majorEastAsia" w:hAnsiTheme="majorHAnsi"/>
+        <w:rFonts w:asciiTheme="majorHAnsi" w:cstheme="majorBidi" w:hAnsiTheme="majorHAnsi" w:eastAsia="黑体"/>
         <w:b/>
         <w:bCs/>
       </w:rPr>
@@ -6576,14 +7020,14 @@
     </w:tblStylePr>
     <w:tblStylePr w:type="firstCol">
       <w:rPr>
-        <w:rFonts w:asciiTheme="majorHAnsi" w:cstheme="majorBidi" w:eastAsiaTheme="majorEastAsia" w:hAnsiTheme="majorHAnsi"/>
+        <w:rFonts w:asciiTheme="majorHAnsi" w:cstheme="majorBidi" w:hAnsiTheme="majorHAnsi" w:eastAsia="黑体"/>
         <w:b/>
         <w:bCs/>
       </w:rPr>
     </w:tblStylePr>
     <w:tblStylePr w:type="lastCol">
       <w:rPr>
-        <w:rFonts w:asciiTheme="majorHAnsi" w:cstheme="majorBidi" w:eastAsiaTheme="majorEastAsia" w:hAnsiTheme="majorHAnsi"/>
+        <w:rFonts w:asciiTheme="majorHAnsi" w:cstheme="majorBidi" w:hAnsiTheme="majorHAnsi" w:eastAsia="黑体"/>
         <w:b/>
         <w:bCs/>
       </w:rPr>
@@ -6667,7 +7111,7 @@
         <w:spacing w:after="0" w:before="0" w:line="240" w:lineRule="auto"/>
       </w:pPr>
       <w:rPr>
-        <w:rFonts w:asciiTheme="majorHAnsi" w:cstheme="majorBidi" w:eastAsiaTheme="majorEastAsia" w:hAnsiTheme="majorHAnsi"/>
+        <w:rFonts w:asciiTheme="majorHAnsi" w:cstheme="majorBidi" w:hAnsiTheme="majorHAnsi" w:eastAsia="黑体"/>
         <w:b/>
         <w:bCs/>
       </w:rPr>
@@ -6688,7 +7132,7 @@
         <w:spacing w:after="0" w:before="0" w:line="240" w:lineRule="auto"/>
       </w:pPr>
       <w:rPr>
-        <w:rFonts w:asciiTheme="majorHAnsi" w:cstheme="majorBidi" w:eastAsiaTheme="majorEastAsia" w:hAnsiTheme="majorHAnsi"/>
+        <w:rFonts w:asciiTheme="majorHAnsi" w:cstheme="majorBidi" w:hAnsiTheme="majorHAnsi" w:eastAsia="黑体"/>
         <w:b/>
         <w:bCs/>
       </w:rPr>
@@ -6706,14 +7150,14 @@
     </w:tblStylePr>
     <w:tblStylePr w:type="firstCol">
       <w:rPr>
-        <w:rFonts w:asciiTheme="majorHAnsi" w:cstheme="majorBidi" w:eastAsiaTheme="majorEastAsia" w:hAnsiTheme="majorHAnsi"/>
+        <w:rFonts w:asciiTheme="majorHAnsi" w:cstheme="majorBidi" w:hAnsiTheme="majorHAnsi" w:eastAsia="黑体"/>
         <w:b/>
         <w:bCs/>
       </w:rPr>
     </w:tblStylePr>
     <w:tblStylePr w:type="lastCol">
       <w:rPr>
-        <w:rFonts w:asciiTheme="majorHAnsi" w:cstheme="majorBidi" w:eastAsiaTheme="majorEastAsia" w:hAnsiTheme="majorHAnsi"/>
+        <w:rFonts w:asciiTheme="majorHAnsi" w:cstheme="majorBidi" w:hAnsiTheme="majorHAnsi" w:eastAsia="黑体"/>
         <w:b/>
         <w:bCs/>
       </w:rPr>
@@ -6797,7 +7241,7 @@
         <w:spacing w:after="0" w:before="0" w:line="240" w:lineRule="auto"/>
       </w:pPr>
       <w:rPr>
-        <w:rFonts w:asciiTheme="majorHAnsi" w:cstheme="majorBidi" w:eastAsiaTheme="majorEastAsia" w:hAnsiTheme="majorHAnsi"/>
+        <w:rFonts w:asciiTheme="majorHAnsi" w:cstheme="majorBidi" w:hAnsiTheme="majorHAnsi" w:eastAsia="黑体"/>
         <w:b/>
         <w:bCs/>
       </w:rPr>
@@ -6818,7 +7262,7 @@
         <w:spacing w:after="0" w:before="0" w:line="240" w:lineRule="auto"/>
       </w:pPr>
       <w:rPr>
-        <w:rFonts w:asciiTheme="majorHAnsi" w:cstheme="majorBidi" w:eastAsiaTheme="majorEastAsia" w:hAnsiTheme="majorHAnsi"/>
+        <w:rFonts w:asciiTheme="majorHAnsi" w:cstheme="majorBidi" w:hAnsiTheme="majorHAnsi" w:eastAsia="黑体"/>
         <w:b/>
         <w:bCs/>
       </w:rPr>
@@ -6836,14 +7280,14 @@
     </w:tblStylePr>
     <w:tblStylePr w:type="firstCol">
       <w:rPr>
-        <w:rFonts w:asciiTheme="majorHAnsi" w:cstheme="majorBidi" w:eastAsiaTheme="majorEastAsia" w:hAnsiTheme="majorHAnsi"/>
+        <w:rFonts w:asciiTheme="majorHAnsi" w:cstheme="majorBidi" w:hAnsiTheme="majorHAnsi" w:eastAsia="黑体"/>
         <w:b/>
         <w:bCs/>
       </w:rPr>
     </w:tblStylePr>
     <w:tblStylePr w:type="lastCol">
       <w:rPr>
-        <w:rFonts w:asciiTheme="majorHAnsi" w:cstheme="majorBidi" w:eastAsiaTheme="majorEastAsia" w:hAnsiTheme="majorHAnsi"/>
+        <w:rFonts w:asciiTheme="majorHAnsi" w:cstheme="majorBidi" w:hAnsiTheme="majorHAnsi" w:eastAsia="黑体"/>
         <w:b/>
         <w:bCs/>
       </w:rPr>
@@ -6926,6 +7370,7 @@
         <w:spacing w:after="0" w:before="0" w:line="240" w:lineRule="auto"/>
       </w:pPr>
       <w:rPr>
+        <w:rFonts w:eastAsia="黑体"/>
         <w:b/>
         <w:bCs/>
         <w:color w:themeColor="background1" w:val="FFFFFF"/>
@@ -6948,6 +7393,7 @@
         <w:spacing w:after="0" w:before="0" w:line="240" w:lineRule="auto"/>
       </w:pPr>
       <w:rPr>
+        <w:rFonts w:eastAsia="黑体"/>
         <w:b/>
         <w:bCs/>
       </w:rPr>
@@ -6965,12 +7411,14 @@
     </w:tblStylePr>
     <w:tblStylePr w:type="firstCol">
       <w:rPr>
+        <w:rFonts w:eastAsia="黑体"/>
         <w:b/>
         <w:bCs/>
       </w:rPr>
     </w:tblStylePr>
     <w:tblStylePr w:type="lastCol">
       <w:rPr>
+        <w:rFonts w:eastAsia="黑体"/>
         <w:b/>
         <w:bCs/>
       </w:rPr>
@@ -7032,6 +7480,7 @@
         <w:spacing w:after="0" w:before="0" w:line="240" w:lineRule="auto"/>
       </w:pPr>
       <w:rPr>
+        <w:rFonts w:eastAsia="黑体"/>
         <w:b/>
         <w:bCs/>
         <w:color w:themeColor="background1" w:val="FFFFFF"/>
@@ -7054,6 +7503,7 @@
         <w:spacing w:after="0" w:before="0" w:line="240" w:lineRule="auto"/>
       </w:pPr>
       <w:rPr>
+        <w:rFonts w:eastAsia="黑体"/>
         <w:b/>
         <w:bCs/>
       </w:rPr>
@@ -7071,12 +7521,14 @@
     </w:tblStylePr>
     <w:tblStylePr w:type="firstCol">
       <w:rPr>
+        <w:rFonts w:eastAsia="黑体"/>
         <w:b/>
         <w:bCs/>
       </w:rPr>
     </w:tblStylePr>
     <w:tblStylePr w:type="lastCol">
       <w:rPr>
+        <w:rFonts w:eastAsia="黑体"/>
         <w:b/>
         <w:bCs/>
       </w:rPr>
@@ -7138,6 +7590,7 @@
         <w:spacing w:after="0" w:before="0" w:line="240" w:lineRule="auto"/>
       </w:pPr>
       <w:rPr>
+        <w:rFonts w:eastAsia="黑体"/>
         <w:b/>
         <w:bCs/>
         <w:color w:themeColor="background1" w:val="FFFFFF"/>
@@ -7160,6 +7613,7 @@
         <w:spacing w:after="0" w:before="0" w:line="240" w:lineRule="auto"/>
       </w:pPr>
       <w:rPr>
+        <w:rFonts w:eastAsia="黑体"/>
         <w:b/>
         <w:bCs/>
       </w:rPr>
@@ -7177,12 +7631,14 @@
     </w:tblStylePr>
     <w:tblStylePr w:type="firstCol">
       <w:rPr>
+        <w:rFonts w:eastAsia="黑体"/>
         <w:b/>
         <w:bCs/>
       </w:rPr>
     </w:tblStylePr>
     <w:tblStylePr w:type="lastCol">
       <w:rPr>
+        <w:rFonts w:eastAsia="黑体"/>
         <w:b/>
         <w:bCs/>
       </w:rPr>
@@ -7244,6 +7700,7 @@
         <w:spacing w:after="0" w:before="0" w:line="240" w:lineRule="auto"/>
       </w:pPr>
       <w:rPr>
+        <w:rFonts w:eastAsia="黑体"/>
         <w:b/>
         <w:bCs/>
         <w:color w:themeColor="background1" w:val="FFFFFF"/>
@@ -7266,6 +7723,7 @@
         <w:spacing w:after="0" w:before="0" w:line="240" w:lineRule="auto"/>
       </w:pPr>
       <w:rPr>
+        <w:rFonts w:eastAsia="黑体"/>
         <w:b/>
         <w:bCs/>
       </w:rPr>
@@ -7283,12 +7741,14 @@
     </w:tblStylePr>
     <w:tblStylePr w:type="firstCol">
       <w:rPr>
+        <w:rFonts w:eastAsia="黑体"/>
         <w:b/>
         <w:bCs/>
       </w:rPr>
     </w:tblStylePr>
     <w:tblStylePr w:type="lastCol">
       <w:rPr>
+        <w:rFonts w:eastAsia="黑体"/>
         <w:b/>
         <w:bCs/>
       </w:rPr>
@@ -7350,6 +7810,7 @@
         <w:spacing w:after="0" w:before="0" w:line="240" w:lineRule="auto"/>
       </w:pPr>
       <w:rPr>
+        <w:rFonts w:eastAsia="黑体"/>
         <w:b/>
         <w:bCs/>
         <w:color w:themeColor="background1" w:val="FFFFFF"/>
@@ -7372,6 +7833,7 @@
         <w:spacing w:after="0" w:before="0" w:line="240" w:lineRule="auto"/>
       </w:pPr>
       <w:rPr>
+        <w:rFonts w:eastAsia="黑体"/>
         <w:b/>
         <w:bCs/>
       </w:rPr>
@@ -7389,12 +7851,14 @@
     </w:tblStylePr>
     <w:tblStylePr w:type="firstCol">
       <w:rPr>
+        <w:rFonts w:eastAsia="黑体"/>
         <w:b/>
         <w:bCs/>
       </w:rPr>
     </w:tblStylePr>
     <w:tblStylePr w:type="lastCol">
       <w:rPr>
+        <w:rFonts w:eastAsia="黑体"/>
         <w:b/>
         <w:bCs/>
       </w:rPr>
@@ -7456,6 +7920,7 @@
         <w:spacing w:after="0" w:before="0" w:line="240" w:lineRule="auto"/>
       </w:pPr>
       <w:rPr>
+        <w:rFonts w:eastAsia="黑体"/>
         <w:b/>
         <w:bCs/>
         <w:color w:themeColor="background1" w:val="FFFFFF"/>
@@ -7478,6 +7943,7 @@
         <w:spacing w:after="0" w:before="0" w:line="240" w:lineRule="auto"/>
       </w:pPr>
       <w:rPr>
+        <w:rFonts w:eastAsia="黑体"/>
         <w:b/>
         <w:bCs/>
       </w:rPr>
@@ -7495,12 +7961,14 @@
     </w:tblStylePr>
     <w:tblStylePr w:type="firstCol">
       <w:rPr>
+        <w:rFonts w:eastAsia="黑体"/>
         <w:b/>
         <w:bCs/>
       </w:rPr>
     </w:tblStylePr>
     <w:tblStylePr w:type="lastCol">
       <w:rPr>
+        <w:rFonts w:eastAsia="黑体"/>
         <w:b/>
         <w:bCs/>
       </w:rPr>
@@ -7562,6 +8030,7 @@
         <w:spacing w:after="0" w:before="0" w:line="240" w:lineRule="auto"/>
       </w:pPr>
       <w:rPr>
+        <w:rFonts w:eastAsia="黑体"/>
         <w:b/>
         <w:bCs/>
         <w:color w:themeColor="background1" w:val="FFFFFF"/>
@@ -7584,6 +8053,7 @@
         <w:spacing w:after="0" w:before="0" w:line="240" w:lineRule="auto"/>
       </w:pPr>
       <w:rPr>
+        <w:rFonts w:eastAsia="黑体"/>
         <w:b/>
         <w:bCs/>
       </w:rPr>
@@ -7601,12 +8071,14 @@
     </w:tblStylePr>
     <w:tblStylePr w:type="firstCol">
       <w:rPr>
+        <w:rFonts w:eastAsia="黑体"/>
         <w:b/>
         <w:bCs/>
       </w:rPr>
     </w:tblStylePr>
     <w:tblStylePr w:type="lastCol">
       <w:rPr>
+        <w:rFonts w:eastAsia="黑体"/>
         <w:b/>
         <w:bCs/>
       </w:rPr>
@@ -7665,6 +8137,7 @@
         <w:spacing w:after="0" w:before="0" w:line="240" w:lineRule="auto"/>
       </w:pPr>
       <w:rPr>
+        <w:rFonts w:eastAsia="黑体"/>
         <w:b/>
         <w:bCs/>
         <w:color w:themeColor="background1" w:val="FFFFFF"/>
@@ -7687,6 +8160,7 @@
         <w:spacing w:after="0" w:before="0" w:line="240" w:lineRule="auto"/>
       </w:pPr>
       <w:rPr>
+        <w:rFonts w:eastAsia="黑体"/>
         <w:color w:val="auto"/>
       </w:rPr>
       <w:tblPr/>
@@ -7704,6 +8178,7 @@
     </w:tblStylePr>
     <w:tblStylePr w:type="firstCol">
       <w:rPr>
+        <w:rFonts w:eastAsia="黑体"/>
         <w:b/>
         <w:bCs/>
         <w:color w:themeColor="background1" w:val="FFFFFF"/>
@@ -7723,6 +8198,7 @@
     </w:tblStylePr>
     <w:tblStylePr w:type="lastCol">
       <w:rPr>
+        <w:rFonts w:eastAsia="黑体"/>
         <w:b/>
         <w:bCs/>
         <w:color w:themeColor="background1" w:val="FFFFFF"/>
@@ -7771,6 +8247,7 @@
     </w:tblStylePr>
     <w:tblStylePr w:type="nwCell">
       <w:rPr>
+        <w:rFonts w:eastAsia="黑体"/>
         <w:color w:themeColor="background1" w:val="FFFFFF"/>
       </w:rPr>
       <w:tblPr/>
@@ -7814,6 +8291,7 @@
         <w:spacing w:after="0" w:before="0" w:line="240" w:lineRule="auto"/>
       </w:pPr>
       <w:rPr>
+        <w:rFonts w:eastAsia="黑体"/>
         <w:b/>
         <w:bCs/>
         <w:color w:themeColor="background1" w:val="FFFFFF"/>
@@ -7836,6 +8314,7 @@
         <w:spacing w:after="0" w:before="0" w:line="240" w:lineRule="auto"/>
       </w:pPr>
       <w:rPr>
+        <w:rFonts w:eastAsia="黑体"/>
         <w:color w:val="auto"/>
       </w:rPr>
       <w:tblPr/>
@@ -7853,6 +8332,7 @@
     </w:tblStylePr>
     <w:tblStylePr w:type="firstCol">
       <w:rPr>
+        <w:rFonts w:eastAsia="黑体"/>
         <w:b/>
         <w:bCs/>
         <w:color w:themeColor="background1" w:val="FFFFFF"/>
@@ -7872,6 +8352,7 @@
     </w:tblStylePr>
     <w:tblStylePr w:type="lastCol">
       <w:rPr>
+        <w:rFonts w:eastAsia="黑体"/>
         <w:b/>
         <w:bCs/>
         <w:color w:themeColor="background1" w:val="FFFFFF"/>
@@ -7920,6 +8401,7 @@
     </w:tblStylePr>
     <w:tblStylePr w:type="nwCell">
       <w:rPr>
+        <w:rFonts w:eastAsia="黑体"/>
         <w:color w:themeColor="background1" w:val="FFFFFF"/>
       </w:rPr>
       <w:tblPr/>
@@ -7963,6 +8445,7 @@
         <w:spacing w:after="0" w:before="0" w:line="240" w:lineRule="auto"/>
       </w:pPr>
       <w:rPr>
+        <w:rFonts w:eastAsia="黑体"/>
         <w:b/>
         <w:bCs/>
         <w:color w:themeColor="background1" w:val="FFFFFF"/>
@@ -7985,6 +8468,7 @@
         <w:spacing w:after="0" w:before="0" w:line="240" w:lineRule="auto"/>
       </w:pPr>
       <w:rPr>
+        <w:rFonts w:eastAsia="黑体"/>
         <w:color w:val="auto"/>
       </w:rPr>
       <w:tblPr/>
@@ -8002,6 +8486,7 @@
     </w:tblStylePr>
     <w:tblStylePr w:type="firstCol">
       <w:rPr>
+        <w:rFonts w:eastAsia="黑体"/>
         <w:b/>
         <w:bCs/>
         <w:color w:themeColor="background1" w:val="FFFFFF"/>
@@ -8021,6 +8506,7 @@
     </w:tblStylePr>
     <w:tblStylePr w:type="lastCol">
       <w:rPr>
+        <w:rFonts w:eastAsia="黑体"/>
         <w:b/>
         <w:bCs/>
         <w:color w:themeColor="background1" w:val="FFFFFF"/>
@@ -8069,6 +8555,7 @@
     </w:tblStylePr>
     <w:tblStylePr w:type="nwCell">
       <w:rPr>
+        <w:rFonts w:eastAsia="黑体"/>
         <w:color w:themeColor="background1" w:val="FFFFFF"/>
       </w:rPr>
       <w:tblPr/>
@@ -8112,6 +8599,7 @@
         <w:spacing w:after="0" w:before="0" w:line="240" w:lineRule="auto"/>
       </w:pPr>
       <w:rPr>
+        <w:rFonts w:eastAsia="黑体"/>
         <w:b/>
         <w:bCs/>
         <w:color w:themeColor="background1" w:val="FFFFFF"/>
@@ -8134,6 +8622,7 @@
         <w:spacing w:after="0" w:before="0" w:line="240" w:lineRule="auto"/>
       </w:pPr>
       <w:rPr>
+        <w:rFonts w:eastAsia="黑体"/>
         <w:color w:val="auto"/>
       </w:rPr>
       <w:tblPr/>
@@ -8151,6 +8640,7 @@
     </w:tblStylePr>
     <w:tblStylePr w:type="firstCol">
       <w:rPr>
+        <w:rFonts w:eastAsia="黑体"/>
         <w:b/>
         <w:bCs/>
         <w:color w:themeColor="background1" w:val="FFFFFF"/>
@@ -8170,6 +8660,7 @@
     </w:tblStylePr>
     <w:tblStylePr w:type="lastCol">
       <w:rPr>
+        <w:rFonts w:eastAsia="黑体"/>
         <w:b/>
         <w:bCs/>
         <w:color w:themeColor="background1" w:val="FFFFFF"/>
@@ -8218,6 +8709,7 @@
     </w:tblStylePr>
     <w:tblStylePr w:type="nwCell">
       <w:rPr>
+        <w:rFonts w:eastAsia="黑体"/>
         <w:color w:themeColor="background1" w:val="FFFFFF"/>
       </w:rPr>
       <w:tblPr/>
@@ -8261,6 +8753,7 @@
         <w:spacing w:after="0" w:before="0" w:line="240" w:lineRule="auto"/>
       </w:pPr>
       <w:rPr>
+        <w:rFonts w:eastAsia="黑体"/>
         <w:b/>
         <w:bCs/>
         <w:color w:themeColor="background1" w:val="FFFFFF"/>
@@ -8283,6 +8776,7 @@
         <w:spacing w:after="0" w:before="0" w:line="240" w:lineRule="auto"/>
       </w:pPr>
       <w:rPr>
+        <w:rFonts w:eastAsia="黑体"/>
         <w:color w:val="auto"/>
       </w:rPr>
       <w:tblPr/>
@@ -8300,6 +8794,7 @@
     </w:tblStylePr>
     <w:tblStylePr w:type="firstCol">
       <w:rPr>
+        <w:rFonts w:eastAsia="黑体"/>
         <w:b/>
         <w:bCs/>
         <w:color w:themeColor="background1" w:val="FFFFFF"/>
@@ -8319,6 +8814,7 @@
     </w:tblStylePr>
     <w:tblStylePr w:type="lastCol">
       <w:rPr>
+        <w:rFonts w:eastAsia="黑体"/>
         <w:b/>
         <w:bCs/>
         <w:color w:themeColor="background1" w:val="FFFFFF"/>
@@ -8367,6 +8863,7 @@
     </w:tblStylePr>
     <w:tblStylePr w:type="nwCell">
       <w:rPr>
+        <w:rFonts w:eastAsia="黑体"/>
         <w:color w:themeColor="background1" w:val="FFFFFF"/>
       </w:rPr>
       <w:tblPr/>
@@ -8410,6 +8907,7 @@
         <w:spacing w:after="0" w:before="0" w:line="240" w:lineRule="auto"/>
       </w:pPr>
       <w:rPr>
+        <w:rFonts w:eastAsia="黑体"/>
         <w:b/>
         <w:bCs/>
         <w:color w:themeColor="background1" w:val="FFFFFF"/>
@@ -8432,6 +8930,7 @@
         <w:spacing w:after="0" w:before="0" w:line="240" w:lineRule="auto"/>
       </w:pPr>
       <w:rPr>
+        <w:rFonts w:eastAsia="黑体"/>
         <w:color w:val="auto"/>
       </w:rPr>
       <w:tblPr/>
@@ -8449,6 +8948,7 @@
     </w:tblStylePr>
     <w:tblStylePr w:type="firstCol">
       <w:rPr>
+        <w:rFonts w:eastAsia="黑体"/>
         <w:b/>
         <w:bCs/>
         <w:color w:themeColor="background1" w:val="FFFFFF"/>
@@ -8468,6 +8968,7 @@
     </w:tblStylePr>
     <w:tblStylePr w:type="lastCol">
       <w:rPr>
+        <w:rFonts w:eastAsia="黑体"/>
         <w:b/>
         <w:bCs/>
         <w:color w:themeColor="background1" w:val="FFFFFF"/>
@@ -8516,6 +9017,7 @@
     </w:tblStylePr>
     <w:tblStylePr w:type="nwCell">
       <w:rPr>
+        <w:rFonts w:eastAsia="黑体"/>
         <w:color w:themeColor="background1" w:val="FFFFFF"/>
       </w:rPr>
       <w:tblPr/>
@@ -8559,6 +9061,7 @@
         <w:spacing w:after="0" w:before="0" w:line="240" w:lineRule="auto"/>
       </w:pPr>
       <w:rPr>
+        <w:rFonts w:eastAsia="黑体"/>
         <w:b/>
         <w:bCs/>
         <w:color w:themeColor="background1" w:val="FFFFFF"/>
@@ -8581,6 +9084,7 @@
         <w:spacing w:after="0" w:before="0" w:line="240" w:lineRule="auto"/>
       </w:pPr>
       <w:rPr>
+        <w:rFonts w:eastAsia="黑体"/>
         <w:color w:val="auto"/>
       </w:rPr>
       <w:tblPr/>
@@ -8598,6 +9102,7 @@
     </w:tblStylePr>
     <w:tblStylePr w:type="firstCol">
       <w:rPr>
+        <w:rFonts w:eastAsia="黑体"/>
         <w:b/>
         <w:bCs/>
         <w:color w:themeColor="background1" w:val="FFFFFF"/>
@@ -8617,6 +9122,7 @@
     </w:tblStylePr>
     <w:tblStylePr w:type="lastCol">
       <w:rPr>
+        <w:rFonts w:eastAsia="黑体"/>
         <w:b/>
         <w:bCs/>
         <w:color w:themeColor="background1" w:val="FFFFFF"/>
@@ -8665,6 +9171,7 @@
     </w:tblStylePr>
     <w:tblStylePr w:type="nwCell">
       <w:rPr>
+        <w:rFonts w:eastAsia="黑体"/>
         <w:color w:themeColor="background1" w:val="FFFFFF"/>
       </w:rPr>
       <w:tblPr/>
@@ -8689,6 +9196,7 @@
       <w:spacing w:after="0" w:line="240" w:lineRule="auto"/>
     </w:pPr>
     <w:rPr>
+      <w:rFonts w:eastAsia="黑体"/>
       <w:color w:themeColor="text1" w:val="000000"/>
     </w:rPr>
     <w:tblPr>
@@ -8708,7 +9216,7 @@
     </w:tblPr>
     <w:tblStylePr w:type="firstRow">
       <w:rPr>
-        <w:rFonts w:asciiTheme="majorHAnsi" w:cstheme="majorBidi" w:eastAsiaTheme="majorEastAsia" w:hAnsiTheme="majorHAnsi"/>
+        <w:rFonts w:asciiTheme="majorHAnsi" w:cstheme="majorBidi" w:hAnsiTheme="majorHAnsi" w:eastAsia="黑体"/>
       </w:rPr>
       <w:tblPr/>
       <w:tcPr>
@@ -8720,6 +9228,7 @@
     </w:tblStylePr>
     <w:tblStylePr w:type="lastRow">
       <w:rPr>
+        <w:rFonts w:eastAsia="黑体"/>
         <w:b/>
         <w:bCs/>
         <w:color w:themeColor="text2" w:val="1F497D"/>
@@ -8734,12 +9243,14 @@
     </w:tblStylePr>
     <w:tblStylePr w:type="firstCol">
       <w:rPr>
+        <w:rFonts w:eastAsia="黑体"/>
         <w:b/>
         <w:bCs/>
       </w:rPr>
     </w:tblStylePr>
     <w:tblStylePr w:type="lastCol">
       <w:rPr>
+        <w:rFonts w:eastAsia="黑体"/>
         <w:b/>
         <w:bCs/>
       </w:rPr>
@@ -8773,6 +9284,7 @@
       <w:spacing w:after="0" w:line="240" w:lineRule="auto"/>
     </w:pPr>
     <w:rPr>
+      <w:rFonts w:eastAsia="黑体"/>
       <w:color w:themeColor="text1" w:val="000000"/>
     </w:rPr>
     <w:tblPr>
@@ -8792,7 +9304,7 @@
     </w:tblPr>
     <w:tblStylePr w:type="firstRow">
       <w:rPr>
-        <w:rFonts w:asciiTheme="majorHAnsi" w:cstheme="majorBidi" w:eastAsiaTheme="majorEastAsia" w:hAnsiTheme="majorHAnsi"/>
+        <w:rFonts w:asciiTheme="majorHAnsi" w:cstheme="majorBidi" w:hAnsiTheme="majorHAnsi" w:eastAsia="黑体"/>
       </w:rPr>
       <w:tblPr/>
       <w:tcPr>
@@ -8804,6 +9316,7 @@
     </w:tblStylePr>
     <w:tblStylePr w:type="lastRow">
       <w:rPr>
+        <w:rFonts w:eastAsia="黑体"/>
         <w:b/>
         <w:bCs/>
         <w:color w:themeColor="text2" w:val="1F497D"/>
@@ -8818,12 +9331,14 @@
     </w:tblStylePr>
     <w:tblStylePr w:type="firstCol">
       <w:rPr>
+        <w:rFonts w:eastAsia="黑体"/>
         <w:b/>
         <w:bCs/>
       </w:rPr>
     </w:tblStylePr>
     <w:tblStylePr w:type="lastCol">
       <w:rPr>
+        <w:rFonts w:eastAsia="黑体"/>
         <w:b/>
         <w:bCs/>
       </w:rPr>
@@ -8857,6 +9372,7 @@
       <w:spacing w:after="0" w:line="240" w:lineRule="auto"/>
     </w:pPr>
     <w:rPr>
+      <w:rFonts w:eastAsia="黑体"/>
       <w:color w:themeColor="text1" w:val="000000"/>
     </w:rPr>
     <w:tblPr>
@@ -8876,7 +9392,7 @@
     </w:tblPr>
     <w:tblStylePr w:type="firstRow">
       <w:rPr>
-        <w:rFonts w:asciiTheme="majorHAnsi" w:cstheme="majorBidi" w:eastAsiaTheme="majorEastAsia" w:hAnsiTheme="majorHAnsi"/>
+        <w:rFonts w:asciiTheme="majorHAnsi" w:cstheme="majorBidi" w:hAnsiTheme="majorHAnsi" w:eastAsia="黑体"/>
       </w:rPr>
       <w:tblPr/>
       <w:tcPr>
@@ -8888,6 +9404,7 @@
     </w:tblStylePr>
     <w:tblStylePr w:type="lastRow">
       <w:rPr>
+        <w:rFonts w:eastAsia="黑体"/>
         <w:b/>
         <w:bCs/>
         <w:color w:themeColor="text2" w:val="1F497D"/>
@@ -8902,12 +9419,14 @@
     </w:tblStylePr>
     <w:tblStylePr w:type="firstCol">
       <w:rPr>
+        <w:rFonts w:eastAsia="黑体"/>
         <w:b/>
         <w:bCs/>
       </w:rPr>
     </w:tblStylePr>
     <w:tblStylePr w:type="lastCol">
       <w:rPr>
+        <w:rFonts w:eastAsia="黑体"/>
         <w:b/>
         <w:bCs/>
       </w:rPr>
@@ -8941,6 +9460,7 @@
       <w:spacing w:after="0" w:line="240" w:lineRule="auto"/>
     </w:pPr>
     <w:rPr>
+      <w:rFonts w:eastAsia="黑体"/>
       <w:color w:themeColor="text1" w:val="000000"/>
     </w:rPr>
     <w:tblPr>
@@ -8960,7 +9480,7 @@
     </w:tblPr>
     <w:tblStylePr w:type="firstRow">
       <w:rPr>
-        <w:rFonts w:asciiTheme="majorHAnsi" w:cstheme="majorBidi" w:eastAsiaTheme="majorEastAsia" w:hAnsiTheme="majorHAnsi"/>
+        <w:rFonts w:asciiTheme="majorHAnsi" w:cstheme="majorBidi" w:hAnsiTheme="majorHAnsi" w:eastAsia="黑体"/>
       </w:rPr>
       <w:tblPr/>
       <w:tcPr>
@@ -8972,6 +9492,7 @@
     </w:tblStylePr>
     <w:tblStylePr w:type="lastRow">
       <w:rPr>
+        <w:rFonts w:eastAsia="黑体"/>
         <w:b/>
         <w:bCs/>
         <w:color w:themeColor="text2" w:val="1F497D"/>
@@ -8986,12 +9507,14 @@
     </w:tblStylePr>
     <w:tblStylePr w:type="firstCol">
       <w:rPr>
+        <w:rFonts w:eastAsia="黑体"/>
         <w:b/>
         <w:bCs/>
       </w:rPr>
     </w:tblStylePr>
     <w:tblStylePr w:type="lastCol">
       <w:rPr>
+        <w:rFonts w:eastAsia="黑体"/>
         <w:b/>
         <w:bCs/>
       </w:rPr>
@@ -9025,6 +9548,7 @@
       <w:spacing w:after="0" w:line="240" w:lineRule="auto"/>
     </w:pPr>
     <w:rPr>
+      <w:rFonts w:eastAsia="黑体"/>
       <w:color w:themeColor="text1" w:val="000000"/>
     </w:rPr>
     <w:tblPr>
@@ -9044,7 +9568,7 @@
     </w:tblPr>
     <w:tblStylePr w:type="firstRow">
       <w:rPr>
-        <w:rFonts w:asciiTheme="majorHAnsi" w:cstheme="majorBidi" w:eastAsiaTheme="majorEastAsia" w:hAnsiTheme="majorHAnsi"/>
+        <w:rFonts w:asciiTheme="majorHAnsi" w:cstheme="majorBidi" w:hAnsiTheme="majorHAnsi" w:eastAsia="黑体"/>
       </w:rPr>
       <w:tblPr/>
       <w:tcPr>
@@ -9056,6 +9580,7 @@
     </w:tblStylePr>
     <w:tblStylePr w:type="lastRow">
       <w:rPr>
+        <w:rFonts w:eastAsia="黑体"/>
         <w:b/>
         <w:bCs/>
         <w:color w:themeColor="text2" w:val="1F497D"/>
@@ -9070,12 +9595,14 @@
     </w:tblStylePr>
     <w:tblStylePr w:type="firstCol">
       <w:rPr>
+        <w:rFonts w:eastAsia="黑体"/>
         <w:b/>
         <w:bCs/>
       </w:rPr>
     </w:tblStylePr>
     <w:tblStylePr w:type="lastCol">
       <w:rPr>
+        <w:rFonts w:eastAsia="黑体"/>
         <w:b/>
         <w:bCs/>
       </w:rPr>
@@ -9109,6 +9636,7 @@
       <w:spacing w:after="0" w:line="240" w:lineRule="auto"/>
     </w:pPr>
     <w:rPr>
+      <w:rFonts w:eastAsia="黑体"/>
       <w:color w:themeColor="text1" w:val="000000"/>
     </w:rPr>
     <w:tblPr>
@@ -9128,7 +9656,7 @@
     </w:tblPr>
     <w:tblStylePr w:type="firstRow">
       <w:rPr>
-        <w:rFonts w:asciiTheme="majorHAnsi" w:cstheme="majorBidi" w:eastAsiaTheme="majorEastAsia" w:hAnsiTheme="majorHAnsi"/>
+        <w:rFonts w:asciiTheme="majorHAnsi" w:cstheme="majorBidi" w:hAnsiTheme="majorHAnsi" w:eastAsia="黑体"/>
       </w:rPr>
       <w:tblPr/>
       <w:tcPr>
@@ -9140,6 +9668,7 @@
     </w:tblStylePr>
     <w:tblStylePr w:type="lastRow">
       <w:rPr>
+        <w:rFonts w:eastAsia="黑体"/>
         <w:b/>
         <w:bCs/>
         <w:color w:themeColor="text2" w:val="1F497D"/>
@@ -9154,12 +9683,14 @@
     </w:tblStylePr>
     <w:tblStylePr w:type="firstCol">
       <w:rPr>
+        <w:rFonts w:eastAsia="黑体"/>
         <w:b/>
         <w:bCs/>
       </w:rPr>
     </w:tblStylePr>
     <w:tblStylePr w:type="lastCol">
       <w:rPr>
+        <w:rFonts w:eastAsia="黑体"/>
         <w:b/>
         <w:bCs/>
       </w:rPr>
@@ -9193,6 +9724,7 @@
       <w:spacing w:after="0" w:line="240" w:lineRule="auto"/>
     </w:pPr>
     <w:rPr>
+      <w:rFonts w:eastAsia="黑体"/>
       <w:color w:themeColor="text1" w:val="000000"/>
     </w:rPr>
     <w:tblPr>
@@ -9212,7 +9744,7 @@
     </w:tblPr>
     <w:tblStylePr w:type="firstRow">
       <w:rPr>
-        <w:rFonts w:asciiTheme="majorHAnsi" w:cstheme="majorBidi" w:eastAsiaTheme="majorEastAsia" w:hAnsiTheme="majorHAnsi"/>
+        <w:rFonts w:asciiTheme="majorHAnsi" w:cstheme="majorBidi" w:hAnsiTheme="majorHAnsi" w:eastAsia="黑体"/>
       </w:rPr>
       <w:tblPr/>
       <w:tcPr>
@@ -9224,6 +9756,7 @@
     </w:tblStylePr>
     <w:tblStylePr w:type="lastRow">
       <w:rPr>
+        <w:rFonts w:eastAsia="黑体"/>
         <w:b/>
         <w:bCs/>
         <w:color w:themeColor="text2" w:val="1F497D"/>
@@ -9238,12 +9771,14 @@
     </w:tblStylePr>
     <w:tblStylePr w:type="firstCol">
       <w:rPr>
+        <w:rFonts w:eastAsia="黑体"/>
         <w:b/>
         <w:bCs/>
       </w:rPr>
     </w:tblStylePr>
     <w:tblStylePr w:type="lastCol">
       <w:rPr>
+        <w:rFonts w:eastAsia="黑体"/>
         <w:b/>
         <w:bCs/>
       </w:rPr>
@@ -9277,7 +9812,7 @@
       <w:spacing w:after="0" w:line="240" w:lineRule="auto"/>
     </w:pPr>
     <w:rPr>
-      <w:rFonts w:asciiTheme="majorHAnsi" w:cstheme="majorBidi" w:eastAsiaTheme="majorEastAsia" w:hAnsiTheme="majorHAnsi"/>
+      <w:rFonts w:asciiTheme="majorHAnsi" w:cstheme="majorBidi" w:hAnsiTheme="majorHAnsi" w:eastAsia="黑体"/>
       <w:color w:themeColor="text1" w:val="000000"/>
     </w:rPr>
     <w:tblPr>
@@ -9299,6 +9834,7 @@
     </w:tblPr>
     <w:tblStylePr w:type="firstRow">
       <w:rPr>
+        <w:rFonts w:eastAsia="黑体"/>
         <w:sz w:val="24"/>
         <w:szCs w:val="24"/>
       </w:rPr>
@@ -9405,7 +9941,7 @@
       <w:spacing w:after="0" w:line="240" w:lineRule="auto"/>
     </w:pPr>
     <w:rPr>
-      <w:rFonts w:asciiTheme="majorHAnsi" w:cstheme="majorBidi" w:eastAsiaTheme="majorEastAsia" w:hAnsiTheme="majorHAnsi"/>
+      <w:rFonts w:asciiTheme="majorHAnsi" w:cstheme="majorBidi" w:hAnsiTheme="majorHAnsi" w:eastAsia="黑体"/>
       <w:color w:themeColor="text1" w:val="000000"/>
     </w:rPr>
     <w:tblPr>
@@ -9427,6 +9963,7 @@
     </w:tblPr>
     <w:tblStylePr w:type="firstRow">
       <w:rPr>
+        <w:rFonts w:eastAsia="黑体"/>
         <w:sz w:val="24"/>
         <w:szCs w:val="24"/>
       </w:rPr>
@@ -9533,7 +10070,7 @@
       <w:spacing w:after="0" w:line="240" w:lineRule="auto"/>
     </w:pPr>
     <w:rPr>
-      <w:rFonts w:asciiTheme="majorHAnsi" w:cstheme="majorBidi" w:eastAsiaTheme="majorEastAsia" w:hAnsiTheme="majorHAnsi"/>
+      <w:rFonts w:asciiTheme="majorHAnsi" w:cstheme="majorBidi" w:hAnsiTheme="majorHAnsi" w:eastAsia="黑体"/>
       <w:color w:themeColor="text1" w:val="000000"/>
     </w:rPr>
     <w:tblPr>
@@ -9555,6 +10092,7 @@
     </w:tblPr>
     <w:tblStylePr w:type="firstRow">
       <w:rPr>
+        <w:rFonts w:eastAsia="黑体"/>
         <w:sz w:val="24"/>
         <w:szCs w:val="24"/>
       </w:rPr>
@@ -9661,7 +10199,7 @@
       <w:spacing w:after="0" w:line="240" w:lineRule="auto"/>
     </w:pPr>
     <w:rPr>
-      <w:rFonts w:asciiTheme="majorHAnsi" w:cstheme="majorBidi" w:eastAsiaTheme="majorEastAsia" w:hAnsiTheme="majorHAnsi"/>
+      <w:rFonts w:asciiTheme="majorHAnsi" w:cstheme="majorBidi" w:hAnsiTheme="majorHAnsi" w:eastAsia="黑体"/>
       <w:color w:themeColor="text1" w:val="000000"/>
     </w:rPr>
     <w:tblPr>
@@ -9683,6 +10221,7 @@
     </w:tblPr>
     <w:tblStylePr w:type="firstRow">
       <w:rPr>
+        <w:rFonts w:eastAsia="黑体"/>
         <w:sz w:val="24"/>
         <w:szCs w:val="24"/>
       </w:rPr>
@@ -9789,7 +10328,7 @@
       <w:spacing w:after="0" w:line="240" w:lineRule="auto"/>
     </w:pPr>
     <w:rPr>
-      <w:rFonts w:asciiTheme="majorHAnsi" w:cstheme="majorBidi" w:eastAsiaTheme="majorEastAsia" w:hAnsiTheme="majorHAnsi"/>
+      <w:rFonts w:asciiTheme="majorHAnsi" w:cstheme="majorBidi" w:hAnsiTheme="majorHAnsi" w:eastAsia="黑体"/>
       <w:color w:themeColor="text1" w:val="000000"/>
     </w:rPr>
     <w:tblPr>
@@ -9811,6 +10350,7 @@
     </w:tblPr>
     <w:tblStylePr w:type="firstRow">
       <w:rPr>
+        <w:rFonts w:eastAsia="黑体"/>
         <w:sz w:val="24"/>
         <w:szCs w:val="24"/>
       </w:rPr>
@@ -9917,7 +10457,7 @@
       <w:spacing w:after="0" w:line="240" w:lineRule="auto"/>
     </w:pPr>
     <w:rPr>
-      <w:rFonts w:asciiTheme="majorHAnsi" w:cstheme="majorBidi" w:eastAsiaTheme="majorEastAsia" w:hAnsiTheme="majorHAnsi"/>
+      <w:rFonts w:asciiTheme="majorHAnsi" w:cstheme="majorBidi" w:hAnsiTheme="majorHAnsi" w:eastAsia="黑体"/>
       <w:color w:themeColor="text1" w:val="000000"/>
     </w:rPr>
     <w:tblPr>
@@ -9939,6 +10479,7 @@
     </w:tblPr>
     <w:tblStylePr w:type="firstRow">
       <w:rPr>
+        <w:rFonts w:eastAsia="黑体"/>
         <w:sz w:val="24"/>
         <w:szCs w:val="24"/>
       </w:rPr>
@@ -10045,7 +10586,7 @@
       <w:spacing w:after="0" w:line="240" w:lineRule="auto"/>
     </w:pPr>
     <w:rPr>
-      <w:rFonts w:asciiTheme="majorHAnsi" w:cstheme="majorBidi" w:eastAsiaTheme="majorEastAsia" w:hAnsiTheme="majorHAnsi"/>
+      <w:rFonts w:asciiTheme="majorHAnsi" w:cstheme="majorBidi" w:hAnsiTheme="majorHAnsi" w:eastAsia="黑体"/>
       <w:color w:themeColor="text1" w:val="000000"/>
     </w:rPr>
     <w:tblPr>
@@ -10067,6 +10608,7 @@
     </w:tblPr>
     <w:tblStylePr w:type="firstRow">
       <w:rPr>
+        <w:rFonts w:eastAsia="黑体"/>
         <w:sz w:val="24"/>
         <w:szCs w:val="24"/>
       </w:rPr>
@@ -10196,12 +10738,14 @@
     </w:tcPr>
     <w:tblStylePr w:type="firstRow">
       <w:rPr>
+        <w:rFonts w:eastAsia="黑体"/>
         <w:b/>
         <w:bCs/>
       </w:rPr>
     </w:tblStylePr>
     <w:tblStylePr w:type="lastRow">
       <w:rPr>
+        <w:rFonts w:eastAsia="黑体"/>
         <w:b/>
         <w:bCs/>
       </w:rPr>
@@ -10214,12 +10758,14 @@
     </w:tblStylePr>
     <w:tblStylePr w:type="firstCol">
       <w:rPr>
+        <w:rFonts w:eastAsia="黑体"/>
         <w:b/>
         <w:bCs/>
       </w:rPr>
     </w:tblStylePr>
     <w:tblStylePr w:type="lastCol">
       <w:rPr>
+        <w:rFonts w:eastAsia="黑体"/>
         <w:b/>
         <w:bCs/>
       </w:rPr>
@@ -10269,12 +10815,14 @@
     </w:tcPr>
     <w:tblStylePr w:type="firstRow">
       <w:rPr>
+        <w:rFonts w:eastAsia="黑体"/>
         <w:b/>
         <w:bCs/>
       </w:rPr>
     </w:tblStylePr>
     <w:tblStylePr w:type="lastRow">
       <w:rPr>
+        <w:rFonts w:eastAsia="黑体"/>
         <w:b/>
         <w:bCs/>
       </w:rPr>
@@ -10287,12 +10835,14 @@
     </w:tblStylePr>
     <w:tblStylePr w:type="firstCol">
       <w:rPr>
+        <w:rFonts w:eastAsia="黑体"/>
         <w:b/>
         <w:bCs/>
       </w:rPr>
     </w:tblStylePr>
     <w:tblStylePr w:type="lastCol">
       <w:rPr>
+        <w:rFonts w:eastAsia="黑体"/>
         <w:b/>
         <w:bCs/>
       </w:rPr>
@@ -10342,12 +10892,14 @@
     </w:tcPr>
     <w:tblStylePr w:type="firstRow">
       <w:rPr>
+        <w:rFonts w:eastAsia="黑体"/>
         <w:b/>
         <w:bCs/>
       </w:rPr>
     </w:tblStylePr>
     <w:tblStylePr w:type="lastRow">
       <w:rPr>
+        <w:rFonts w:eastAsia="黑体"/>
         <w:b/>
         <w:bCs/>
       </w:rPr>
@@ -10360,12 +10912,14 @@
     </w:tblStylePr>
     <w:tblStylePr w:type="firstCol">
       <w:rPr>
+        <w:rFonts w:eastAsia="黑体"/>
         <w:b/>
         <w:bCs/>
       </w:rPr>
     </w:tblStylePr>
     <w:tblStylePr w:type="lastCol">
       <w:rPr>
+        <w:rFonts w:eastAsia="黑体"/>
         <w:b/>
         <w:bCs/>
       </w:rPr>
@@ -10415,12 +10969,14 @@
     </w:tcPr>
     <w:tblStylePr w:type="firstRow">
       <w:rPr>
+        <w:rFonts w:eastAsia="黑体"/>
         <w:b/>
         <w:bCs/>
       </w:rPr>
     </w:tblStylePr>
     <w:tblStylePr w:type="lastRow">
       <w:rPr>
+        <w:rFonts w:eastAsia="黑体"/>
         <w:b/>
         <w:bCs/>
       </w:rPr>
@@ -10433,12 +10989,14 @@
     </w:tblStylePr>
     <w:tblStylePr w:type="firstCol">
       <w:rPr>
+        <w:rFonts w:eastAsia="黑体"/>
         <w:b/>
         <w:bCs/>
       </w:rPr>
     </w:tblStylePr>
     <w:tblStylePr w:type="lastCol">
       <w:rPr>
+        <w:rFonts w:eastAsia="黑体"/>
         <w:b/>
         <w:bCs/>
       </w:rPr>
@@ -10488,12 +11046,14 @@
     </w:tcPr>
     <w:tblStylePr w:type="firstRow">
       <w:rPr>
+        <w:rFonts w:eastAsia="黑体"/>
         <w:b/>
         <w:bCs/>
       </w:rPr>
     </w:tblStylePr>
     <w:tblStylePr w:type="lastRow">
       <w:rPr>
+        <w:rFonts w:eastAsia="黑体"/>
         <w:b/>
         <w:bCs/>
       </w:rPr>
@@ -10506,12 +11066,14 @@
     </w:tblStylePr>
     <w:tblStylePr w:type="firstCol">
       <w:rPr>
+        <w:rFonts w:eastAsia="黑体"/>
         <w:b/>
         <w:bCs/>
       </w:rPr>
     </w:tblStylePr>
     <w:tblStylePr w:type="lastCol">
       <w:rPr>
+        <w:rFonts w:eastAsia="黑体"/>
         <w:b/>
         <w:bCs/>
       </w:rPr>
@@ -10561,12 +11123,14 @@
     </w:tcPr>
     <w:tblStylePr w:type="firstRow">
       <w:rPr>
+        <w:rFonts w:eastAsia="黑体"/>
         <w:b/>
         <w:bCs/>
       </w:rPr>
     </w:tblStylePr>
     <w:tblStylePr w:type="lastRow">
       <w:rPr>
+        <w:rFonts w:eastAsia="黑体"/>
         <w:b/>
         <w:bCs/>
       </w:rPr>
@@ -10579,12 +11143,14 @@
     </w:tblStylePr>
     <w:tblStylePr w:type="firstCol">
       <w:rPr>
+        <w:rFonts w:eastAsia="黑体"/>
         <w:b/>
         <w:bCs/>
       </w:rPr>
     </w:tblStylePr>
     <w:tblStylePr w:type="lastCol">
       <w:rPr>
+        <w:rFonts w:eastAsia="黑体"/>
         <w:b/>
         <w:bCs/>
       </w:rPr>
@@ -10634,12 +11200,14 @@
     </w:tcPr>
     <w:tblStylePr w:type="firstRow">
       <w:rPr>
+        <w:rFonts w:eastAsia="黑体"/>
         <w:b/>
         <w:bCs/>
       </w:rPr>
     </w:tblStylePr>
     <w:tblStylePr w:type="lastRow">
       <w:rPr>
+        <w:rFonts w:eastAsia="黑体"/>
         <w:b/>
         <w:bCs/>
       </w:rPr>
@@ -10652,12 +11220,14 @@
     </w:tblStylePr>
     <w:tblStylePr w:type="firstCol">
       <w:rPr>
+        <w:rFonts w:eastAsia="黑体"/>
         <w:b/>
         <w:bCs/>
       </w:rPr>
     </w:tblStylePr>
     <w:tblStylePr w:type="lastCol">
       <w:rPr>
+        <w:rFonts w:eastAsia="黑体"/>
         <w:b/>
         <w:bCs/>
       </w:rPr>
@@ -10684,7 +11254,7 @@
       <w:spacing w:after="0" w:line="240" w:lineRule="auto"/>
     </w:pPr>
     <w:rPr>
-      <w:rFonts w:asciiTheme="majorHAnsi" w:cstheme="majorBidi" w:eastAsiaTheme="majorEastAsia" w:hAnsiTheme="majorHAnsi"/>
+      <w:rFonts w:asciiTheme="majorHAnsi" w:cstheme="majorBidi" w:hAnsiTheme="majorHAnsi" w:eastAsia="黑体"/>
       <w:color w:themeColor="text1" w:val="000000"/>
     </w:rPr>
     <w:tblPr>
@@ -10711,6 +11281,7 @@
     </w:tcPr>
     <w:tblStylePr w:type="firstRow">
       <w:rPr>
+        <w:rFonts w:eastAsia="黑体"/>
         <w:b/>
         <w:bCs/>
         <w:color w:themeColor="text1" w:val="000000"/>
@@ -10722,6 +11293,7 @@
     </w:tblStylePr>
     <w:tblStylePr w:type="lastRow">
       <w:rPr>
+        <w:rFonts w:eastAsia="黑体"/>
         <w:b/>
         <w:bCs/>
         <w:color w:themeColor="text1" w:val="000000"/>
@@ -10741,6 +11313,7 @@
     </w:tblStylePr>
     <w:tblStylePr w:type="firstCol">
       <w:rPr>
+        <w:rFonts w:eastAsia="黑体"/>
         <w:b/>
         <w:bCs/>
         <w:color w:themeColor="text1" w:val="000000"/>
@@ -10760,6 +11333,7 @@
     </w:tblStylePr>
     <w:tblStylePr w:type="lastCol">
       <w:rPr>
+        <w:rFonts w:eastAsia="黑体"/>
         <w:b w:val="0"/>
         <w:bCs w:val="0"/>
         <w:color w:themeColor="text1" w:val="000000"/>
@@ -10809,7 +11383,7 @@
       <w:spacing w:after="0" w:line="240" w:lineRule="auto"/>
     </w:pPr>
     <w:rPr>
-      <w:rFonts w:asciiTheme="majorHAnsi" w:cstheme="majorBidi" w:eastAsiaTheme="majorEastAsia" w:hAnsiTheme="majorHAnsi"/>
+      <w:rFonts w:asciiTheme="majorHAnsi" w:cstheme="majorBidi" w:hAnsiTheme="majorHAnsi" w:eastAsia="黑体"/>
       <w:color w:themeColor="text1" w:val="000000"/>
     </w:rPr>
     <w:tblPr>
@@ -10836,6 +11410,7 @@
     </w:tcPr>
     <w:tblStylePr w:type="firstRow">
       <w:rPr>
+        <w:rFonts w:eastAsia="黑体"/>
         <w:b/>
         <w:bCs/>
         <w:color w:themeColor="text1" w:val="000000"/>
@@ -10847,6 +11422,7 @@
     </w:tblStylePr>
     <w:tblStylePr w:type="lastRow">
       <w:rPr>
+        <w:rFonts w:eastAsia="黑体"/>
         <w:b/>
         <w:bCs/>
         <w:color w:themeColor="text1" w:val="000000"/>
@@ -10866,6 +11442,7 @@
     </w:tblStylePr>
     <w:tblStylePr w:type="firstCol">
       <w:rPr>
+        <w:rFonts w:eastAsia="黑体"/>
         <w:b/>
         <w:bCs/>
         <w:color w:themeColor="text1" w:val="000000"/>
@@ -10885,6 +11462,7 @@
     </w:tblStylePr>
     <w:tblStylePr w:type="lastCol">
       <w:rPr>
+        <w:rFonts w:eastAsia="黑体"/>
         <w:b w:val="0"/>
         <w:bCs w:val="0"/>
         <w:color w:themeColor="text1" w:val="000000"/>
@@ -10934,7 +11512,7 @@
       <w:spacing w:after="0" w:line="240" w:lineRule="auto"/>
     </w:pPr>
     <w:rPr>
-      <w:rFonts w:asciiTheme="majorHAnsi" w:cstheme="majorBidi" w:eastAsiaTheme="majorEastAsia" w:hAnsiTheme="majorHAnsi"/>
+      <w:rFonts w:asciiTheme="majorHAnsi" w:cstheme="majorBidi" w:hAnsiTheme="majorHAnsi" w:eastAsia="黑体"/>
       <w:color w:themeColor="text1" w:val="000000"/>
     </w:rPr>
     <w:tblPr>
@@ -10961,6 +11539,7 @@
     </w:tcPr>
     <w:tblStylePr w:type="firstRow">
       <w:rPr>
+        <w:rFonts w:eastAsia="黑体"/>
         <w:b/>
         <w:bCs/>
         <w:color w:themeColor="text1" w:val="000000"/>
@@ -10972,6 +11551,7 @@
     </w:tblStylePr>
     <w:tblStylePr w:type="lastRow">
       <w:rPr>
+        <w:rFonts w:eastAsia="黑体"/>
         <w:b/>
         <w:bCs/>
         <w:color w:themeColor="text1" w:val="000000"/>
@@ -10991,6 +11571,7 @@
     </w:tblStylePr>
     <w:tblStylePr w:type="firstCol">
       <w:rPr>
+        <w:rFonts w:eastAsia="黑体"/>
         <w:b/>
         <w:bCs/>
         <w:color w:themeColor="text1" w:val="000000"/>
@@ -11010,6 +11591,7 @@
     </w:tblStylePr>
     <w:tblStylePr w:type="lastCol">
       <w:rPr>
+        <w:rFonts w:eastAsia="黑体"/>
         <w:b w:val="0"/>
         <w:bCs w:val="0"/>
         <w:color w:themeColor="text1" w:val="000000"/>
@@ -11059,7 +11641,7 @@
       <w:spacing w:after="0" w:line="240" w:lineRule="auto"/>
     </w:pPr>
     <w:rPr>
-      <w:rFonts w:asciiTheme="majorHAnsi" w:cstheme="majorBidi" w:eastAsiaTheme="majorEastAsia" w:hAnsiTheme="majorHAnsi"/>
+      <w:rFonts w:asciiTheme="majorHAnsi" w:cstheme="majorBidi" w:hAnsiTheme="majorHAnsi" w:eastAsia="黑体"/>
       <w:color w:themeColor="text1" w:val="000000"/>
     </w:rPr>
     <w:tblPr>
@@ -11086,6 +11668,7 @@
     </w:tcPr>
     <w:tblStylePr w:type="firstRow">
       <w:rPr>
+        <w:rFonts w:eastAsia="黑体"/>
         <w:b/>
         <w:bCs/>
         <w:color w:themeColor="text1" w:val="000000"/>
@@ -11097,6 +11680,7 @@
     </w:tblStylePr>
     <w:tblStylePr w:type="lastRow">
       <w:rPr>
+        <w:rFonts w:eastAsia="黑体"/>
         <w:b/>
         <w:bCs/>
         <w:color w:themeColor="text1" w:val="000000"/>
@@ -11116,6 +11700,7 @@
     </w:tblStylePr>
     <w:tblStylePr w:type="firstCol">
       <w:rPr>
+        <w:rFonts w:eastAsia="黑体"/>
         <w:b/>
         <w:bCs/>
         <w:color w:themeColor="text1" w:val="000000"/>
@@ -11135,6 +11720,7 @@
     </w:tblStylePr>
     <w:tblStylePr w:type="lastCol">
       <w:rPr>
+        <w:rFonts w:eastAsia="黑体"/>
         <w:b w:val="0"/>
         <w:bCs w:val="0"/>
         <w:color w:themeColor="text1" w:val="000000"/>
@@ -11184,7 +11770,7 @@
       <w:spacing w:after="0" w:line="240" w:lineRule="auto"/>
     </w:pPr>
     <w:rPr>
-      <w:rFonts w:asciiTheme="majorHAnsi" w:cstheme="majorBidi" w:eastAsiaTheme="majorEastAsia" w:hAnsiTheme="majorHAnsi"/>
+      <w:rFonts w:asciiTheme="majorHAnsi" w:cstheme="majorBidi" w:hAnsiTheme="majorHAnsi" w:eastAsia="黑体"/>
       <w:color w:themeColor="text1" w:val="000000"/>
     </w:rPr>
     <w:tblPr>
@@ -11211,6 +11797,7 @@
     </w:tcPr>
     <w:tblStylePr w:type="firstRow">
       <w:rPr>
+        <w:rFonts w:eastAsia="黑体"/>
         <w:b/>
         <w:bCs/>
         <w:color w:themeColor="text1" w:val="000000"/>
@@ -11222,6 +11809,7 @@
     </w:tblStylePr>
     <w:tblStylePr w:type="lastRow">
       <w:rPr>
+        <w:rFonts w:eastAsia="黑体"/>
         <w:b/>
         <w:bCs/>
         <w:color w:themeColor="text1" w:val="000000"/>
@@ -11241,6 +11829,7 @@
     </w:tblStylePr>
     <w:tblStylePr w:type="firstCol">
       <w:rPr>
+        <w:rFonts w:eastAsia="黑体"/>
         <w:b/>
         <w:bCs/>
         <w:color w:themeColor="text1" w:val="000000"/>
@@ -11260,6 +11849,7 @@
     </w:tblStylePr>
     <w:tblStylePr w:type="lastCol">
       <w:rPr>
+        <w:rFonts w:eastAsia="黑体"/>
         <w:b w:val="0"/>
         <w:bCs w:val="0"/>
         <w:color w:themeColor="text1" w:val="000000"/>
@@ -11309,7 +11899,7 @@
       <w:spacing w:after="0" w:line="240" w:lineRule="auto"/>
     </w:pPr>
     <w:rPr>
-      <w:rFonts w:asciiTheme="majorHAnsi" w:cstheme="majorBidi" w:eastAsiaTheme="majorEastAsia" w:hAnsiTheme="majorHAnsi"/>
+      <w:rFonts w:asciiTheme="majorHAnsi" w:cstheme="majorBidi" w:hAnsiTheme="majorHAnsi" w:eastAsia="黑体"/>
       <w:color w:themeColor="text1" w:val="000000"/>
     </w:rPr>
     <w:tblPr>
@@ -11336,6 +11926,7 @@
     </w:tcPr>
     <w:tblStylePr w:type="firstRow">
       <w:rPr>
+        <w:rFonts w:eastAsia="黑体"/>
         <w:b/>
         <w:bCs/>
         <w:color w:themeColor="text1" w:val="000000"/>
@@ -11347,6 +11938,7 @@
     </w:tblStylePr>
     <w:tblStylePr w:type="lastRow">
       <w:rPr>
+        <w:rFonts w:eastAsia="黑体"/>
         <w:b/>
         <w:bCs/>
         <w:color w:themeColor="text1" w:val="000000"/>
@@ -11366,6 +11958,7 @@
     </w:tblStylePr>
     <w:tblStylePr w:type="firstCol">
       <w:rPr>
+        <w:rFonts w:eastAsia="黑体"/>
         <w:b/>
         <w:bCs/>
         <w:color w:themeColor="text1" w:val="000000"/>
@@ -11385,6 +11978,7 @@
     </w:tblStylePr>
     <w:tblStylePr w:type="lastCol">
       <w:rPr>
+        <w:rFonts w:eastAsia="黑体"/>
         <w:b w:val="0"/>
         <w:bCs w:val="0"/>
         <w:color w:themeColor="text1" w:val="000000"/>
@@ -11434,7 +12028,7 @@
       <w:spacing w:after="0" w:line="240" w:lineRule="auto"/>
     </w:pPr>
     <w:rPr>
-      <w:rFonts w:asciiTheme="majorHAnsi" w:cstheme="majorBidi" w:eastAsiaTheme="majorEastAsia" w:hAnsiTheme="majorHAnsi"/>
+      <w:rFonts w:asciiTheme="majorHAnsi" w:cstheme="majorBidi" w:hAnsiTheme="majorHAnsi" w:eastAsia="黑体"/>
       <w:color w:themeColor="text1" w:val="000000"/>
     </w:rPr>
     <w:tblPr>
@@ -11461,6 +12055,7 @@
     </w:tcPr>
     <w:tblStylePr w:type="firstRow">
       <w:rPr>
+        <w:rFonts w:eastAsia="黑体"/>
         <w:b/>
         <w:bCs/>
         <w:color w:themeColor="text1" w:val="000000"/>
@@ -11472,6 +12067,7 @@
     </w:tblStylePr>
     <w:tblStylePr w:type="lastRow">
       <w:rPr>
+        <w:rFonts w:eastAsia="黑体"/>
         <w:b/>
         <w:bCs/>
         <w:color w:themeColor="text1" w:val="000000"/>
@@ -11491,6 +12087,7 @@
     </w:tblStylePr>
     <w:tblStylePr w:type="firstCol">
       <w:rPr>
+        <w:rFonts w:eastAsia="黑体"/>
         <w:b/>
         <w:bCs/>
         <w:color w:themeColor="text1" w:val="000000"/>
@@ -11510,6 +12107,7 @@
     </w:tblStylePr>
     <w:tblStylePr w:type="lastCol">
       <w:rPr>
+        <w:rFonts w:eastAsia="黑体"/>
         <w:b w:val="0"/>
         <w:bCs w:val="0"/>
         <w:color w:themeColor="text1" w:val="000000"/>
@@ -11582,6 +12180,7 @@
     </w:tcPr>
     <w:tblStylePr w:type="firstRow">
       <w:rPr>
+        <w:rFonts w:eastAsia="黑体"/>
         <w:b/>
         <w:bCs/>
         <w:i w:val="0"/>
@@ -11603,6 +12202,7 @@
     </w:tblStylePr>
     <w:tblStylePr w:type="lastRow">
       <w:rPr>
+        <w:rFonts w:eastAsia="黑体"/>
         <w:b/>
         <w:bCs/>
         <w:i w:val="0"/>
@@ -11624,6 +12224,7 @@
     </w:tblStylePr>
     <w:tblStylePr w:type="firstCol">
       <w:rPr>
+        <w:rFonts w:eastAsia="黑体"/>
         <w:b/>
         <w:bCs/>
         <w:i w:val="0"/>
@@ -11643,6 +12244,7 @@
     </w:tblStylePr>
     <w:tblStylePr w:type="lastCol">
       <w:rPr>
+        <w:rFonts w:eastAsia="黑体"/>
         <w:b/>
         <w:bCs/>
         <w:i w:val="0"/>
@@ -11723,6 +12325,7 @@
     </w:tcPr>
     <w:tblStylePr w:type="firstRow">
       <w:rPr>
+        <w:rFonts w:eastAsia="黑体"/>
         <w:b/>
         <w:bCs/>
         <w:i w:val="0"/>
@@ -11744,6 +12347,7 @@
     </w:tblStylePr>
     <w:tblStylePr w:type="lastRow">
       <w:rPr>
+        <w:rFonts w:eastAsia="黑体"/>
         <w:b/>
         <w:bCs/>
         <w:i w:val="0"/>
@@ -11765,6 +12369,7 @@
     </w:tblStylePr>
     <w:tblStylePr w:type="firstCol">
       <w:rPr>
+        <w:rFonts w:eastAsia="黑体"/>
         <w:b/>
         <w:bCs/>
         <w:i w:val="0"/>
@@ -11784,6 +12389,7 @@
     </w:tblStylePr>
     <w:tblStylePr w:type="lastCol">
       <w:rPr>
+        <w:rFonts w:eastAsia="黑体"/>
         <w:b/>
         <w:bCs/>
         <w:i w:val="0"/>
@@ -11864,6 +12470,7 @@
     </w:tcPr>
     <w:tblStylePr w:type="firstRow">
       <w:rPr>
+        <w:rFonts w:eastAsia="黑体"/>
         <w:b/>
         <w:bCs/>
         <w:i w:val="0"/>
@@ -11885,6 +12492,7 @@
     </w:tblStylePr>
     <w:tblStylePr w:type="lastRow">
       <w:rPr>
+        <w:rFonts w:eastAsia="黑体"/>
         <w:b/>
         <w:bCs/>
         <w:i w:val="0"/>
@@ -11906,6 +12514,7 @@
     </w:tblStylePr>
     <w:tblStylePr w:type="firstCol">
       <w:rPr>
+        <w:rFonts w:eastAsia="黑体"/>
         <w:b/>
         <w:bCs/>
         <w:i w:val="0"/>
@@ -11925,6 +12534,7 @@
     </w:tblStylePr>
     <w:tblStylePr w:type="lastCol">
       <w:rPr>
+        <w:rFonts w:eastAsia="黑体"/>
         <w:b/>
         <w:bCs/>
         <w:i w:val="0"/>
@@ -12005,6 +12615,7 @@
     </w:tcPr>
     <w:tblStylePr w:type="firstRow">
       <w:rPr>
+        <w:rFonts w:eastAsia="黑体"/>
         <w:b/>
         <w:bCs/>
         <w:i w:val="0"/>
@@ -12026,6 +12637,7 @@
     </w:tblStylePr>
     <w:tblStylePr w:type="lastRow">
       <w:rPr>
+        <w:rFonts w:eastAsia="黑体"/>
         <w:b/>
         <w:bCs/>
         <w:i w:val="0"/>
@@ -12047,6 +12659,7 @@
     </w:tblStylePr>
     <w:tblStylePr w:type="firstCol">
       <w:rPr>
+        <w:rFonts w:eastAsia="黑体"/>
         <w:b/>
         <w:bCs/>
         <w:i w:val="0"/>
@@ -12066,6 +12679,7 @@
     </w:tblStylePr>
     <w:tblStylePr w:type="lastCol">
       <w:rPr>
+        <w:rFonts w:eastAsia="黑体"/>
         <w:b/>
         <w:bCs/>
         <w:i w:val="0"/>
@@ -12146,6 +12760,7 @@
     </w:tcPr>
     <w:tblStylePr w:type="firstRow">
       <w:rPr>
+        <w:rFonts w:eastAsia="黑体"/>
         <w:b/>
         <w:bCs/>
         <w:i w:val="0"/>
@@ -12167,6 +12782,7 @@
     </w:tblStylePr>
     <w:tblStylePr w:type="lastRow">
       <w:rPr>
+        <w:rFonts w:eastAsia="黑体"/>
         <w:b/>
         <w:bCs/>
         <w:i w:val="0"/>
@@ -12188,6 +12804,7 @@
     </w:tblStylePr>
     <w:tblStylePr w:type="firstCol">
       <w:rPr>
+        <w:rFonts w:eastAsia="黑体"/>
         <w:b/>
         <w:bCs/>
         <w:i w:val="0"/>
@@ -12207,6 +12824,7 @@
     </w:tblStylePr>
     <w:tblStylePr w:type="lastCol">
       <w:rPr>
+        <w:rFonts w:eastAsia="黑体"/>
         <w:b/>
         <w:bCs/>
         <w:i w:val="0"/>
@@ -12287,6 +12905,7 @@
     </w:tcPr>
     <w:tblStylePr w:type="firstRow">
       <w:rPr>
+        <w:rFonts w:eastAsia="黑体"/>
         <w:b/>
         <w:bCs/>
         <w:i w:val="0"/>
@@ -12308,6 +12927,7 @@
     </w:tblStylePr>
     <w:tblStylePr w:type="lastRow">
       <w:rPr>
+        <w:rFonts w:eastAsia="黑体"/>
         <w:b/>
         <w:bCs/>
         <w:i w:val="0"/>
@@ -12329,6 +12949,7 @@
     </w:tblStylePr>
     <w:tblStylePr w:type="firstCol">
       <w:rPr>
+        <w:rFonts w:eastAsia="黑体"/>
         <w:b/>
         <w:bCs/>
         <w:i w:val="0"/>
@@ -12348,6 +12969,7 @@
     </w:tblStylePr>
     <w:tblStylePr w:type="lastCol">
       <w:rPr>
+        <w:rFonts w:eastAsia="黑体"/>
         <w:b/>
         <w:bCs/>
         <w:i w:val="0"/>
@@ -12428,6 +13050,7 @@
     </w:tcPr>
     <w:tblStylePr w:type="firstRow">
       <w:rPr>
+        <w:rFonts w:eastAsia="黑体"/>
         <w:b/>
         <w:bCs/>
         <w:i w:val="0"/>
@@ -12449,6 +13072,7 @@
     </w:tblStylePr>
     <w:tblStylePr w:type="lastRow">
       <w:rPr>
+        <w:rFonts w:eastAsia="黑体"/>
         <w:b/>
         <w:bCs/>
         <w:i w:val="0"/>
@@ -12470,6 +13094,7 @@
     </w:tblStylePr>
     <w:tblStylePr w:type="firstCol">
       <w:rPr>
+        <w:rFonts w:eastAsia="黑体"/>
         <w:b/>
         <w:bCs/>
         <w:i w:val="0"/>
@@ -12489,6 +13114,7 @@
     </w:tblStylePr>
     <w:tblStylePr w:type="lastCol">
       <w:rPr>
+        <w:rFonts w:eastAsia="黑体"/>
         <w:b/>
         <w:bCs/>
         <w:i w:val="0"/>
@@ -12546,6 +13172,7 @@
       <w:spacing w:after="0" w:line="240" w:lineRule="auto"/>
     </w:pPr>
     <w:rPr>
+      <w:rFonts w:eastAsia="黑体"/>
       <w:color w:themeColor="background1" w:val="FFFFFF"/>
     </w:rPr>
     <w:tblPr>
@@ -12564,6 +13191,7 @@
     </w:tcPr>
     <w:tblStylePr w:type="firstRow">
       <w:rPr>
+        <w:rFonts w:eastAsia="黑体"/>
         <w:b/>
         <w:bCs/>
       </w:rPr>
@@ -12660,6 +13288,7 @@
       <w:spacing w:after="0" w:line="240" w:lineRule="auto"/>
     </w:pPr>
     <w:rPr>
+      <w:rFonts w:eastAsia="黑体"/>
       <w:color w:themeColor="background1" w:val="FFFFFF"/>
     </w:rPr>
     <w:tblPr>
@@ -12678,6 +13307,7 @@
     </w:tcPr>
     <w:tblStylePr w:type="firstRow">
       <w:rPr>
+        <w:rFonts w:eastAsia="黑体"/>
         <w:b/>
         <w:bCs/>
       </w:rPr>
@@ -12774,6 +13404,7 @@
       <w:spacing w:after="0" w:line="240" w:lineRule="auto"/>
     </w:pPr>
     <w:rPr>
+      <w:rFonts w:eastAsia="黑体"/>
       <w:color w:themeColor="background1" w:val="FFFFFF"/>
     </w:rPr>
     <w:tblPr>
@@ -12792,6 +13423,7 @@
     </w:tcPr>
     <w:tblStylePr w:type="firstRow">
       <w:rPr>
+        <w:rFonts w:eastAsia="黑体"/>
         <w:b/>
         <w:bCs/>
       </w:rPr>
@@ -12888,6 +13520,7 @@
       <w:spacing w:after="0" w:line="240" w:lineRule="auto"/>
     </w:pPr>
     <w:rPr>
+      <w:rFonts w:eastAsia="黑体"/>
       <w:color w:themeColor="background1" w:val="FFFFFF"/>
     </w:rPr>
     <w:tblPr>
@@ -12906,6 +13539,7 @@
     </w:tcPr>
     <w:tblStylePr w:type="firstRow">
       <w:rPr>
+        <w:rFonts w:eastAsia="黑体"/>
         <w:b/>
         <w:bCs/>
       </w:rPr>
@@ -13002,6 +13636,7 @@
       <w:spacing w:after="0" w:line="240" w:lineRule="auto"/>
     </w:pPr>
     <w:rPr>
+      <w:rFonts w:eastAsia="黑体"/>
       <w:color w:themeColor="background1" w:val="FFFFFF"/>
     </w:rPr>
     <w:tblPr>
@@ -13020,6 +13655,7 @@
     </w:tcPr>
     <w:tblStylePr w:type="firstRow">
       <w:rPr>
+        <w:rFonts w:eastAsia="黑体"/>
         <w:b/>
         <w:bCs/>
       </w:rPr>
@@ -13116,6 +13752,7 @@
       <w:spacing w:after="0" w:line="240" w:lineRule="auto"/>
     </w:pPr>
     <w:rPr>
+      <w:rFonts w:eastAsia="黑体"/>
       <w:color w:themeColor="background1" w:val="FFFFFF"/>
     </w:rPr>
     <w:tblPr>
@@ -13134,6 +13771,7 @@
     </w:tcPr>
     <w:tblStylePr w:type="firstRow">
       <w:rPr>
+        <w:rFonts w:eastAsia="黑体"/>
         <w:b/>
         <w:bCs/>
       </w:rPr>
@@ -13230,6 +13868,7 @@
       <w:spacing w:after="0" w:line="240" w:lineRule="auto"/>
     </w:pPr>
     <w:rPr>
+      <w:rFonts w:eastAsia="黑体"/>
       <w:color w:themeColor="background1" w:val="FFFFFF"/>
     </w:rPr>
     <w:tblPr>
@@ -13248,6 +13887,7 @@
     </w:tcPr>
     <w:tblStylePr w:type="firstRow">
       <w:rPr>
+        <w:rFonts w:eastAsia="黑体"/>
         <w:b/>
         <w:bCs/>
       </w:rPr>
@@ -13344,6 +13984,7 @@
       <w:spacing w:after="0" w:line="240" w:lineRule="auto"/>
     </w:pPr>
     <w:rPr>
+      <w:rFonts w:eastAsia="黑体"/>
       <w:color w:themeColor="text1" w:val="000000"/>
     </w:rPr>
     <w:tblPr>
@@ -13370,6 +14011,7 @@
     </w:tcPr>
     <w:tblStylePr w:type="firstRow">
       <w:rPr>
+        <w:rFonts w:eastAsia="黑体"/>
         <w:b/>
         <w:bCs/>
       </w:rPr>
@@ -13388,6 +14030,7 @@
     </w:tblStylePr>
     <w:tblStylePr w:type="lastRow">
       <w:rPr>
+        <w:rFonts w:eastAsia="黑体"/>
         <w:b/>
         <w:bCs/>
         <w:color w:themeColor="background1" w:val="FFFFFF"/>
@@ -13402,6 +14045,7 @@
     </w:tblStylePr>
     <w:tblStylePr w:type="firstCol">
       <w:rPr>
+        <w:rFonts w:eastAsia="黑体"/>
         <w:color w:themeColor="background1" w:val="FFFFFF"/>
       </w:rPr>
       <w:tblPr/>
@@ -13419,6 +14063,7 @@
     </w:tblStylePr>
     <w:tblStylePr w:type="lastCol">
       <w:rPr>
+        <w:rFonts w:eastAsia="黑体"/>
         <w:color w:themeColor="background1" w:val="FFFFFF"/>
       </w:rPr>
       <w:tblPr/>
@@ -13448,11 +14093,13 @@
     </w:tblStylePr>
     <w:tblStylePr w:type="neCell">
       <w:rPr>
+        <w:rFonts w:eastAsia="黑体"/>
         <w:color w:themeColor="text1" w:val="000000"/>
       </w:rPr>
     </w:tblStylePr>
     <w:tblStylePr w:type="nwCell">
       <w:rPr>
+        <w:rFonts w:eastAsia="黑体"/>
         <w:color w:themeColor="text1" w:val="000000"/>
       </w:rPr>
     </w:tblStylePr>
@@ -13466,6 +14113,7 @@
       <w:spacing w:after="0" w:line="240" w:lineRule="auto"/>
     </w:pPr>
     <w:rPr>
+      <w:rFonts w:eastAsia="黑体"/>
       <w:color w:themeColor="text1" w:val="000000"/>
     </w:rPr>
     <w:tblPr>
@@ -13492,6 +14140,7 @@
     </w:tcPr>
     <w:tblStylePr w:type="firstRow">
       <w:rPr>
+        <w:rFonts w:eastAsia="黑体"/>
         <w:b/>
         <w:bCs/>
       </w:rPr>
@@ -13510,6 +14159,7 @@
     </w:tblStylePr>
     <w:tblStylePr w:type="lastRow">
       <w:rPr>
+        <w:rFonts w:eastAsia="黑体"/>
         <w:b/>
         <w:bCs/>
         <w:color w:themeColor="background1" w:val="FFFFFF"/>
@@ -13524,6 +14174,7 @@
     </w:tblStylePr>
     <w:tblStylePr w:type="firstCol">
       <w:rPr>
+        <w:rFonts w:eastAsia="黑体"/>
         <w:color w:themeColor="background1" w:val="FFFFFF"/>
       </w:rPr>
       <w:tblPr/>
@@ -13541,6 +14192,7 @@
     </w:tblStylePr>
     <w:tblStylePr w:type="lastCol">
       <w:rPr>
+        <w:rFonts w:eastAsia="黑体"/>
         <w:color w:themeColor="background1" w:val="FFFFFF"/>
       </w:rPr>
       <w:tblPr/>
@@ -13570,11 +14222,13 @@
     </w:tblStylePr>
     <w:tblStylePr w:type="neCell">
       <w:rPr>
+        <w:rFonts w:eastAsia="黑体"/>
         <w:color w:themeColor="text1" w:val="000000"/>
       </w:rPr>
     </w:tblStylePr>
     <w:tblStylePr w:type="nwCell">
       <w:rPr>
+        <w:rFonts w:eastAsia="黑体"/>
         <w:color w:themeColor="text1" w:val="000000"/>
       </w:rPr>
     </w:tblStylePr>
@@ -13588,6 +14242,7 @@
       <w:spacing w:after="0" w:line="240" w:lineRule="auto"/>
     </w:pPr>
     <w:rPr>
+      <w:rFonts w:eastAsia="黑体"/>
       <w:color w:themeColor="text1" w:val="000000"/>
     </w:rPr>
     <w:tblPr>
@@ -13614,6 +14269,7 @@
     </w:tcPr>
     <w:tblStylePr w:type="firstRow">
       <w:rPr>
+        <w:rFonts w:eastAsia="黑体"/>
         <w:b/>
         <w:bCs/>
       </w:rPr>
@@ -13632,6 +14288,7 @@
     </w:tblStylePr>
     <w:tblStylePr w:type="lastRow">
       <w:rPr>
+        <w:rFonts w:eastAsia="黑体"/>
         <w:b/>
         <w:bCs/>
         <w:color w:themeColor="background1" w:val="FFFFFF"/>
@@ -13646,6 +14303,7 @@
     </w:tblStylePr>
     <w:tblStylePr w:type="firstCol">
       <w:rPr>
+        <w:rFonts w:eastAsia="黑体"/>
         <w:color w:themeColor="background1" w:val="FFFFFF"/>
       </w:rPr>
       <w:tblPr/>
@@ -13663,6 +14321,7 @@
     </w:tblStylePr>
     <w:tblStylePr w:type="lastCol">
       <w:rPr>
+        <w:rFonts w:eastAsia="黑体"/>
         <w:color w:themeColor="background1" w:val="FFFFFF"/>
       </w:rPr>
       <w:tblPr/>
@@ -13692,11 +14351,13 @@
     </w:tblStylePr>
     <w:tblStylePr w:type="neCell">
       <w:rPr>
+        <w:rFonts w:eastAsia="黑体"/>
         <w:color w:themeColor="text1" w:val="000000"/>
       </w:rPr>
     </w:tblStylePr>
     <w:tblStylePr w:type="nwCell">
       <w:rPr>
+        <w:rFonts w:eastAsia="黑体"/>
         <w:color w:themeColor="text1" w:val="000000"/>
       </w:rPr>
     </w:tblStylePr>
@@ -13710,6 +14371,7 @@
       <w:spacing w:after="0" w:line="240" w:lineRule="auto"/>
     </w:pPr>
     <w:rPr>
+      <w:rFonts w:eastAsia="黑体"/>
       <w:color w:themeColor="text1" w:val="000000"/>
     </w:rPr>
     <w:tblPr>
@@ -13736,6 +14398,7 @@
     </w:tcPr>
     <w:tblStylePr w:type="firstRow">
       <w:rPr>
+        <w:rFonts w:eastAsia="黑体"/>
         <w:b/>
         <w:bCs/>
       </w:rPr>
@@ -13754,6 +14417,7 @@
     </w:tblStylePr>
     <w:tblStylePr w:type="lastRow">
       <w:rPr>
+        <w:rFonts w:eastAsia="黑体"/>
         <w:b/>
         <w:bCs/>
         <w:color w:themeColor="background1" w:val="FFFFFF"/>
@@ -13768,6 +14432,7 @@
     </w:tblStylePr>
     <w:tblStylePr w:type="firstCol">
       <w:rPr>
+        <w:rFonts w:eastAsia="黑体"/>
         <w:color w:themeColor="background1" w:val="FFFFFF"/>
       </w:rPr>
       <w:tblPr/>
@@ -13785,6 +14450,7 @@
     </w:tblStylePr>
     <w:tblStylePr w:type="lastCol">
       <w:rPr>
+        <w:rFonts w:eastAsia="黑体"/>
         <w:color w:themeColor="background1" w:val="FFFFFF"/>
       </w:rPr>
       <w:tblPr/>
@@ -13822,6 +14488,7 @@
       <w:spacing w:after="0" w:line="240" w:lineRule="auto"/>
     </w:pPr>
     <w:rPr>
+      <w:rFonts w:eastAsia="黑体"/>
       <w:color w:themeColor="text1" w:val="000000"/>
     </w:rPr>
     <w:tblPr>
@@ -13848,6 +14515,7 @@
     </w:tcPr>
     <w:tblStylePr w:type="firstRow">
       <w:rPr>
+        <w:rFonts w:eastAsia="黑体"/>
         <w:b/>
         <w:bCs/>
       </w:rPr>
@@ -13866,6 +14534,7 @@
     </w:tblStylePr>
     <w:tblStylePr w:type="lastRow">
       <w:rPr>
+        <w:rFonts w:eastAsia="黑体"/>
         <w:b/>
         <w:bCs/>
         <w:color w:themeColor="background1" w:val="FFFFFF"/>
@@ -13880,6 +14549,7 @@
     </w:tblStylePr>
     <w:tblStylePr w:type="firstCol">
       <w:rPr>
+        <w:rFonts w:eastAsia="黑体"/>
         <w:color w:themeColor="background1" w:val="FFFFFF"/>
       </w:rPr>
       <w:tblPr/>
@@ -13897,6 +14567,7 @@
     </w:tblStylePr>
     <w:tblStylePr w:type="lastCol">
       <w:rPr>
+        <w:rFonts w:eastAsia="黑体"/>
         <w:color w:themeColor="background1" w:val="FFFFFF"/>
       </w:rPr>
       <w:tblPr/>
@@ -13926,11 +14597,13 @@
     </w:tblStylePr>
     <w:tblStylePr w:type="neCell">
       <w:rPr>
+        <w:rFonts w:eastAsia="黑体"/>
         <w:color w:themeColor="text1" w:val="000000"/>
       </w:rPr>
     </w:tblStylePr>
     <w:tblStylePr w:type="nwCell">
       <w:rPr>
+        <w:rFonts w:eastAsia="黑体"/>
         <w:color w:themeColor="text1" w:val="000000"/>
       </w:rPr>
     </w:tblStylePr>
@@ -13944,6 +14617,7 @@
       <w:spacing w:after="0" w:line="240" w:lineRule="auto"/>
     </w:pPr>
     <w:rPr>
+      <w:rFonts w:eastAsia="黑体"/>
       <w:color w:themeColor="text1" w:val="000000"/>
     </w:rPr>
     <w:tblPr>
@@ -13970,6 +14644,7 @@
     </w:tcPr>
     <w:tblStylePr w:type="firstRow">
       <w:rPr>
+        <w:rFonts w:eastAsia="黑体"/>
         <w:b/>
         <w:bCs/>
       </w:rPr>
@@ -13988,6 +14663,7 @@
     </w:tblStylePr>
     <w:tblStylePr w:type="lastRow">
       <w:rPr>
+        <w:rFonts w:eastAsia="黑体"/>
         <w:b/>
         <w:bCs/>
         <w:color w:themeColor="background1" w:val="FFFFFF"/>
@@ -14002,6 +14678,7 @@
     </w:tblStylePr>
     <w:tblStylePr w:type="firstCol">
       <w:rPr>
+        <w:rFonts w:eastAsia="黑体"/>
         <w:color w:themeColor="background1" w:val="FFFFFF"/>
       </w:rPr>
       <w:tblPr/>
@@ -14019,6 +14696,7 @@
     </w:tblStylePr>
     <w:tblStylePr w:type="lastCol">
       <w:rPr>
+        <w:rFonts w:eastAsia="黑体"/>
         <w:color w:themeColor="background1" w:val="FFFFFF"/>
       </w:rPr>
       <w:tblPr/>
@@ -14048,11 +14726,13 @@
     </w:tblStylePr>
     <w:tblStylePr w:type="neCell">
       <w:rPr>
+        <w:rFonts w:eastAsia="黑体"/>
         <w:color w:themeColor="text1" w:val="000000"/>
       </w:rPr>
     </w:tblStylePr>
     <w:tblStylePr w:type="nwCell">
       <w:rPr>
+        <w:rFonts w:eastAsia="黑体"/>
         <w:color w:themeColor="text1" w:val="000000"/>
       </w:rPr>
     </w:tblStylePr>
@@ -14066,6 +14746,7 @@
       <w:spacing w:after="0" w:line="240" w:lineRule="auto"/>
     </w:pPr>
     <w:rPr>
+      <w:rFonts w:eastAsia="黑体"/>
       <w:color w:themeColor="text1" w:val="000000"/>
     </w:rPr>
     <w:tblPr>
@@ -14092,6 +14773,7 @@
     </w:tcPr>
     <w:tblStylePr w:type="firstRow">
       <w:rPr>
+        <w:rFonts w:eastAsia="黑体"/>
         <w:b/>
         <w:bCs/>
       </w:rPr>
@@ -14110,6 +14792,7 @@
     </w:tblStylePr>
     <w:tblStylePr w:type="lastRow">
       <w:rPr>
+        <w:rFonts w:eastAsia="黑体"/>
         <w:b/>
         <w:bCs/>
         <w:color w:themeColor="background1" w:val="FFFFFF"/>
@@ -14124,6 +14807,7 @@
     </w:tblStylePr>
     <w:tblStylePr w:type="firstCol">
       <w:rPr>
+        <w:rFonts w:eastAsia="黑体"/>
         <w:color w:themeColor="background1" w:val="FFFFFF"/>
       </w:rPr>
       <w:tblPr/>
@@ -14141,6 +14825,7 @@
     </w:tblStylePr>
     <w:tblStylePr w:type="lastCol">
       <w:rPr>
+        <w:rFonts w:eastAsia="黑体"/>
         <w:color w:themeColor="background1" w:val="FFFFFF"/>
       </w:rPr>
       <w:tblPr/>
@@ -14170,11 +14855,13 @@
     </w:tblStylePr>
     <w:tblStylePr w:type="neCell">
       <w:rPr>
+        <w:rFonts w:eastAsia="黑体"/>
         <w:color w:themeColor="text1" w:val="000000"/>
       </w:rPr>
     </w:tblStylePr>
     <w:tblStylePr w:type="nwCell">
       <w:rPr>
+        <w:rFonts w:eastAsia="黑体"/>
         <w:color w:themeColor="text1" w:val="000000"/>
       </w:rPr>
     </w:tblStylePr>
@@ -14188,6 +14875,7 @@
       <w:spacing w:after="0" w:line="240" w:lineRule="auto"/>
     </w:pPr>
     <w:rPr>
+      <w:rFonts w:eastAsia="黑体"/>
       <w:color w:themeColor="text1" w:val="000000"/>
     </w:rPr>
     <w:tblPr>
@@ -14206,6 +14894,7 @@
     </w:tcPr>
     <w:tblStylePr w:type="firstRow">
       <w:rPr>
+        <w:rFonts w:eastAsia="黑体"/>
         <w:b/>
         <w:bCs/>
         <w:color w:themeColor="background1" w:val="FFFFFF"/>
@@ -14220,6 +14909,7 @@
     </w:tblStylePr>
     <w:tblStylePr w:type="lastRow">
       <w:rPr>
+        <w:rFonts w:eastAsia="黑体"/>
         <w:b/>
         <w:bCs/>
         <w:color w:themeColor="accent2" w:themeShade="CC" w:val="9E3A38"/>
@@ -14234,12 +14924,14 @@
     </w:tblStylePr>
     <w:tblStylePr w:type="firstCol">
       <w:rPr>
+        <w:rFonts w:eastAsia="黑体"/>
         <w:b/>
         <w:bCs/>
       </w:rPr>
     </w:tblStylePr>
     <w:tblStylePr w:type="lastCol">
       <w:rPr>
+        <w:rFonts w:eastAsia="黑体"/>
         <w:b/>
         <w:bCs/>
       </w:rPr>
@@ -14274,6 +14966,7 @@
       <w:spacing w:after="0" w:line="240" w:lineRule="auto"/>
     </w:pPr>
     <w:rPr>
+      <w:rFonts w:eastAsia="黑体"/>
       <w:color w:themeColor="text1" w:val="000000"/>
     </w:rPr>
     <w:tblPr>
@@ -14292,6 +14985,7 @@
     </w:tcPr>
     <w:tblStylePr w:type="firstRow">
       <w:rPr>
+        <w:rFonts w:eastAsia="黑体"/>
         <w:b/>
         <w:bCs/>
         <w:color w:themeColor="background1" w:val="FFFFFF"/>
@@ -14306,6 +15000,7 @@
     </w:tblStylePr>
     <w:tblStylePr w:type="lastRow">
       <w:rPr>
+        <w:rFonts w:eastAsia="黑体"/>
         <w:b/>
         <w:bCs/>
         <w:color w:themeColor="accent2" w:themeShade="CC" w:val="9E3A38"/>
@@ -14320,12 +15015,14 @@
     </w:tblStylePr>
     <w:tblStylePr w:type="firstCol">
       <w:rPr>
+        <w:rFonts w:eastAsia="黑体"/>
         <w:b/>
         <w:bCs/>
       </w:rPr>
     </w:tblStylePr>
     <w:tblStylePr w:type="lastCol">
       <w:rPr>
+        <w:rFonts w:eastAsia="黑体"/>
         <w:b/>
         <w:bCs/>
       </w:rPr>
@@ -14360,6 +15057,7 @@
       <w:spacing w:after="0" w:line="240" w:lineRule="auto"/>
     </w:pPr>
     <w:rPr>
+      <w:rFonts w:eastAsia="黑体"/>
       <w:color w:themeColor="text1" w:val="000000"/>
     </w:rPr>
     <w:tblPr>
@@ -14378,6 +15076,7 @@
     </w:tcPr>
     <w:tblStylePr w:type="firstRow">
       <w:rPr>
+        <w:rFonts w:eastAsia="黑体"/>
         <w:b/>
         <w:bCs/>
         <w:color w:themeColor="background1" w:val="FFFFFF"/>
@@ -14392,6 +15091,7 @@
     </w:tblStylePr>
     <w:tblStylePr w:type="lastRow">
       <w:rPr>
+        <w:rFonts w:eastAsia="黑体"/>
         <w:b/>
         <w:bCs/>
         <w:color w:themeColor="accent2" w:themeShade="CC" w:val="9E3A38"/>
@@ -14406,12 +15106,14 @@
     </w:tblStylePr>
     <w:tblStylePr w:type="firstCol">
       <w:rPr>
+        <w:rFonts w:eastAsia="黑体"/>
         <w:b/>
         <w:bCs/>
       </w:rPr>
     </w:tblStylePr>
     <w:tblStylePr w:type="lastCol">
       <w:rPr>
+        <w:rFonts w:eastAsia="黑体"/>
         <w:b/>
         <w:bCs/>
       </w:rPr>
@@ -14446,6 +15148,7 @@
       <w:spacing w:after="0" w:line="240" w:lineRule="auto"/>
     </w:pPr>
     <w:rPr>
+      <w:rFonts w:eastAsia="黑体"/>
       <w:color w:themeColor="text1" w:val="000000"/>
     </w:rPr>
     <w:tblPr>
@@ -14464,6 +15167,7 @@
     </w:tcPr>
     <w:tblStylePr w:type="firstRow">
       <w:rPr>
+        <w:rFonts w:eastAsia="黑体"/>
         <w:b/>
         <w:bCs/>
         <w:color w:themeColor="background1" w:val="FFFFFF"/>
@@ -14478,6 +15182,7 @@
     </w:tblStylePr>
     <w:tblStylePr w:type="lastRow">
       <w:rPr>
+        <w:rFonts w:eastAsia="黑体"/>
         <w:b/>
         <w:bCs/>
         <w:color w:themeColor="accent4" w:themeShade="CC" w:val="664E82"/>
@@ -14492,12 +15197,14 @@
     </w:tblStylePr>
     <w:tblStylePr w:type="firstCol">
       <w:rPr>
+        <w:rFonts w:eastAsia="黑体"/>
         <w:b/>
         <w:bCs/>
       </w:rPr>
     </w:tblStylePr>
     <w:tblStylePr w:type="lastCol">
       <w:rPr>
+        <w:rFonts w:eastAsia="黑体"/>
         <w:b/>
         <w:bCs/>
       </w:rPr>
@@ -14532,6 +15239,7 @@
       <w:spacing w:after="0" w:line="240" w:lineRule="auto"/>
     </w:pPr>
     <w:rPr>
+      <w:rFonts w:eastAsia="黑体"/>
       <w:color w:themeColor="text1" w:val="000000"/>
     </w:rPr>
     <w:tblPr>
@@ -14550,6 +15258,7 @@
     </w:tcPr>
     <w:tblStylePr w:type="firstRow">
       <w:rPr>
+        <w:rFonts w:eastAsia="黑体"/>
         <w:b/>
         <w:bCs/>
         <w:color w:themeColor="background1" w:val="FFFFFF"/>
@@ -14564,6 +15273,7 @@
     </w:tblStylePr>
     <w:tblStylePr w:type="lastRow">
       <w:rPr>
+        <w:rFonts w:eastAsia="黑体"/>
         <w:b/>
         <w:bCs/>
         <w:color w:themeColor="accent3" w:themeShade="CC" w:val="7E9C40"/>
@@ -14578,12 +15288,14 @@
     </w:tblStylePr>
     <w:tblStylePr w:type="firstCol">
       <w:rPr>
+        <w:rFonts w:eastAsia="黑体"/>
         <w:b/>
         <w:bCs/>
       </w:rPr>
     </w:tblStylePr>
     <w:tblStylePr w:type="lastCol">
       <w:rPr>
+        <w:rFonts w:eastAsia="黑体"/>
         <w:b/>
         <w:bCs/>
       </w:rPr>
@@ -14618,6 +15330,7 @@
       <w:spacing w:after="0" w:line="240" w:lineRule="auto"/>
     </w:pPr>
     <w:rPr>
+      <w:rFonts w:eastAsia="黑体"/>
       <w:color w:themeColor="text1" w:val="000000"/>
     </w:rPr>
     <w:tblPr>
@@ -14636,6 +15349,7 @@
     </w:tcPr>
     <w:tblStylePr w:type="firstRow">
       <w:rPr>
+        <w:rFonts w:eastAsia="黑体"/>
         <w:b/>
         <w:bCs/>
         <w:color w:themeColor="background1" w:val="FFFFFF"/>
@@ -14650,6 +15364,7 @@
     </w:tblStylePr>
     <w:tblStylePr w:type="lastRow">
       <w:rPr>
+        <w:rFonts w:eastAsia="黑体"/>
         <w:b/>
         <w:bCs/>
         <w:color w:themeColor="accent6" w:themeShade="CC" w:val="F2730A"/>
@@ -14664,12 +15379,14 @@
     </w:tblStylePr>
     <w:tblStylePr w:type="firstCol">
       <w:rPr>
+        <w:rFonts w:eastAsia="黑体"/>
         <w:b/>
         <w:bCs/>
       </w:rPr>
     </w:tblStylePr>
     <w:tblStylePr w:type="lastCol">
       <w:rPr>
+        <w:rFonts w:eastAsia="黑体"/>
         <w:b/>
         <w:bCs/>
       </w:rPr>
@@ -14704,6 +15421,7 @@
       <w:spacing w:after="0" w:line="240" w:lineRule="auto"/>
     </w:pPr>
     <w:rPr>
+      <w:rFonts w:eastAsia="黑体"/>
       <w:color w:themeColor="text1" w:val="000000"/>
     </w:rPr>
     <w:tblPr>
@@ -14722,6 +15440,7 @@
     </w:tcPr>
     <w:tblStylePr w:type="firstRow">
       <w:rPr>
+        <w:rFonts w:eastAsia="黑体"/>
         <w:b/>
         <w:bCs/>
         <w:color w:themeColor="background1" w:val="FFFFFF"/>
@@ -14736,6 +15455,7 @@
     </w:tblStylePr>
     <w:tblStylePr w:type="lastRow">
       <w:rPr>
+        <w:rFonts w:eastAsia="黑体"/>
         <w:b/>
         <w:bCs/>
         <w:color w:themeColor="accent5" w:themeShade="CC" w:val="348DA5"/>
@@ -14750,12 +15470,14 @@
     </w:tblStylePr>
     <w:tblStylePr w:type="firstCol">
       <w:rPr>
+        <w:rFonts w:eastAsia="黑体"/>
         <w:b/>
         <w:bCs/>
       </w:rPr>
     </w:tblStylePr>
     <w:tblStylePr w:type="lastCol">
       <w:rPr>
+        <w:rFonts w:eastAsia="黑体"/>
         <w:b/>
         <w:bCs/>
       </w:rPr>
@@ -14790,6 +15512,7 @@
       <w:spacing w:after="0" w:line="240" w:lineRule="auto"/>
     </w:pPr>
     <w:rPr>
+      <w:rFonts w:eastAsia="黑体"/>
       <w:color w:themeColor="text1" w:val="000000"/>
     </w:rPr>
     <w:tblPr>
@@ -14811,6 +15534,7 @@
     </w:tcPr>
     <w:tblStylePr w:type="firstRow">
       <w:rPr>
+        <w:rFonts w:eastAsia="黑体"/>
         <w:b/>
         <w:bCs/>
       </w:rPr>
@@ -14821,6 +15545,7 @@
     </w:tblStylePr>
     <w:tblStylePr w:type="lastRow">
       <w:rPr>
+        <w:rFonts w:eastAsia="黑体"/>
         <w:b/>
         <w:bCs/>
         <w:color w:themeColor="text1" w:val="000000"/>
@@ -14832,6 +15557,7 @@
     </w:tblStylePr>
     <w:tblStylePr w:type="firstCol">
       <w:rPr>
+        <w:rFonts w:eastAsia="黑体"/>
         <w:color w:themeColor="background1" w:val="FFFFFF"/>
       </w:rPr>
       <w:tblPr/>
@@ -14841,6 +15567,7 @@
     </w:tblStylePr>
     <w:tblStylePr w:type="lastCol">
       <w:rPr>
+        <w:rFonts w:eastAsia="黑体"/>
         <w:color w:themeColor="background1" w:val="FFFFFF"/>
       </w:rPr>
       <w:tblPr/>
@@ -14870,6 +15597,7 @@
       <w:spacing w:after="0" w:line="240" w:lineRule="auto"/>
     </w:pPr>
     <w:rPr>
+      <w:rFonts w:eastAsia="黑体"/>
       <w:color w:themeColor="text1" w:val="000000"/>
     </w:rPr>
     <w:tblPr>
@@ -14891,6 +15619,7 @@
     </w:tcPr>
     <w:tblStylePr w:type="firstRow">
       <w:rPr>
+        <w:rFonts w:eastAsia="黑体"/>
         <w:b/>
         <w:bCs/>
       </w:rPr>
@@ -14901,6 +15630,7 @@
     </w:tblStylePr>
     <w:tblStylePr w:type="lastRow">
       <w:rPr>
+        <w:rFonts w:eastAsia="黑体"/>
         <w:b/>
         <w:bCs/>
         <w:color w:themeColor="text1" w:val="000000"/>
@@ -14912,6 +15642,7 @@
     </w:tblStylePr>
     <w:tblStylePr w:type="firstCol">
       <w:rPr>
+        <w:rFonts w:eastAsia="黑体"/>
         <w:color w:themeColor="background1" w:val="FFFFFF"/>
       </w:rPr>
       <w:tblPr/>
@@ -14921,6 +15652,7 @@
     </w:tblStylePr>
     <w:tblStylePr w:type="lastCol">
       <w:rPr>
+        <w:rFonts w:eastAsia="黑体"/>
         <w:color w:themeColor="background1" w:val="FFFFFF"/>
       </w:rPr>
       <w:tblPr/>
@@ -14950,6 +15682,7 @@
       <w:spacing w:after="0" w:line="240" w:lineRule="auto"/>
     </w:pPr>
     <w:rPr>
+      <w:rFonts w:eastAsia="黑体"/>
       <w:color w:themeColor="text1" w:val="000000"/>
     </w:rPr>
     <w:tblPr>
@@ -14971,6 +15704,7 @@
     </w:tcPr>
     <w:tblStylePr w:type="firstRow">
       <w:rPr>
+        <w:rFonts w:eastAsia="黑体"/>
         <w:b/>
         <w:bCs/>
       </w:rPr>
@@ -14981,6 +15715,7 @@
     </w:tblStylePr>
     <w:tblStylePr w:type="lastRow">
       <w:rPr>
+        <w:rFonts w:eastAsia="黑体"/>
         <w:b/>
         <w:bCs/>
         <w:color w:themeColor="text1" w:val="000000"/>
@@ -14992,6 +15727,7 @@
     </w:tblStylePr>
     <w:tblStylePr w:type="firstCol">
       <w:rPr>
+        <w:rFonts w:eastAsia="黑体"/>
         <w:color w:themeColor="background1" w:val="FFFFFF"/>
       </w:rPr>
       <w:tblPr/>
@@ -15001,6 +15737,7 @@
     </w:tblStylePr>
     <w:tblStylePr w:type="lastCol">
       <w:rPr>
+        <w:rFonts w:eastAsia="黑体"/>
         <w:color w:themeColor="background1" w:val="FFFFFF"/>
       </w:rPr>
       <w:tblPr/>
@@ -15030,6 +15767,7 @@
       <w:spacing w:after="0" w:line="240" w:lineRule="auto"/>
     </w:pPr>
     <w:rPr>
+      <w:rFonts w:eastAsia="黑体"/>
       <w:color w:themeColor="text1" w:val="000000"/>
     </w:rPr>
     <w:tblPr>
@@ -15051,6 +15789,7 @@
     </w:tcPr>
     <w:tblStylePr w:type="firstRow">
       <w:rPr>
+        <w:rFonts w:eastAsia="黑体"/>
         <w:b/>
         <w:bCs/>
       </w:rPr>
@@ -15061,6 +15800,7 @@
     </w:tblStylePr>
     <w:tblStylePr w:type="lastRow">
       <w:rPr>
+        <w:rFonts w:eastAsia="黑体"/>
         <w:b/>
         <w:bCs/>
         <w:color w:themeColor="text1" w:val="000000"/>
@@ -15072,6 +15812,7 @@
     </w:tblStylePr>
     <w:tblStylePr w:type="firstCol">
       <w:rPr>
+        <w:rFonts w:eastAsia="黑体"/>
         <w:color w:themeColor="background1" w:val="FFFFFF"/>
       </w:rPr>
       <w:tblPr/>
@@ -15081,6 +15822,7 @@
     </w:tblStylePr>
     <w:tblStylePr w:type="lastCol">
       <w:rPr>
+        <w:rFonts w:eastAsia="黑体"/>
         <w:color w:themeColor="background1" w:val="FFFFFF"/>
       </w:rPr>
       <w:tblPr/>
@@ -15110,6 +15852,7 @@
       <w:spacing w:after="0" w:line="240" w:lineRule="auto"/>
     </w:pPr>
     <w:rPr>
+      <w:rFonts w:eastAsia="黑体"/>
       <w:color w:themeColor="text1" w:val="000000"/>
     </w:rPr>
     <w:tblPr>
@@ -15131,6 +15874,7 @@
     </w:tcPr>
     <w:tblStylePr w:type="firstRow">
       <w:rPr>
+        <w:rFonts w:eastAsia="黑体"/>
         <w:b/>
         <w:bCs/>
       </w:rPr>
@@ -15141,6 +15885,7 @@
     </w:tblStylePr>
     <w:tblStylePr w:type="lastRow">
       <w:rPr>
+        <w:rFonts w:eastAsia="黑体"/>
         <w:b/>
         <w:bCs/>
         <w:color w:themeColor="text1" w:val="000000"/>
@@ -15152,6 +15897,7 @@
     </w:tblStylePr>
     <w:tblStylePr w:type="firstCol">
       <w:rPr>
+        <w:rFonts w:eastAsia="黑体"/>
         <w:color w:themeColor="background1" w:val="FFFFFF"/>
       </w:rPr>
       <w:tblPr/>
@@ -15161,6 +15907,7 @@
     </w:tblStylePr>
     <w:tblStylePr w:type="lastCol">
       <w:rPr>
+        <w:rFonts w:eastAsia="黑体"/>
         <w:color w:themeColor="background1" w:val="FFFFFF"/>
       </w:rPr>
       <w:tblPr/>
@@ -15190,6 +15937,7 @@
       <w:spacing w:after="0" w:line="240" w:lineRule="auto"/>
     </w:pPr>
     <w:rPr>
+      <w:rFonts w:eastAsia="黑体"/>
       <w:color w:themeColor="text1" w:val="000000"/>
     </w:rPr>
     <w:tblPr>
@@ -15211,6 +15959,7 @@
     </w:tcPr>
     <w:tblStylePr w:type="firstRow">
       <w:rPr>
+        <w:rFonts w:eastAsia="黑体"/>
         <w:b/>
         <w:bCs/>
       </w:rPr>
@@ -15221,6 +15970,7 @@
     </w:tblStylePr>
     <w:tblStylePr w:type="lastRow">
       <w:rPr>
+        <w:rFonts w:eastAsia="黑体"/>
         <w:b/>
         <w:bCs/>
         <w:color w:themeColor="text1" w:val="000000"/>
@@ -15232,6 +15982,7 @@
     </w:tblStylePr>
     <w:tblStylePr w:type="firstCol">
       <w:rPr>
+        <w:rFonts w:eastAsia="黑体"/>
         <w:color w:themeColor="background1" w:val="FFFFFF"/>
       </w:rPr>
       <w:tblPr/>
@@ -15241,6 +15992,7 @@
     </w:tblStylePr>
     <w:tblStylePr w:type="lastCol">
       <w:rPr>
+        <w:rFonts w:eastAsia="黑体"/>
         <w:color w:themeColor="background1" w:val="FFFFFF"/>
       </w:rPr>
       <w:tblPr/>
@@ -15270,6 +16022,7 @@
       <w:spacing w:after="0" w:line="240" w:lineRule="auto"/>
     </w:pPr>
     <w:rPr>
+      <w:rFonts w:eastAsia="黑体"/>
       <w:color w:themeColor="text1" w:val="000000"/>
     </w:rPr>
     <w:tblPr>
@@ -15291,6 +16044,7 @@
     </w:tcPr>
     <w:tblStylePr w:type="firstRow">
       <w:rPr>
+        <w:rFonts w:eastAsia="黑体"/>
         <w:b/>
         <w:bCs/>
       </w:rPr>
@@ -15301,6 +16055,7 @@
     </w:tblStylePr>
     <w:tblStylePr w:type="lastRow">
       <w:rPr>
+        <w:rFonts w:eastAsia="黑体"/>
         <w:b/>
         <w:bCs/>
         <w:color w:themeColor="text1" w:val="000000"/>
@@ -15312,6 +16067,7 @@
     </w:tblStylePr>
     <w:tblStylePr w:type="firstCol">
       <w:rPr>
+        <w:rFonts w:eastAsia="黑体"/>
         <w:color w:themeColor="background1" w:val="FFFFFF"/>
       </w:rPr>
       <w:tblPr/>
@@ -15321,6 +16077,7 @@
     </w:tblStylePr>
     <w:tblStylePr w:type="lastCol">
       <w:rPr>
+        <w:rFonts w:eastAsia="黑体"/>
         <w:color w:themeColor="background1" w:val="FFFFFF"/>
       </w:rPr>
       <w:tblPr/>
@@ -15353,6 +16110,7 @@
     <w:name w:val="KeywordTok"/>
     <w:basedOn w:val="VerbatimChar"/>
     <w:rPr>
+      <w:rFonts w:eastAsia="黑体"/>
       <w:b/>
       <w:color w:val="007020"/>
     </w:rPr>
@@ -15361,6 +16119,7 @@
     <w:name w:val="DataTypeTok"/>
     <w:basedOn w:val="VerbatimChar"/>
     <w:rPr>
+      <w:rFonts w:eastAsia="黑体"/>
       <w:color w:val="902000"/>
     </w:rPr>
   </w:style>
@@ -15368,6 +16127,7 @@
     <w:name w:val="DecValTok"/>
     <w:basedOn w:val="VerbatimChar"/>
     <w:rPr>
+      <w:rFonts w:eastAsia="黑体"/>
       <w:color w:val="40a070"/>
     </w:rPr>
   </w:style>
@@ -15375,6 +16135,7 @@
     <w:name w:val="BaseNTok"/>
     <w:basedOn w:val="VerbatimChar"/>
     <w:rPr>
+      <w:rFonts w:eastAsia="黑体"/>
       <w:color w:val="40a070"/>
     </w:rPr>
   </w:style>
@@ -15382,6 +16143,7 @@
     <w:name w:val="FloatTok"/>
     <w:basedOn w:val="VerbatimChar"/>
     <w:rPr>
+      <w:rFonts w:eastAsia="黑体"/>
       <w:color w:val="40a070"/>
     </w:rPr>
   </w:style>
@@ -15389,6 +16151,7 @@
     <w:name w:val="ConstantTok"/>
     <w:basedOn w:val="VerbatimChar"/>
     <w:rPr>
+      <w:rFonts w:eastAsia="黑体"/>
       <w:color w:val="880000"/>
     </w:rPr>
   </w:style>
@@ -15396,6 +16159,7 @@
     <w:name w:val="CharTok"/>
     <w:basedOn w:val="VerbatimChar"/>
     <w:rPr>
+      <w:rFonts w:eastAsia="黑体"/>
       <w:color w:val="4070a0"/>
     </w:rPr>
   </w:style>
@@ -15403,6 +16167,7 @@
     <w:name w:val="SpecialCharTok"/>
     <w:basedOn w:val="VerbatimChar"/>
     <w:rPr>
+      <w:rFonts w:eastAsia="黑体"/>
       <w:color w:val="4070a0"/>
     </w:rPr>
   </w:style>
@@ -15410,6 +16175,7 @@
     <w:name w:val="StringTok"/>
     <w:basedOn w:val="VerbatimChar"/>
     <w:rPr>
+      <w:rFonts w:eastAsia="黑体"/>
       <w:color w:val="4070a0"/>
     </w:rPr>
   </w:style>
@@ -15417,6 +16183,7 @@
     <w:name w:val="VerbatimStringTok"/>
     <w:basedOn w:val="VerbatimChar"/>
     <w:rPr>
+      <w:rFonts w:eastAsia="黑体"/>
       <w:color w:val="4070a0"/>
     </w:rPr>
   </w:style>
@@ -15424,6 +16191,7 @@
     <w:name w:val="SpecialStringTok"/>
     <w:basedOn w:val="VerbatimChar"/>
     <w:rPr>
+      <w:rFonts w:eastAsia="黑体"/>
       <w:color w:val="bb6688"/>
     </w:rPr>
   </w:style>
@@ -15431,6 +16199,7 @@
     <w:name w:val="ImportTok"/>
     <w:basedOn w:val="VerbatimChar"/>
     <w:rPr>
+      <w:rFonts w:eastAsia="黑体"/>
       <w:b/>
       <w:color w:val="008000"/>
     </w:rPr>
@@ -15439,6 +16208,7 @@
     <w:name w:val="CommentTok"/>
     <w:basedOn w:val="VerbatimChar"/>
     <w:rPr>
+      <w:rFonts w:eastAsia="黑体"/>
       <w:i/>
       <w:color w:val="60a0b0"/>
     </w:rPr>
@@ -15447,6 +16217,7 @@
     <w:name w:val="DocumentationTok"/>
     <w:basedOn w:val="VerbatimChar"/>
     <w:rPr>
+      <w:rFonts w:eastAsia="黑体"/>
       <w:i/>
       <w:color w:val="ba2121"/>
     </w:rPr>
@@ -15455,6 +16226,7 @@
     <w:name w:val="AnnotationTok"/>
     <w:basedOn w:val="VerbatimChar"/>
     <w:rPr>
+      <w:rFonts w:eastAsia="黑体"/>
       <w:b/>
       <w:i/>
       <w:color w:val="60a0b0"/>
@@ -15464,6 +16236,7 @@
     <w:name w:val="CommentVarTok"/>
     <w:basedOn w:val="VerbatimChar"/>
     <w:rPr>
+      <w:rFonts w:eastAsia="黑体"/>
       <w:b/>
       <w:i/>
       <w:color w:val="60a0b0"/>
@@ -15473,6 +16246,7 @@
     <w:name w:val="OtherTok"/>
     <w:basedOn w:val="VerbatimChar"/>
     <w:rPr>
+      <w:rFonts w:eastAsia="黑体"/>
       <w:color w:val="007020"/>
     </w:rPr>
   </w:style>
@@ -15480,6 +16254,7 @@
     <w:name w:val="FunctionTok"/>
     <w:basedOn w:val="VerbatimChar"/>
     <w:rPr>
+      <w:rFonts w:eastAsia="黑体"/>
       <w:color w:val="06287e"/>
     </w:rPr>
   </w:style>
@@ -15487,6 +16262,7 @@
     <w:name w:val="VariableTok"/>
     <w:basedOn w:val="VerbatimChar"/>
     <w:rPr>
+      <w:rFonts w:eastAsia="黑体"/>
       <w:color w:val="19177c"/>
     </w:rPr>
   </w:style>
@@ -15494,6 +16270,7 @@
     <w:name w:val="ControlFlowTok"/>
     <w:basedOn w:val="VerbatimChar"/>
     <w:rPr>
+      <w:rFonts w:eastAsia="黑体"/>
       <w:b/>
       <w:color w:val="007020"/>
     </w:rPr>
@@ -15502,6 +16279,7 @@
     <w:name w:val="OperatorTok"/>
     <w:basedOn w:val="VerbatimChar"/>
     <w:rPr>
+      <w:rFonts w:eastAsia="黑体"/>
       <w:color w:val="666666"/>
     </w:rPr>
   </w:style>
@@ -15509,18 +16287,22 @@
     <w:name w:val="BuiltInTok"/>
     <w:basedOn w:val="VerbatimChar"/>
     <w:rPr>
+      <w:rFonts w:eastAsia="黑体"/>
       <w:color w:val="008000"/>
     </w:rPr>
   </w:style>
   <w:style w:type="character" w:customStyle="1" w:styleId="ExtensionTok">
     <w:name w:val="ExtensionTok"/>
     <w:basedOn w:val="VerbatimChar"/>
-    <w:rPr/>
+    <w:rPr>
+      <w:rFonts w:eastAsia="黑体"/>
+    </w:rPr>
   </w:style>
   <w:style w:type="character" w:customStyle="1" w:styleId="PreprocessorTok">
     <w:name w:val="PreprocessorTok"/>
     <w:basedOn w:val="VerbatimChar"/>
     <w:rPr>
+      <w:rFonts w:eastAsia="黑体"/>
       <w:color w:val="bc7a00"/>
     </w:rPr>
   </w:style>
@@ -15528,18 +16310,22 @@
     <w:name w:val="AttributeTok"/>
     <w:basedOn w:val="VerbatimChar"/>
     <w:rPr>
+      <w:rFonts w:eastAsia="黑体"/>
       <w:color w:val="7d9029"/>
     </w:rPr>
   </w:style>
   <w:style w:type="character" w:customStyle="1" w:styleId="RegionMarkerTok">
     <w:name w:val="RegionMarkerTok"/>
     <w:basedOn w:val="VerbatimChar"/>
-    <w:rPr/>
+    <w:rPr>
+      <w:rFonts w:eastAsia="黑体"/>
+    </w:rPr>
   </w:style>
   <w:style w:type="character" w:customStyle="1" w:styleId="InformationTok">
     <w:name w:val="InformationTok"/>
     <w:basedOn w:val="VerbatimChar"/>
     <w:rPr>
+      <w:rFonts w:eastAsia="黑体"/>
       <w:b/>
       <w:i/>
       <w:color w:val="60a0b0"/>
@@ -15549,6 +16335,7 @@
     <w:name w:val="WarningTok"/>
     <w:basedOn w:val="VerbatimChar"/>
     <w:rPr>
+      <w:rFonts w:eastAsia="黑体"/>
       <w:b/>
       <w:i/>
       <w:color w:val="60a0b0"/>
@@ -15558,6 +16345,7 @@
     <w:name w:val="AlertTok"/>
     <w:basedOn w:val="VerbatimChar"/>
     <w:rPr>
+      <w:rFonts w:eastAsia="黑体"/>
       <w:b/>
       <w:color w:val="ff0000"/>
     </w:rPr>
@@ -15566,6 +16354,7 @@
     <w:name w:val="ErrorTok"/>
     <w:basedOn w:val="VerbatimChar"/>
     <w:rPr>
+      <w:rFonts w:eastAsia="黑体"/>
       <w:b/>
       <w:color w:val="ff0000"/>
     </w:rPr>
@@ -15573,7 +16362,9 @@
   <w:style w:type="character" w:customStyle="1" w:styleId="NormalTok">
     <w:name w:val="NormalTok"/>
     <w:basedOn w:val="VerbatimChar"/>
-    <w:rPr/>
+    <w:rPr>
+      <w:rFonts w:eastAsia="黑体"/>
+    </w:rPr>
   </w:style>
 </w:styles>
 </file>
@@ -15622,12 +16413,12 @@
     <a:fontScheme name="Office">
       <a:majorFont>
         <a:latin typeface="Calibri"/>
-        <a:ea typeface=""/>
+        <a:ea typeface="黑体"/>
         <a:cs typeface=""/>
         <a:font script="Jpan" typeface="ＭＳ ゴシック"/>
         <a:font script="Hang" typeface="맑은 고딕"/>
-        <a:font script="Hans" typeface="宋体"/>
-        <a:font script="Hant" typeface="新細明體"/>
+        <a:font script="Hans" typeface="黑体"/>
+        <a:font script="Hant" typeface="黑体"/>
         <a:font script="Arab" typeface="Times New Roman"/>
         <a:font script="Hebr" typeface="Times New Roman"/>
         <a:font script="Thai" typeface="Angsana New"/>
@@ -15657,12 +16448,12 @@
       </a:majorFont>
       <a:minorFont>
         <a:latin typeface="Cambria"/>
-        <a:ea typeface=""/>
+        <a:ea typeface="黑体"/>
         <a:cs typeface=""/>
         <a:font script="Jpan" typeface="ＭＳ 明朝"/>
         <a:font script="Hang" typeface="맑은 고딕"/>
-        <a:font script="Hans" typeface="宋体"/>
-        <a:font script="Hant" typeface="新細明體"/>
+        <a:font script="Hans" typeface="黑体"/>
+        <a:font script="Hant" typeface="黑体"/>
         <a:font script="Arab" typeface="Arial"/>
         <a:font script="Hebr" typeface="Arial"/>
         <a:font script="Thai" typeface="Cordia New"/>

--- a/05-数字电路/01-组合逻辑电路/数值比较器电路/数值比较器电路.docx
+++ b/05-数字电路/01-组合逻辑电路/数值比较器电路/数值比较器电路.docx
@@ -3342,7 +3342,7 @@
           <w:color w:val="555555"/>
           <w:sz w:val="21"/>
         </w:rPr>
-        <w:t>材料收集者：杜文杰，WX手机：19519196569，QQ:3478827729</w:t>
+        <w:t>材料收集者：杜文杰，微信/手机：19519196569，QQ:3478827729</w:t>
       </w:r>
     </w:p>
     <w:sectPr>
